--- a/SCI/03_[KLTN - 86] UserStory.docx
+++ b/SCI/03_[KLTN - 86] UserStory.docx
@@ -826,7 +826,6 @@
           <w:lang w:val="vi-VN"/>
         </w:rPr>
         <w:sectPr>
-          <w:footerReference w:type="default" r:id="rId9"/>
           <w:pgSz w:w="11907" w:h="16839" w:code="9"/>
           <w:pgMar w:top="1134" w:right="851" w:bottom="1134" w:left="1701" w:header="720" w:footer="720" w:gutter="0"/>
           <w:cols w:space="720"/>
@@ -1075,10 +1074,10 @@
             <w:r>
               <w:rPr>
                 <w:rFonts w:ascii="Times New Roman" w:hAnsi="Times New Roman" w:cs="Times New Roman"/>
-                <w:sz w:val="24"/>
-                <w:szCs w:val="24"/>
-              </w:rPr>
-              <w:t>12/03/2026</w:t>
+                <w:sz w:val="26"/>
+                <w:szCs w:val="26"/>
+              </w:rPr>
+              <w:t>17/03/2026</w:t>
             </w:r>
           </w:p>
         </w:tc>
@@ -1126,10 +1125,10 @@
             <w:r>
               <w:rPr>
                 <w:rFonts w:ascii="Times New Roman" w:hAnsi="Times New Roman" w:cs="Times New Roman"/>
-                <w:sz w:val="24"/>
-                <w:szCs w:val="24"/>
-              </w:rPr>
-              <w:t>15/05/2026</w:t>
+                <w:sz w:val="26"/>
+                <w:szCs w:val="26"/>
+              </w:rPr>
+              <w:t>17/03/2026</w:t>
             </w:r>
           </w:p>
         </w:tc>
@@ -1236,15 +1235,7 @@
                 <w:sz w:val="26"/>
                 <w:szCs w:val="26"/>
               </w:rPr>
-              <w:t xml:space="preserve">ThS. </w:t>
-            </w:r>
-            <w:r>
-              <w:rPr>
-                <w:rFonts w:ascii="Times New Roman" w:hAnsi="Times New Roman" w:cs="Times New Roman"/>
-                <w:sz w:val="24"/>
-                <w:szCs w:val="24"/>
-              </w:rPr>
-              <w:t>Trần Bàn Thạch</w:t>
+              <w:t>ThS. Trần Bàn Thạch</w:t>
             </w:r>
           </w:p>
           <w:p>
@@ -1369,8 +1360,8 @@
             <w:r>
               <w:rPr>
                 <w:rFonts w:ascii="Times New Roman" w:hAnsi="Times New Roman" w:cs="Times New Roman"/>
-                <w:sz w:val="24"/>
-                <w:szCs w:val="24"/>
+                <w:sz w:val="26"/>
+                <w:szCs w:val="26"/>
               </w:rPr>
               <w:t>Trần Bàn Thạch</w:t>
             </w:r>
@@ -1477,16 +1468,16 @@
             <w:r>
               <w:rPr>
                 <w:rFonts w:ascii="Times New Roman" w:hAnsi="Times New Roman" w:cs="Times New Roman"/>
-                <w:sz w:val="24"/>
-                <w:szCs w:val="24"/>
+                <w:sz w:val="26"/>
+                <w:szCs w:val="26"/>
               </w:rPr>
               <w:t>Nguyễn</w:t>
             </w:r>
             <w:r>
               <w:rPr>
                 <w:rFonts w:ascii="Times New Roman" w:hAnsi="Times New Roman" w:cs="Times New Roman"/>
-                <w:sz w:val="24"/>
-                <w:szCs w:val="24"/>
+                <w:sz w:val="26"/>
+                <w:szCs w:val="26"/>
                 <w:lang w:val="vi-VN"/>
               </w:rPr>
               <w:t xml:space="preserve"> Nhật Hoàng</w:t>
@@ -1510,8 +1501,8 @@
             <w:r>
               <w:rPr>
                 <w:rFonts w:ascii="Times New Roman" w:hAnsi="Times New Roman" w:cs="Times New Roman"/>
-                <w:sz w:val="24"/>
-                <w:szCs w:val="24"/>
+                <w:sz w:val="26"/>
+                <w:szCs w:val="26"/>
               </w:rPr>
               <w:t>hoangnguyenggggg11@gmail.com</w:t>
             </w:r>
@@ -1534,8 +1525,8 @@
             <w:r>
               <w:rPr>
                 <w:rFonts w:ascii="Times New Roman" w:hAnsi="Times New Roman" w:cs="Times New Roman"/>
-                <w:sz w:val="24"/>
-                <w:szCs w:val="24"/>
+                <w:sz w:val="26"/>
+                <w:szCs w:val="26"/>
               </w:rPr>
               <w:t>0372659323</w:t>
             </w:r>
@@ -1586,16 +1577,16 @@
             <w:r>
               <w:rPr>
                 <w:rFonts w:ascii="Times New Roman" w:hAnsi="Times New Roman" w:cs="Times New Roman"/>
-                <w:sz w:val="24"/>
-                <w:szCs w:val="24"/>
+                <w:sz w:val="26"/>
+                <w:szCs w:val="26"/>
               </w:rPr>
               <w:t>Nguyễn</w:t>
             </w:r>
             <w:r>
               <w:rPr>
                 <w:rFonts w:ascii="Times New Roman" w:hAnsi="Times New Roman" w:cs="Times New Roman"/>
-                <w:sz w:val="24"/>
-                <w:szCs w:val="24"/>
+                <w:sz w:val="26"/>
+                <w:szCs w:val="26"/>
                 <w:lang w:val="vi-VN"/>
               </w:rPr>
               <w:t xml:space="preserve"> Thị Thu Hà</w:t>
@@ -1618,8 +1609,8 @@
             <w:r>
               <w:rPr>
                 <w:rFonts w:ascii="Times New Roman" w:hAnsi="Times New Roman" w:cs="Times New Roman"/>
-                <w:sz w:val="24"/>
-                <w:szCs w:val="24"/>
+                <w:sz w:val="26"/>
+                <w:szCs w:val="26"/>
               </w:rPr>
               <w:t>haathu33@gmail.com</w:t>
             </w:r>
@@ -1641,8 +1632,8 @@
             <w:r>
               <w:rPr>
                 <w:rFonts w:ascii="Times New Roman" w:hAnsi="Times New Roman" w:cs="Times New Roman"/>
-                <w:sz w:val="24"/>
-                <w:szCs w:val="24"/>
+                <w:sz w:val="26"/>
+                <w:szCs w:val="26"/>
               </w:rPr>
               <w:t>0869766309</w:t>
             </w:r>
@@ -1683,16 +1674,16 @@
             <w:r>
               <w:rPr>
                 <w:rFonts w:ascii="Times New Roman" w:hAnsi="Times New Roman" w:cs="Times New Roman"/>
-                <w:sz w:val="24"/>
-                <w:szCs w:val="24"/>
+                <w:sz w:val="26"/>
+                <w:szCs w:val="26"/>
               </w:rPr>
               <w:t>Nguyễn</w:t>
             </w:r>
             <w:r>
               <w:rPr>
                 <w:rFonts w:ascii="Times New Roman" w:hAnsi="Times New Roman" w:cs="Times New Roman"/>
-                <w:sz w:val="24"/>
-                <w:szCs w:val="24"/>
+                <w:sz w:val="26"/>
+                <w:szCs w:val="26"/>
                 <w:lang w:val="vi-VN"/>
               </w:rPr>
               <w:t xml:space="preserve"> Đắc Hải</w:t>
@@ -1715,8 +1706,8 @@
             <w:r>
               <w:rPr>
                 <w:rFonts w:ascii="Times New Roman" w:hAnsi="Times New Roman" w:cs="Times New Roman"/>
-                <w:sz w:val="24"/>
-                <w:szCs w:val="24"/>
+                <w:sz w:val="26"/>
+                <w:szCs w:val="26"/>
               </w:rPr>
               <w:t>ndachai2003@gmail.com</w:t>
             </w:r>
@@ -1738,8 +1729,8 @@
             <w:r>
               <w:rPr>
                 <w:rFonts w:ascii="Times New Roman" w:hAnsi="Times New Roman" w:cs="Times New Roman"/>
-                <w:sz w:val="24"/>
-                <w:szCs w:val="24"/>
+                <w:sz w:val="26"/>
+                <w:szCs w:val="26"/>
               </w:rPr>
               <w:t>0866983360</w:t>
             </w:r>
@@ -1780,16 +1771,16 @@
             <w:r>
               <w:rPr>
                 <w:rFonts w:ascii="Times New Roman" w:hAnsi="Times New Roman" w:cs="Times New Roman"/>
-                <w:sz w:val="24"/>
-                <w:szCs w:val="24"/>
+                <w:sz w:val="26"/>
+                <w:szCs w:val="26"/>
               </w:rPr>
               <w:t>Dương</w:t>
             </w:r>
             <w:r>
               <w:rPr>
                 <w:rFonts w:ascii="Times New Roman" w:hAnsi="Times New Roman" w:cs="Times New Roman"/>
-                <w:sz w:val="24"/>
-                <w:szCs w:val="24"/>
+                <w:sz w:val="26"/>
+                <w:szCs w:val="26"/>
                 <w:lang w:val="vi-VN"/>
               </w:rPr>
               <w:t xml:space="preserve"> Thanh Khải</w:t>
@@ -1812,8 +1803,8 @@
             <w:r>
               <w:rPr>
                 <w:rFonts w:ascii="Times New Roman" w:hAnsi="Times New Roman" w:cs="Times New Roman"/>
-                <w:sz w:val="24"/>
-                <w:szCs w:val="24"/>
+                <w:sz w:val="26"/>
+                <w:szCs w:val="26"/>
               </w:rPr>
               <w:t>thanhkhai600@gmail.com</w:t>
             </w:r>
@@ -1835,8 +1826,8 @@
             <w:r>
               <w:rPr>
                 <w:rFonts w:ascii="Times New Roman" w:hAnsi="Times New Roman" w:cs="Times New Roman"/>
-                <w:sz w:val="24"/>
-                <w:szCs w:val="24"/>
+                <w:sz w:val="26"/>
+                <w:szCs w:val="26"/>
               </w:rPr>
               <w:t>0962056510</w:t>
             </w:r>
@@ -1877,16 +1868,16 @@
             <w:r>
               <w:rPr>
                 <w:rFonts w:ascii="Times New Roman" w:hAnsi="Times New Roman" w:cs="Times New Roman"/>
-                <w:sz w:val="24"/>
-                <w:szCs w:val="24"/>
+                <w:sz w:val="26"/>
+                <w:szCs w:val="26"/>
               </w:rPr>
               <w:t>Trần</w:t>
             </w:r>
             <w:r>
               <w:rPr>
                 <w:rFonts w:ascii="Times New Roman" w:hAnsi="Times New Roman" w:cs="Times New Roman"/>
-                <w:sz w:val="24"/>
-                <w:szCs w:val="24"/>
+                <w:sz w:val="26"/>
+                <w:szCs w:val="26"/>
                 <w:lang w:val="vi-VN"/>
               </w:rPr>
               <w:t xml:space="preserve"> Duy Phước</w:t>
@@ -1909,8 +1900,8 @@
             <w:r>
               <w:rPr>
                 <w:rFonts w:ascii="Times New Roman" w:hAnsi="Times New Roman" w:cs="Times New Roman"/>
-                <w:sz w:val="24"/>
-                <w:szCs w:val="24"/>
+                <w:sz w:val="26"/>
+                <w:szCs w:val="26"/>
               </w:rPr>
               <w:t>phuocbeo321@gmail.com</w:t>
             </w:r>
@@ -1932,8 +1923,8 @@
             <w:r>
               <w:rPr>
                 <w:rFonts w:ascii="Times New Roman" w:hAnsi="Times New Roman" w:cs="Times New Roman"/>
-                <w:sz w:val="24"/>
-                <w:szCs w:val="24"/>
+                <w:sz w:val="26"/>
+                <w:szCs w:val="26"/>
               </w:rPr>
               <w:t>0389807747</w:t>
             </w:r>
@@ -2384,31 +2375,7 @@
                 <w:sz w:val="26"/>
                 <w:szCs w:val="26"/>
               </w:rPr>
-              <w:t>01</w:t>
-            </w:r>
-            <w:r>
-              <w:rPr>
-                <w:rFonts w:ascii="Times New Roman" w:hAnsi="Times New Roman" w:cs="Times New Roman"/>
-                <w:sz w:val="26"/>
-                <w:szCs w:val="26"/>
-              </w:rPr>
-              <w:t>/0</w:t>
-            </w:r>
-            <w:r>
-              <w:rPr>
-                <w:rFonts w:ascii="Times New Roman" w:hAnsi="Times New Roman" w:cs="Times New Roman"/>
-                <w:sz w:val="26"/>
-                <w:szCs w:val="26"/>
-              </w:rPr>
-              <w:t>4</w:t>
-            </w:r>
-            <w:r>
-              <w:rPr>
-                <w:rFonts w:ascii="Times New Roman" w:hAnsi="Times New Roman" w:cs="Times New Roman"/>
-                <w:sz w:val="26"/>
-                <w:szCs w:val="26"/>
-              </w:rPr>
-              <w:t>/2026</w:t>
+              <w:t>17/03/2026</w:t>
             </w:r>
           </w:p>
         </w:tc>
@@ -2424,8 +2391,26 @@
                 <w:rFonts w:ascii="Times New Roman" w:hAnsi="Times New Roman" w:cs="Times New Roman"/>
                 <w:sz w:val="26"/>
                 <w:szCs w:val="26"/>
-              </w:rPr>
-            </w:pPr>
+                <w:lang w:val="vi-VN"/>
+              </w:rPr>
+            </w:pPr>
+            <w:r>
+              <w:rPr>
+                <w:rFonts w:ascii="Times New Roman" w:hAnsi="Times New Roman" w:cs="Times New Roman"/>
+                <w:sz w:val="26"/>
+                <w:szCs w:val="26"/>
+              </w:rPr>
+              <w:t>Tạo</w:t>
+            </w:r>
+            <w:r>
+              <w:rPr>
+                <w:rFonts w:ascii="Times New Roman" w:hAnsi="Times New Roman" w:cs="Times New Roman"/>
+                <w:sz w:val="26"/>
+                <w:szCs w:val="26"/>
+                <w:lang w:val="vi-VN"/>
+              </w:rPr>
+              <w:t xml:space="preserve"> tài liệu</w:t>
+            </w:r>
           </w:p>
         </w:tc>
       </w:tr>
@@ -2512,6 +2497,14 @@
                 <w:szCs w:val="26"/>
               </w:rPr>
             </w:pPr>
+            <w:r>
+              <w:rPr>
+                <w:rFonts w:ascii="Times New Roman" w:hAnsi="Times New Roman" w:cs="Times New Roman"/>
+                <w:sz w:val="26"/>
+                <w:szCs w:val="26"/>
+              </w:rPr>
+              <w:t>17/03/2026</w:t>
+            </w:r>
           </w:p>
         </w:tc>
         <w:tc>
@@ -2526,8 +2519,26 @@
                 <w:rFonts w:ascii="Times New Roman" w:hAnsi="Times New Roman" w:cs="Times New Roman"/>
                 <w:sz w:val="26"/>
                 <w:szCs w:val="26"/>
-              </w:rPr>
-            </w:pPr>
+                <w:lang w:val="vi-VN"/>
+              </w:rPr>
+            </w:pPr>
+            <w:r>
+              <w:rPr>
+                <w:rFonts w:ascii="Times New Roman" w:hAnsi="Times New Roman" w:cs="Times New Roman"/>
+                <w:sz w:val="26"/>
+                <w:szCs w:val="26"/>
+              </w:rPr>
+              <w:t>Chỉnh</w:t>
+            </w:r>
+            <w:r>
+              <w:rPr>
+                <w:rFonts w:ascii="Times New Roman" w:hAnsi="Times New Roman" w:cs="Times New Roman"/>
+                <w:sz w:val="26"/>
+                <w:szCs w:val="26"/>
+                <w:lang w:val="vi-VN"/>
+              </w:rPr>
+              <w:t xml:space="preserve"> sửa tài liệu</w:t>
+            </w:r>
           </w:p>
         </w:tc>
       </w:tr>
@@ -2770,13 +2781,23 @@
                 <w:szCs w:val="26"/>
               </w:rPr>
             </w:pPr>
-            <w:r>
-              <w:rPr>
-                <w:rFonts w:ascii="Times New Roman" w:hAnsi="Times New Roman" w:cs="Times New Roman"/>
-                <w:sz w:val="26"/>
-                <w:szCs w:val="26"/>
-              </w:rPr>
-              <w:t>…./…./2026</w:t>
+            <w:proofErr w:type="gramStart"/>
+            <w:r>
+              <w:rPr>
+                <w:rFonts w:ascii="Times New Roman" w:hAnsi="Times New Roman" w:cs="Times New Roman"/>
+                <w:sz w:val="26"/>
+                <w:szCs w:val="26"/>
+              </w:rPr>
+              <w:t>…./…./</w:t>
+            </w:r>
+            <w:proofErr w:type="gramEnd"/>
+            <w:r>
+              <w:rPr>
+                <w:rFonts w:ascii="Times New Roman" w:hAnsi="Times New Roman" w:cs="Times New Roman"/>
+                <w:sz w:val="26"/>
+                <w:szCs w:val="26"/>
+              </w:rPr>
+              <w:t>2026</w:t>
             </w:r>
           </w:p>
         </w:tc>
@@ -2956,13 +2977,23 @@
                 <w:szCs w:val="26"/>
               </w:rPr>
             </w:pPr>
-            <w:r>
-              <w:rPr>
-                <w:rFonts w:ascii="Times New Roman" w:hAnsi="Times New Roman" w:cs="Times New Roman"/>
-                <w:sz w:val="26"/>
-                <w:szCs w:val="26"/>
-              </w:rPr>
-              <w:t>…./…./2026</w:t>
+            <w:proofErr w:type="gramStart"/>
+            <w:r>
+              <w:rPr>
+                <w:rFonts w:ascii="Times New Roman" w:hAnsi="Times New Roman" w:cs="Times New Roman"/>
+                <w:sz w:val="26"/>
+                <w:szCs w:val="26"/>
+              </w:rPr>
+              <w:t>…./…./</w:t>
+            </w:r>
+            <w:proofErr w:type="gramEnd"/>
+            <w:r>
+              <w:rPr>
+                <w:rFonts w:ascii="Times New Roman" w:hAnsi="Times New Roman" w:cs="Times New Roman"/>
+                <w:sz w:val="26"/>
+                <w:szCs w:val="26"/>
+              </w:rPr>
+              <w:t>2026</w:t>
             </w:r>
           </w:p>
         </w:tc>
@@ -3151,13 +3182,23 @@
                 <w:szCs w:val="26"/>
               </w:rPr>
             </w:pPr>
-            <w:r>
-              <w:rPr>
-                <w:rFonts w:ascii="Times New Roman" w:hAnsi="Times New Roman" w:cs="Times New Roman"/>
-                <w:sz w:val="26"/>
-                <w:szCs w:val="26"/>
-              </w:rPr>
-              <w:t>…./…./2026</w:t>
+            <w:proofErr w:type="gramStart"/>
+            <w:r>
+              <w:rPr>
+                <w:rFonts w:ascii="Times New Roman" w:hAnsi="Times New Roman" w:cs="Times New Roman"/>
+                <w:sz w:val="26"/>
+                <w:szCs w:val="26"/>
+              </w:rPr>
+              <w:t>…./…./</w:t>
+            </w:r>
+            <w:proofErr w:type="gramEnd"/>
+            <w:r>
+              <w:rPr>
+                <w:rFonts w:ascii="Times New Roman" w:hAnsi="Times New Roman" w:cs="Times New Roman"/>
+                <w:sz w:val="26"/>
+                <w:szCs w:val="26"/>
+              </w:rPr>
+              <w:t>2026</w:t>
             </w:r>
           </w:p>
         </w:tc>
@@ -3346,13 +3387,23 @@
                 <w:szCs w:val="26"/>
               </w:rPr>
             </w:pPr>
-            <w:r>
-              <w:rPr>
-                <w:rFonts w:ascii="Times New Roman" w:hAnsi="Times New Roman" w:cs="Times New Roman"/>
-                <w:sz w:val="26"/>
-                <w:szCs w:val="26"/>
-              </w:rPr>
-              <w:t>…./…./2026</w:t>
+            <w:proofErr w:type="gramStart"/>
+            <w:r>
+              <w:rPr>
+                <w:rFonts w:ascii="Times New Roman" w:hAnsi="Times New Roman" w:cs="Times New Roman"/>
+                <w:sz w:val="26"/>
+                <w:szCs w:val="26"/>
+              </w:rPr>
+              <w:t>…./…./</w:t>
+            </w:r>
+            <w:proofErr w:type="gramEnd"/>
+            <w:r>
+              <w:rPr>
+                <w:rFonts w:ascii="Times New Roman" w:hAnsi="Times New Roman" w:cs="Times New Roman"/>
+                <w:sz w:val="26"/>
+                <w:szCs w:val="26"/>
+              </w:rPr>
+              <w:t>2026</w:t>
             </w:r>
           </w:p>
         </w:tc>
@@ -3530,13 +3581,23 @@
                 <w:szCs w:val="26"/>
               </w:rPr>
             </w:pPr>
-            <w:r>
-              <w:rPr>
-                <w:rFonts w:ascii="Times New Roman" w:hAnsi="Times New Roman" w:cs="Times New Roman"/>
-                <w:sz w:val="26"/>
-                <w:szCs w:val="26"/>
-              </w:rPr>
-              <w:t>…./…./2026</w:t>
+            <w:proofErr w:type="gramStart"/>
+            <w:r>
+              <w:rPr>
+                <w:rFonts w:ascii="Times New Roman" w:hAnsi="Times New Roman" w:cs="Times New Roman"/>
+                <w:sz w:val="26"/>
+                <w:szCs w:val="26"/>
+              </w:rPr>
+              <w:t>…./…./</w:t>
+            </w:r>
+            <w:proofErr w:type="gramEnd"/>
+            <w:r>
+              <w:rPr>
+                <w:rFonts w:ascii="Times New Roman" w:hAnsi="Times New Roman" w:cs="Times New Roman"/>
+                <w:sz w:val="26"/>
+                <w:szCs w:val="26"/>
+              </w:rPr>
+              <w:t>2026</w:t>
             </w:r>
           </w:p>
         </w:tc>
@@ -3705,13 +3766,23 @@
                 <w:szCs w:val="26"/>
               </w:rPr>
             </w:pPr>
-            <w:r>
-              <w:rPr>
-                <w:rFonts w:ascii="Times New Roman" w:hAnsi="Times New Roman" w:cs="Times New Roman"/>
-                <w:sz w:val="26"/>
-                <w:szCs w:val="26"/>
-              </w:rPr>
-              <w:t>…./…./2026</w:t>
+            <w:proofErr w:type="gramStart"/>
+            <w:r>
+              <w:rPr>
+                <w:rFonts w:ascii="Times New Roman" w:hAnsi="Times New Roman" w:cs="Times New Roman"/>
+                <w:sz w:val="26"/>
+                <w:szCs w:val="26"/>
+              </w:rPr>
+              <w:t>…./…./</w:t>
+            </w:r>
+            <w:proofErr w:type="gramEnd"/>
+            <w:r>
+              <w:rPr>
+                <w:rFonts w:ascii="Times New Roman" w:hAnsi="Times New Roman" w:cs="Times New Roman"/>
+                <w:sz w:val="26"/>
+                <w:szCs w:val="26"/>
+              </w:rPr>
+              <w:t>2026</w:t>
             </w:r>
           </w:p>
         </w:tc>
@@ -3892,13 +3963,23 @@
                 <w:szCs w:val="26"/>
               </w:rPr>
             </w:pPr>
-            <w:r>
-              <w:rPr>
-                <w:rFonts w:ascii="Times New Roman" w:hAnsi="Times New Roman" w:cs="Times New Roman"/>
-                <w:sz w:val="26"/>
-                <w:szCs w:val="26"/>
-              </w:rPr>
-              <w:t>…./…./2026</w:t>
+            <w:proofErr w:type="gramStart"/>
+            <w:r>
+              <w:rPr>
+                <w:rFonts w:ascii="Times New Roman" w:hAnsi="Times New Roman" w:cs="Times New Roman"/>
+                <w:sz w:val="26"/>
+                <w:szCs w:val="26"/>
+              </w:rPr>
+              <w:t>…./…./</w:t>
+            </w:r>
+            <w:proofErr w:type="gramEnd"/>
+            <w:r>
+              <w:rPr>
+                <w:rFonts w:ascii="Times New Roman" w:hAnsi="Times New Roman" w:cs="Times New Roman"/>
+                <w:sz w:val="26"/>
+                <w:szCs w:val="26"/>
+              </w:rPr>
+              <w:t>2026</w:t>
             </w:r>
           </w:p>
         </w:tc>
@@ -3935,8 +4016,8 @@
           <w:szCs w:val="26"/>
         </w:rPr>
         <w:sectPr>
-          <w:headerReference w:type="default" r:id="rId10"/>
-          <w:footerReference w:type="default" r:id="rId11"/>
+          <w:headerReference w:type="default" r:id="rId9"/>
+          <w:footerReference w:type="default" r:id="rId10"/>
           <w:pgSz w:w="11907" w:h="16839" w:code="9"/>
           <w:pgMar w:top="1134" w:right="851" w:bottom="1134" w:left="1701" w:header="567" w:footer="680" w:gutter="0"/>
           <w:pgNumType w:start="1"/>
@@ -3957,11 +4038,9 @@
       <w:sdtPr>
         <w:rPr>
           <w:rFonts w:ascii="Times New Roman" w:eastAsiaTheme="minorHAnsi" w:hAnsi="Times New Roman" w:cs="Times New Roman"/>
-          <w:b w:val="0"/>
-          <w:bCs w:val="0"/>
           <w:color w:val="auto"/>
-          <w:sz w:val="22"/>
-          <w:szCs w:val="22"/>
+          <w:sz w:val="32"/>
+          <w:szCs w:val="32"/>
           <w:lang w:eastAsia="en-US"/>
         </w:rPr>
         <w:id w:val="-1771300197"/>
@@ -3972,13 +4051,18 @@
       </w:sdtPr>
       <w:sdtEndPr>
         <w:rPr>
+          <w:b w:val="0"/>
+          <w:bCs w:val="0"/>
           <w:noProof/>
+          <w:sz w:val="26"/>
+          <w:szCs w:val="26"/>
         </w:rPr>
       </w:sdtEndPr>
       <w:sdtContent>
         <w:p>
           <w:pPr>
             <w:pStyle w:val="TOCHeading"/>
+            <w:spacing w:before="0" w:line="360" w:lineRule="auto"/>
             <w:jc w:val="center"/>
             <w:rPr>
               <w:rFonts w:ascii="Times New Roman" w:hAnsi="Times New Roman" w:cs="Times New Roman"/>
@@ -4011,12 +4095,13 @@
         <w:p>
           <w:pPr>
             <w:pStyle w:val="TOC1"/>
+            <w:spacing w:after="0" w:line="360" w:lineRule="auto"/>
             <w:rPr>
               <w:rFonts w:ascii="Times New Roman" w:eastAsiaTheme="minorEastAsia" w:hAnsi="Times New Roman" w:cs="Times New Roman"/>
               <w:noProof/>
               <w:kern w:val="2"/>
-              <w:sz w:val="24"/>
-              <w:szCs w:val="24"/>
+              <w:sz w:val="26"/>
+              <w:szCs w:val="26"/>
               <w:lang w:eastAsia="zh-CN"/>
               <w14:ligatures w14:val="standardContextual"/>
             </w:rPr>
@@ -4024,29 +4109,35 @@
           <w:r>
             <w:rPr>
               <w:rFonts w:ascii="Times New Roman" w:hAnsi="Times New Roman" w:cs="Times New Roman"/>
+              <w:sz w:val="26"/>
+              <w:szCs w:val="26"/>
             </w:rPr>
             <w:fldChar w:fldCharType="begin"/>
           </w:r>
           <w:r>
             <w:rPr>
               <w:rFonts w:ascii="Times New Roman" w:hAnsi="Times New Roman" w:cs="Times New Roman"/>
+              <w:sz w:val="26"/>
+              <w:szCs w:val="26"/>
             </w:rPr>
             <w:instrText xml:space="preserve"> TOC \o "1-3" \h \z \u </w:instrText>
           </w:r>
           <w:r>
             <w:rPr>
               <w:rFonts w:ascii="Times New Roman" w:hAnsi="Times New Roman" w:cs="Times New Roman"/>
+              <w:sz w:val="26"/>
+              <w:szCs w:val="26"/>
             </w:rPr>
             <w:fldChar w:fldCharType="separate"/>
           </w:r>
-          <w:hyperlink w:anchor="_Toc228375892" w:history="1">
+          <w:hyperlink w:anchor="_Toc229230336" w:history="1">
             <w:r>
               <w:rPr>
                 <w:rStyle w:val="Hyperlink"/>
                 <w:rFonts w:ascii="Times New Roman" w:hAnsi="Times New Roman" w:cs="Times New Roman"/>
                 <w:noProof/>
-                <w:sz w:val="24"/>
-                <w:szCs w:val="24"/>
+                <w:sz w:val="26"/>
+                <w:szCs w:val="26"/>
               </w:rPr>
               <w:t>1.</w:t>
             </w:r>
@@ -4055,8 +4146,8 @@
                 <w:rFonts w:ascii="Times New Roman" w:eastAsiaTheme="minorEastAsia" w:hAnsi="Times New Roman" w:cs="Times New Roman"/>
                 <w:noProof/>
                 <w:kern w:val="2"/>
-                <w:sz w:val="24"/>
-                <w:szCs w:val="24"/>
+                <w:sz w:val="26"/>
+                <w:szCs w:val="26"/>
                 <w:lang w:eastAsia="zh-CN"/>
                 <w14:ligatures w14:val="standardContextual"/>
               </w:rPr>
@@ -4067,8 +4158,8 @@
                 <w:rStyle w:val="Hyperlink"/>
                 <w:rFonts w:ascii="Times New Roman" w:hAnsi="Times New Roman" w:cs="Times New Roman"/>
                 <w:noProof/>
-                <w:sz w:val="24"/>
-                <w:szCs w:val="24"/>
+                <w:sz w:val="26"/>
+                <w:szCs w:val="26"/>
               </w:rPr>
               <w:t>MỤC ĐÍCH TÀI LIÊU</w:t>
             </w:r>
@@ -4077,8 +4168,8 @@
                 <w:rFonts w:ascii="Times New Roman" w:hAnsi="Times New Roman" w:cs="Times New Roman"/>
                 <w:noProof/>
                 <w:webHidden/>
-                <w:sz w:val="24"/>
-                <w:szCs w:val="24"/>
+                <w:sz w:val="26"/>
+                <w:szCs w:val="26"/>
               </w:rPr>
               <w:tab/>
             </w:r>
@@ -4087,8 +4178,8 @@
                 <w:rFonts w:ascii="Times New Roman" w:hAnsi="Times New Roman" w:cs="Times New Roman"/>
                 <w:noProof/>
                 <w:webHidden/>
-                <w:sz w:val="24"/>
-                <w:szCs w:val="24"/>
+                <w:sz w:val="26"/>
+                <w:szCs w:val="26"/>
               </w:rPr>
               <w:fldChar w:fldCharType="begin"/>
             </w:r>
@@ -4097,18 +4188,18 @@
                 <w:rFonts w:ascii="Times New Roman" w:hAnsi="Times New Roman" w:cs="Times New Roman"/>
                 <w:noProof/>
                 <w:webHidden/>
-                <w:sz w:val="24"/>
-                <w:szCs w:val="24"/>
-              </w:rPr>
-              <w:instrText xml:space="preserve"> PAGEREF _Toc228375892 \h </w:instrText>
+                <w:sz w:val="26"/>
+                <w:szCs w:val="26"/>
+              </w:rPr>
+              <w:instrText xml:space="preserve"> PAGEREF _Toc229230336 \h </w:instrText>
             </w:r>
             <w:r>
               <w:rPr>
                 <w:rFonts w:ascii="Times New Roman" w:hAnsi="Times New Roman" w:cs="Times New Roman"/>
                 <w:noProof/>
                 <w:webHidden/>
-                <w:sz w:val="24"/>
-                <w:szCs w:val="24"/>
+                <w:sz w:val="26"/>
+                <w:szCs w:val="26"/>
               </w:rPr>
             </w:r>
             <w:r>
@@ -4116,8 +4207,8 @@
                 <w:rFonts w:ascii="Times New Roman" w:hAnsi="Times New Roman" w:cs="Times New Roman"/>
                 <w:noProof/>
                 <w:webHidden/>
-                <w:sz w:val="24"/>
-                <w:szCs w:val="24"/>
+                <w:sz w:val="26"/>
+                <w:szCs w:val="26"/>
               </w:rPr>
               <w:fldChar w:fldCharType="separate"/>
             </w:r>
@@ -4126,18 +4217,18 @@
                 <w:rFonts w:ascii="Times New Roman" w:hAnsi="Times New Roman" w:cs="Times New Roman"/>
                 <w:noProof/>
                 <w:webHidden/>
-                <w:sz w:val="24"/>
-                <w:szCs w:val="24"/>
-              </w:rPr>
-              <w:t>2</w:t>
+                <w:sz w:val="26"/>
+                <w:szCs w:val="26"/>
+              </w:rPr>
+              <w:t>1</w:t>
             </w:r>
             <w:r>
               <w:rPr>
                 <w:rFonts w:ascii="Times New Roman" w:hAnsi="Times New Roman" w:cs="Times New Roman"/>
                 <w:noProof/>
                 <w:webHidden/>
-                <w:sz w:val="24"/>
-                <w:szCs w:val="24"/>
+                <w:sz w:val="26"/>
+                <w:szCs w:val="26"/>
               </w:rPr>
               <w:fldChar w:fldCharType="end"/>
             </w:r>
@@ -4146,24 +4237,25 @@
         <w:p>
           <w:pPr>
             <w:pStyle w:val="TOC1"/>
+            <w:spacing w:after="0" w:line="360" w:lineRule="auto"/>
             <w:rPr>
               <w:rFonts w:ascii="Times New Roman" w:eastAsiaTheme="minorEastAsia" w:hAnsi="Times New Roman" w:cs="Times New Roman"/>
               <w:noProof/>
               <w:kern w:val="2"/>
-              <w:sz w:val="24"/>
-              <w:szCs w:val="24"/>
+              <w:sz w:val="26"/>
+              <w:szCs w:val="26"/>
               <w:lang w:eastAsia="zh-CN"/>
               <w14:ligatures w14:val="standardContextual"/>
             </w:rPr>
           </w:pPr>
-          <w:hyperlink w:anchor="_Toc228375893" w:history="1">
+          <w:hyperlink w:anchor="_Toc229230337" w:history="1">
             <w:r>
               <w:rPr>
                 <w:rStyle w:val="Hyperlink"/>
                 <w:rFonts w:ascii="Times New Roman" w:hAnsi="Times New Roman" w:cs="Times New Roman"/>
                 <w:noProof/>
-                <w:sz w:val="24"/>
-                <w:szCs w:val="24"/>
+                <w:sz w:val="26"/>
+                <w:szCs w:val="26"/>
               </w:rPr>
               <w:t>2.</w:t>
             </w:r>
@@ -4172,8 +4264,8 @@
                 <w:rFonts w:ascii="Times New Roman" w:eastAsiaTheme="minorEastAsia" w:hAnsi="Times New Roman" w:cs="Times New Roman"/>
                 <w:noProof/>
                 <w:kern w:val="2"/>
-                <w:sz w:val="24"/>
-                <w:szCs w:val="24"/>
+                <w:sz w:val="26"/>
+                <w:szCs w:val="26"/>
                 <w:lang w:eastAsia="zh-CN"/>
                 <w14:ligatures w14:val="standardContextual"/>
               </w:rPr>
@@ -4184,8 +4276,8 @@
                 <w:rStyle w:val="Hyperlink"/>
                 <w:rFonts w:ascii="Times New Roman" w:hAnsi="Times New Roman" w:cs="Times New Roman"/>
                 <w:noProof/>
-                <w:sz w:val="24"/>
-                <w:szCs w:val="24"/>
+                <w:sz w:val="26"/>
+                <w:szCs w:val="26"/>
               </w:rPr>
               <w:t>MỤC TIÊU HỆ THỐNG</w:t>
             </w:r>
@@ -4194,8 +4286,8 @@
                 <w:rFonts w:ascii="Times New Roman" w:hAnsi="Times New Roman" w:cs="Times New Roman"/>
                 <w:noProof/>
                 <w:webHidden/>
-                <w:sz w:val="24"/>
-                <w:szCs w:val="24"/>
+                <w:sz w:val="26"/>
+                <w:szCs w:val="26"/>
               </w:rPr>
               <w:tab/>
             </w:r>
@@ -4204,8 +4296,8 @@
                 <w:rFonts w:ascii="Times New Roman" w:hAnsi="Times New Roman" w:cs="Times New Roman"/>
                 <w:noProof/>
                 <w:webHidden/>
-                <w:sz w:val="24"/>
-                <w:szCs w:val="24"/>
+                <w:sz w:val="26"/>
+                <w:szCs w:val="26"/>
               </w:rPr>
               <w:fldChar w:fldCharType="begin"/>
             </w:r>
@@ -4214,18 +4306,18 @@
                 <w:rFonts w:ascii="Times New Roman" w:hAnsi="Times New Roman" w:cs="Times New Roman"/>
                 <w:noProof/>
                 <w:webHidden/>
-                <w:sz w:val="24"/>
-                <w:szCs w:val="24"/>
-              </w:rPr>
-              <w:instrText xml:space="preserve"> PAGEREF _Toc228375893 \h </w:instrText>
+                <w:sz w:val="26"/>
+                <w:szCs w:val="26"/>
+              </w:rPr>
+              <w:instrText xml:space="preserve"> PAGEREF _Toc229230337 \h </w:instrText>
             </w:r>
             <w:r>
               <w:rPr>
                 <w:rFonts w:ascii="Times New Roman" w:hAnsi="Times New Roman" w:cs="Times New Roman"/>
                 <w:noProof/>
                 <w:webHidden/>
-                <w:sz w:val="24"/>
-                <w:szCs w:val="24"/>
+                <w:sz w:val="26"/>
+                <w:szCs w:val="26"/>
               </w:rPr>
             </w:r>
             <w:r>
@@ -4233,8 +4325,8 @@
                 <w:rFonts w:ascii="Times New Roman" w:hAnsi="Times New Roman" w:cs="Times New Roman"/>
                 <w:noProof/>
                 <w:webHidden/>
-                <w:sz w:val="24"/>
-                <w:szCs w:val="24"/>
+                <w:sz w:val="26"/>
+                <w:szCs w:val="26"/>
               </w:rPr>
               <w:fldChar w:fldCharType="separate"/>
             </w:r>
@@ -4243,18 +4335,18 @@
                 <w:rFonts w:ascii="Times New Roman" w:hAnsi="Times New Roman" w:cs="Times New Roman"/>
                 <w:noProof/>
                 <w:webHidden/>
-                <w:sz w:val="24"/>
-                <w:szCs w:val="24"/>
-              </w:rPr>
-              <w:t>2</w:t>
+                <w:sz w:val="26"/>
+                <w:szCs w:val="26"/>
+              </w:rPr>
+              <w:t>1</w:t>
             </w:r>
             <w:r>
               <w:rPr>
                 <w:rFonts w:ascii="Times New Roman" w:hAnsi="Times New Roman" w:cs="Times New Roman"/>
                 <w:noProof/>
                 <w:webHidden/>
-                <w:sz w:val="24"/>
-                <w:szCs w:val="24"/>
+                <w:sz w:val="26"/>
+                <w:szCs w:val="26"/>
               </w:rPr>
               <w:fldChar w:fldCharType="end"/>
             </w:r>
@@ -4263,24 +4355,25 @@
         <w:p>
           <w:pPr>
             <w:pStyle w:val="TOC1"/>
+            <w:spacing w:after="0" w:line="360" w:lineRule="auto"/>
             <w:rPr>
               <w:rFonts w:ascii="Times New Roman" w:eastAsiaTheme="minorEastAsia" w:hAnsi="Times New Roman" w:cs="Times New Roman"/>
               <w:noProof/>
               <w:kern w:val="2"/>
-              <w:sz w:val="24"/>
-              <w:szCs w:val="24"/>
+              <w:sz w:val="26"/>
+              <w:szCs w:val="26"/>
               <w:lang w:eastAsia="zh-CN"/>
               <w14:ligatures w14:val="standardContextual"/>
             </w:rPr>
           </w:pPr>
-          <w:hyperlink w:anchor="_Toc228375894" w:history="1">
+          <w:hyperlink w:anchor="_Toc229230338" w:history="1">
             <w:r>
               <w:rPr>
                 <w:rStyle w:val="Hyperlink"/>
                 <w:rFonts w:ascii="Times New Roman" w:hAnsi="Times New Roman" w:cs="Times New Roman"/>
                 <w:noProof/>
-                <w:sz w:val="24"/>
-                <w:szCs w:val="24"/>
+                <w:sz w:val="26"/>
+                <w:szCs w:val="26"/>
               </w:rPr>
               <w:t>3.</w:t>
             </w:r>
@@ -4289,8 +4382,8 @@
                 <w:rFonts w:ascii="Times New Roman" w:eastAsiaTheme="minorEastAsia" w:hAnsi="Times New Roman" w:cs="Times New Roman"/>
                 <w:noProof/>
                 <w:kern w:val="2"/>
-                <w:sz w:val="24"/>
-                <w:szCs w:val="24"/>
+                <w:sz w:val="26"/>
+                <w:szCs w:val="26"/>
                 <w:lang w:eastAsia="zh-CN"/>
                 <w14:ligatures w14:val="standardContextual"/>
               </w:rPr>
@@ -4301,8 +4394,8 @@
                 <w:rStyle w:val="Hyperlink"/>
                 <w:rFonts w:ascii="Times New Roman" w:hAnsi="Times New Roman" w:cs="Times New Roman"/>
                 <w:noProof/>
-                <w:sz w:val="24"/>
-                <w:szCs w:val="24"/>
+                <w:sz w:val="26"/>
+                <w:szCs w:val="26"/>
               </w:rPr>
               <w:t>RÀNG BUỘC</w:t>
             </w:r>
@@ -4311,8 +4404,8 @@
                 <w:rFonts w:ascii="Times New Roman" w:hAnsi="Times New Roman" w:cs="Times New Roman"/>
                 <w:noProof/>
                 <w:webHidden/>
-                <w:sz w:val="24"/>
-                <w:szCs w:val="24"/>
+                <w:sz w:val="26"/>
+                <w:szCs w:val="26"/>
               </w:rPr>
               <w:tab/>
             </w:r>
@@ -4321,8 +4414,8 @@
                 <w:rFonts w:ascii="Times New Roman" w:hAnsi="Times New Roman" w:cs="Times New Roman"/>
                 <w:noProof/>
                 <w:webHidden/>
-                <w:sz w:val="24"/>
-                <w:szCs w:val="24"/>
+                <w:sz w:val="26"/>
+                <w:szCs w:val="26"/>
               </w:rPr>
               <w:fldChar w:fldCharType="begin"/>
             </w:r>
@@ -4331,18 +4424,18 @@
                 <w:rFonts w:ascii="Times New Roman" w:hAnsi="Times New Roman" w:cs="Times New Roman"/>
                 <w:noProof/>
                 <w:webHidden/>
-                <w:sz w:val="24"/>
-                <w:szCs w:val="24"/>
-              </w:rPr>
-              <w:instrText xml:space="preserve"> PAGEREF _Toc228375894 \h </w:instrText>
+                <w:sz w:val="26"/>
+                <w:szCs w:val="26"/>
+              </w:rPr>
+              <w:instrText xml:space="preserve"> PAGEREF _Toc229230338 \h </w:instrText>
             </w:r>
             <w:r>
               <w:rPr>
                 <w:rFonts w:ascii="Times New Roman" w:hAnsi="Times New Roman" w:cs="Times New Roman"/>
                 <w:noProof/>
                 <w:webHidden/>
-                <w:sz w:val="24"/>
-                <w:szCs w:val="24"/>
+                <w:sz w:val="26"/>
+                <w:szCs w:val="26"/>
               </w:rPr>
             </w:r>
             <w:r>
@@ -4350,8 +4443,8 @@
                 <w:rFonts w:ascii="Times New Roman" w:hAnsi="Times New Roman" w:cs="Times New Roman"/>
                 <w:noProof/>
                 <w:webHidden/>
-                <w:sz w:val="24"/>
-                <w:szCs w:val="24"/>
+                <w:sz w:val="26"/>
+                <w:szCs w:val="26"/>
               </w:rPr>
               <w:fldChar w:fldCharType="separate"/>
             </w:r>
@@ -4360,18 +4453,18 @@
                 <w:rFonts w:ascii="Times New Roman" w:hAnsi="Times New Roman" w:cs="Times New Roman"/>
                 <w:noProof/>
                 <w:webHidden/>
-                <w:sz w:val="24"/>
-                <w:szCs w:val="24"/>
-              </w:rPr>
-              <w:t>2</w:t>
+                <w:sz w:val="26"/>
+                <w:szCs w:val="26"/>
+              </w:rPr>
+              <w:t>1</w:t>
             </w:r>
             <w:r>
               <w:rPr>
                 <w:rFonts w:ascii="Times New Roman" w:hAnsi="Times New Roman" w:cs="Times New Roman"/>
                 <w:noProof/>
                 <w:webHidden/>
-                <w:sz w:val="24"/>
-                <w:szCs w:val="24"/>
+                <w:sz w:val="26"/>
+                <w:szCs w:val="26"/>
               </w:rPr>
               <w:fldChar w:fldCharType="end"/>
             </w:r>
@@ -4380,24 +4473,25 @@
         <w:p>
           <w:pPr>
             <w:pStyle w:val="TOC1"/>
+            <w:spacing w:after="0" w:line="360" w:lineRule="auto"/>
             <w:rPr>
               <w:rFonts w:ascii="Times New Roman" w:eastAsiaTheme="minorEastAsia" w:hAnsi="Times New Roman" w:cs="Times New Roman"/>
               <w:noProof/>
               <w:kern w:val="2"/>
-              <w:sz w:val="24"/>
-              <w:szCs w:val="24"/>
+              <w:sz w:val="26"/>
+              <w:szCs w:val="26"/>
               <w:lang w:eastAsia="zh-CN"/>
               <w14:ligatures w14:val="standardContextual"/>
             </w:rPr>
           </w:pPr>
-          <w:hyperlink w:anchor="_Toc228375895" w:history="1">
+          <w:hyperlink w:anchor="_Toc229230339" w:history="1">
             <w:r>
               <w:rPr>
                 <w:rStyle w:val="Hyperlink"/>
                 <w:rFonts w:ascii="Times New Roman" w:hAnsi="Times New Roman" w:cs="Times New Roman"/>
                 <w:noProof/>
-                <w:sz w:val="24"/>
-                <w:szCs w:val="24"/>
+                <w:sz w:val="26"/>
+                <w:szCs w:val="26"/>
               </w:rPr>
               <w:t>4.</w:t>
             </w:r>
@@ -4406,8 +4500,8 @@
                 <w:rFonts w:ascii="Times New Roman" w:eastAsiaTheme="minorEastAsia" w:hAnsi="Times New Roman" w:cs="Times New Roman"/>
                 <w:noProof/>
                 <w:kern w:val="2"/>
-                <w:sz w:val="24"/>
-                <w:szCs w:val="24"/>
+                <w:sz w:val="26"/>
+                <w:szCs w:val="26"/>
                 <w:lang w:eastAsia="zh-CN"/>
                 <w14:ligatures w14:val="standardContextual"/>
               </w:rPr>
@@ -4418,8 +4512,8 @@
                 <w:rStyle w:val="Hyperlink"/>
                 <w:rFonts w:ascii="Times New Roman" w:hAnsi="Times New Roman" w:cs="Times New Roman"/>
                 <w:noProof/>
-                <w:sz w:val="24"/>
-                <w:szCs w:val="24"/>
+                <w:sz w:val="26"/>
+                <w:szCs w:val="26"/>
               </w:rPr>
               <w:t>CÔNG CỤ VÀ PHƯƠNG PHÁP QUẢN LÝ HỆ THỐNG</w:t>
             </w:r>
@@ -4428,8 +4522,8 @@
                 <w:rFonts w:ascii="Times New Roman" w:hAnsi="Times New Roman" w:cs="Times New Roman"/>
                 <w:noProof/>
                 <w:webHidden/>
-                <w:sz w:val="24"/>
-                <w:szCs w:val="24"/>
+                <w:sz w:val="26"/>
+                <w:szCs w:val="26"/>
               </w:rPr>
               <w:tab/>
             </w:r>
@@ -4438,8 +4532,8 @@
                 <w:rFonts w:ascii="Times New Roman" w:hAnsi="Times New Roman" w:cs="Times New Roman"/>
                 <w:noProof/>
                 <w:webHidden/>
-                <w:sz w:val="24"/>
-                <w:szCs w:val="24"/>
+                <w:sz w:val="26"/>
+                <w:szCs w:val="26"/>
               </w:rPr>
               <w:fldChar w:fldCharType="begin"/>
             </w:r>
@@ -4448,18 +4542,18 @@
                 <w:rFonts w:ascii="Times New Roman" w:hAnsi="Times New Roman" w:cs="Times New Roman"/>
                 <w:noProof/>
                 <w:webHidden/>
-                <w:sz w:val="24"/>
-                <w:szCs w:val="24"/>
-              </w:rPr>
-              <w:instrText xml:space="preserve"> PAGEREF _Toc228375895 \h </w:instrText>
+                <w:sz w:val="26"/>
+                <w:szCs w:val="26"/>
+              </w:rPr>
+              <w:instrText xml:space="preserve"> PAGEREF _Toc229230339 \h </w:instrText>
             </w:r>
             <w:r>
               <w:rPr>
                 <w:rFonts w:ascii="Times New Roman" w:hAnsi="Times New Roman" w:cs="Times New Roman"/>
                 <w:noProof/>
                 <w:webHidden/>
-                <w:sz w:val="24"/>
-                <w:szCs w:val="24"/>
+                <w:sz w:val="26"/>
+                <w:szCs w:val="26"/>
               </w:rPr>
             </w:r>
             <w:r>
@@ -4467,8 +4561,8 @@
                 <w:rFonts w:ascii="Times New Roman" w:hAnsi="Times New Roman" w:cs="Times New Roman"/>
                 <w:noProof/>
                 <w:webHidden/>
-                <w:sz w:val="24"/>
-                <w:szCs w:val="24"/>
+                <w:sz w:val="26"/>
+                <w:szCs w:val="26"/>
               </w:rPr>
               <w:fldChar w:fldCharType="separate"/>
             </w:r>
@@ -4477,18 +4571,18 @@
                 <w:rFonts w:ascii="Times New Roman" w:hAnsi="Times New Roman" w:cs="Times New Roman"/>
                 <w:noProof/>
                 <w:webHidden/>
-                <w:sz w:val="24"/>
-                <w:szCs w:val="24"/>
-              </w:rPr>
-              <w:t>2</w:t>
+                <w:sz w:val="26"/>
+                <w:szCs w:val="26"/>
+              </w:rPr>
+              <w:t>1</w:t>
             </w:r>
             <w:r>
               <w:rPr>
                 <w:rFonts w:ascii="Times New Roman" w:hAnsi="Times New Roman" w:cs="Times New Roman"/>
                 <w:noProof/>
                 <w:webHidden/>
-                <w:sz w:val="24"/>
-                <w:szCs w:val="24"/>
+                <w:sz w:val="26"/>
+                <w:szCs w:val="26"/>
               </w:rPr>
               <w:fldChar w:fldCharType="end"/>
             </w:r>
@@ -4497,24 +4591,25 @@
         <w:p>
           <w:pPr>
             <w:pStyle w:val="TOC1"/>
+            <w:spacing w:after="0" w:line="360" w:lineRule="auto"/>
             <w:rPr>
               <w:rFonts w:ascii="Times New Roman" w:eastAsiaTheme="minorEastAsia" w:hAnsi="Times New Roman" w:cs="Times New Roman"/>
               <w:noProof/>
               <w:kern w:val="2"/>
-              <w:sz w:val="24"/>
-              <w:szCs w:val="24"/>
+              <w:sz w:val="26"/>
+              <w:szCs w:val="26"/>
               <w:lang w:eastAsia="zh-CN"/>
               <w14:ligatures w14:val="standardContextual"/>
             </w:rPr>
           </w:pPr>
-          <w:hyperlink w:anchor="_Toc228375896" w:history="1">
+          <w:hyperlink w:anchor="_Toc229230340" w:history="1">
             <w:r>
               <w:rPr>
                 <w:rStyle w:val="Hyperlink"/>
                 <w:rFonts w:ascii="Times New Roman" w:hAnsi="Times New Roman" w:cs="Times New Roman"/>
                 <w:noProof/>
-                <w:sz w:val="24"/>
-                <w:szCs w:val="24"/>
+                <w:sz w:val="26"/>
+                <w:szCs w:val="26"/>
               </w:rPr>
               <w:t>5.</w:t>
             </w:r>
@@ -4523,8 +4618,8 @@
                 <w:rFonts w:ascii="Times New Roman" w:eastAsiaTheme="minorEastAsia" w:hAnsi="Times New Roman" w:cs="Times New Roman"/>
                 <w:noProof/>
                 <w:kern w:val="2"/>
-                <w:sz w:val="24"/>
-                <w:szCs w:val="24"/>
+                <w:sz w:val="26"/>
+                <w:szCs w:val="26"/>
                 <w:lang w:eastAsia="zh-CN"/>
                 <w14:ligatures w14:val="standardContextual"/>
               </w:rPr>
@@ -4535,8 +4630,8 @@
                 <w:rStyle w:val="Hyperlink"/>
                 <w:rFonts w:ascii="Times New Roman" w:hAnsi="Times New Roman" w:cs="Times New Roman"/>
                 <w:noProof/>
-                <w:sz w:val="24"/>
-                <w:szCs w:val="24"/>
+                <w:sz w:val="26"/>
+                <w:szCs w:val="26"/>
               </w:rPr>
               <w:t>USER STORY TRONG HỆ THỐNG</w:t>
             </w:r>
@@ -4545,8 +4640,8 @@
                 <w:rFonts w:ascii="Times New Roman" w:hAnsi="Times New Roman" w:cs="Times New Roman"/>
                 <w:noProof/>
                 <w:webHidden/>
-                <w:sz w:val="24"/>
-                <w:szCs w:val="24"/>
+                <w:sz w:val="26"/>
+                <w:szCs w:val="26"/>
               </w:rPr>
               <w:tab/>
             </w:r>
@@ -4555,8 +4650,8 @@
                 <w:rFonts w:ascii="Times New Roman" w:hAnsi="Times New Roman" w:cs="Times New Roman"/>
                 <w:noProof/>
                 <w:webHidden/>
-                <w:sz w:val="24"/>
-                <w:szCs w:val="24"/>
+                <w:sz w:val="26"/>
+                <w:szCs w:val="26"/>
               </w:rPr>
               <w:fldChar w:fldCharType="begin"/>
             </w:r>
@@ -4565,18 +4660,18 @@
                 <w:rFonts w:ascii="Times New Roman" w:hAnsi="Times New Roman" w:cs="Times New Roman"/>
                 <w:noProof/>
                 <w:webHidden/>
-                <w:sz w:val="24"/>
-                <w:szCs w:val="24"/>
-              </w:rPr>
-              <w:instrText xml:space="preserve"> PAGEREF _Toc228375896 \h </w:instrText>
+                <w:sz w:val="26"/>
+                <w:szCs w:val="26"/>
+              </w:rPr>
+              <w:instrText xml:space="preserve"> PAGEREF _Toc229230340 \h </w:instrText>
             </w:r>
             <w:r>
               <w:rPr>
                 <w:rFonts w:ascii="Times New Roman" w:hAnsi="Times New Roman" w:cs="Times New Roman"/>
                 <w:noProof/>
                 <w:webHidden/>
-                <w:sz w:val="24"/>
-                <w:szCs w:val="24"/>
+                <w:sz w:val="26"/>
+                <w:szCs w:val="26"/>
               </w:rPr>
             </w:r>
             <w:r>
@@ -4584,8 +4679,8 @@
                 <w:rFonts w:ascii="Times New Roman" w:hAnsi="Times New Roman" w:cs="Times New Roman"/>
                 <w:noProof/>
                 <w:webHidden/>
-                <w:sz w:val="24"/>
-                <w:szCs w:val="24"/>
+                <w:sz w:val="26"/>
+                <w:szCs w:val="26"/>
               </w:rPr>
               <w:fldChar w:fldCharType="separate"/>
             </w:r>
@@ -4594,18 +4689,18 @@
                 <w:rFonts w:ascii="Times New Roman" w:hAnsi="Times New Roman" w:cs="Times New Roman"/>
                 <w:noProof/>
                 <w:webHidden/>
-                <w:sz w:val="24"/>
-                <w:szCs w:val="24"/>
-              </w:rPr>
-              <w:t>3</w:t>
+                <w:sz w:val="26"/>
+                <w:szCs w:val="26"/>
+              </w:rPr>
+              <w:t>2</w:t>
             </w:r>
             <w:r>
               <w:rPr>
                 <w:rFonts w:ascii="Times New Roman" w:hAnsi="Times New Roman" w:cs="Times New Roman"/>
                 <w:noProof/>
                 <w:webHidden/>
-                <w:sz w:val="24"/>
-                <w:szCs w:val="24"/>
+                <w:sz w:val="26"/>
+                <w:szCs w:val="26"/>
               </w:rPr>
               <w:fldChar w:fldCharType="end"/>
             </w:r>
@@ -4614,26 +4709,28 @@
         <w:p>
           <w:pPr>
             <w:pStyle w:val="TOC2"/>
+            <w:spacing w:after="0" w:line="360" w:lineRule="auto"/>
+            <w:ind w:left="0"/>
             <w:rPr>
               <w:rFonts w:eastAsiaTheme="minorEastAsia"/>
               <w:b w:val="0"/>
               <w:bCs w:val="0"/>
               <w:kern w:val="2"/>
-              <w:sz w:val="24"/>
-              <w:szCs w:val="24"/>
+              <w:sz w:val="26"/>
+              <w:szCs w:val="26"/>
               <w:lang w:eastAsia="zh-CN"/>
               <w14:ligatures w14:val="standardContextual"/>
             </w:rPr>
           </w:pPr>
-          <w:hyperlink w:anchor="_Toc228375897" w:history="1">
+          <w:hyperlink w:anchor="_Toc229230341" w:history="1">
             <w:r>
               <w:rPr>
                 <w:rStyle w:val="Hyperlink"/>
                 <w:rFonts w:eastAsia="Calibri"/>
                 <w:b w:val="0"/>
                 <w:bCs w:val="0"/>
-                <w:sz w:val="24"/>
-                <w:szCs w:val="24"/>
+                <w:sz w:val="26"/>
+                <w:szCs w:val="26"/>
               </w:rPr>
               <w:t>5.1.</w:t>
             </w:r>
@@ -4643,8 +4740,8 @@
                 <w:b w:val="0"/>
                 <w:bCs w:val="0"/>
                 <w:kern w:val="2"/>
-                <w:sz w:val="24"/>
-                <w:szCs w:val="24"/>
+                <w:sz w:val="26"/>
+                <w:szCs w:val="26"/>
                 <w:lang w:eastAsia="zh-CN"/>
                 <w14:ligatures w14:val="standardContextual"/>
               </w:rPr>
@@ -4656,8 +4753,8 @@
                 <w:rFonts w:eastAsia="Calibri"/>
                 <w:b w:val="0"/>
                 <w:bCs w:val="0"/>
-                <w:sz w:val="24"/>
-                <w:szCs w:val="24"/>
+                <w:sz w:val="26"/>
+                <w:szCs w:val="26"/>
               </w:rPr>
               <w:t>User Story 1: Đăng nhập hệ thống</w:t>
             </w:r>
@@ -4666,8 +4763,8 @@
                 <w:b w:val="0"/>
                 <w:bCs w:val="0"/>
                 <w:webHidden/>
-                <w:sz w:val="24"/>
-                <w:szCs w:val="24"/>
+                <w:sz w:val="26"/>
+                <w:szCs w:val="26"/>
               </w:rPr>
               <w:tab/>
             </w:r>
@@ -4676,8 +4773,8 @@
                 <w:b w:val="0"/>
                 <w:bCs w:val="0"/>
                 <w:webHidden/>
-                <w:sz w:val="24"/>
-                <w:szCs w:val="24"/>
+                <w:sz w:val="26"/>
+                <w:szCs w:val="26"/>
               </w:rPr>
               <w:fldChar w:fldCharType="begin"/>
             </w:r>
@@ -4686,18 +4783,18 @@
                 <w:b w:val="0"/>
                 <w:bCs w:val="0"/>
                 <w:webHidden/>
-                <w:sz w:val="24"/>
-                <w:szCs w:val="24"/>
-              </w:rPr>
-              <w:instrText xml:space="preserve"> PAGEREF _Toc228375897 \h </w:instrText>
+                <w:sz w:val="26"/>
+                <w:szCs w:val="26"/>
+              </w:rPr>
+              <w:instrText xml:space="preserve"> PAGEREF _Toc229230341 \h </w:instrText>
             </w:r>
             <w:r>
               <w:rPr>
                 <w:b w:val="0"/>
                 <w:bCs w:val="0"/>
                 <w:webHidden/>
-                <w:sz w:val="24"/>
-                <w:szCs w:val="24"/>
+                <w:sz w:val="26"/>
+                <w:szCs w:val="26"/>
               </w:rPr>
             </w:r>
             <w:r>
@@ -4705,8 +4802,8 @@
                 <w:b w:val="0"/>
                 <w:bCs w:val="0"/>
                 <w:webHidden/>
-                <w:sz w:val="24"/>
-                <w:szCs w:val="24"/>
+                <w:sz w:val="26"/>
+                <w:szCs w:val="26"/>
               </w:rPr>
               <w:fldChar w:fldCharType="separate"/>
             </w:r>
@@ -4715,18 +4812,18 @@
                 <w:b w:val="0"/>
                 <w:bCs w:val="0"/>
                 <w:webHidden/>
-                <w:sz w:val="24"/>
-                <w:szCs w:val="24"/>
-              </w:rPr>
-              <w:t>3</w:t>
+                <w:sz w:val="26"/>
+                <w:szCs w:val="26"/>
+              </w:rPr>
+              <w:t>2</w:t>
             </w:r>
             <w:r>
               <w:rPr>
                 <w:b w:val="0"/>
                 <w:bCs w:val="0"/>
                 <w:webHidden/>
-                <w:sz w:val="24"/>
-                <w:szCs w:val="24"/>
+                <w:sz w:val="26"/>
+                <w:szCs w:val="26"/>
               </w:rPr>
               <w:fldChar w:fldCharType="end"/>
             </w:r>
@@ -4735,26 +4832,28 @@
         <w:p>
           <w:pPr>
             <w:pStyle w:val="TOC2"/>
+            <w:spacing w:after="0" w:line="360" w:lineRule="auto"/>
+            <w:ind w:left="0"/>
             <w:rPr>
               <w:rFonts w:eastAsiaTheme="minorEastAsia"/>
               <w:b w:val="0"/>
               <w:bCs w:val="0"/>
               <w:kern w:val="2"/>
-              <w:sz w:val="24"/>
-              <w:szCs w:val="24"/>
+              <w:sz w:val="26"/>
+              <w:szCs w:val="26"/>
               <w:lang w:eastAsia="zh-CN"/>
               <w14:ligatures w14:val="standardContextual"/>
             </w:rPr>
           </w:pPr>
-          <w:hyperlink w:anchor="_Toc228375898" w:history="1">
+          <w:hyperlink w:anchor="_Toc229230342" w:history="1">
             <w:r>
               <w:rPr>
                 <w:rStyle w:val="Hyperlink"/>
                 <w:rFonts w:eastAsia="Calibri"/>
                 <w:b w:val="0"/>
                 <w:bCs w:val="0"/>
-                <w:sz w:val="24"/>
-                <w:szCs w:val="24"/>
+                <w:sz w:val="26"/>
+                <w:szCs w:val="26"/>
               </w:rPr>
               <w:t>5.2.</w:t>
             </w:r>
@@ -4764,8 +4863,8 @@
                 <w:b w:val="0"/>
                 <w:bCs w:val="0"/>
                 <w:kern w:val="2"/>
-                <w:sz w:val="24"/>
-                <w:szCs w:val="24"/>
+                <w:sz w:val="26"/>
+                <w:szCs w:val="26"/>
                 <w:lang w:eastAsia="zh-CN"/>
                 <w14:ligatures w14:val="standardContextual"/>
               </w:rPr>
@@ -4777,8 +4876,8 @@
                 <w:rFonts w:eastAsia="Calibri"/>
                 <w:b w:val="0"/>
                 <w:bCs w:val="0"/>
-                <w:sz w:val="24"/>
-                <w:szCs w:val="24"/>
+                <w:sz w:val="26"/>
+                <w:szCs w:val="26"/>
               </w:rPr>
               <w:t>User Story 2: Đăng xuất hệ thống</w:t>
             </w:r>
@@ -4787,8 +4886,8 @@
                 <w:b w:val="0"/>
                 <w:bCs w:val="0"/>
                 <w:webHidden/>
-                <w:sz w:val="24"/>
-                <w:szCs w:val="24"/>
+                <w:sz w:val="26"/>
+                <w:szCs w:val="26"/>
               </w:rPr>
               <w:tab/>
             </w:r>
@@ -4797,8 +4896,8 @@
                 <w:b w:val="0"/>
                 <w:bCs w:val="0"/>
                 <w:webHidden/>
-                <w:sz w:val="24"/>
-                <w:szCs w:val="24"/>
+                <w:sz w:val="26"/>
+                <w:szCs w:val="26"/>
               </w:rPr>
               <w:fldChar w:fldCharType="begin"/>
             </w:r>
@@ -4807,18 +4906,18 @@
                 <w:b w:val="0"/>
                 <w:bCs w:val="0"/>
                 <w:webHidden/>
-                <w:sz w:val="24"/>
-                <w:szCs w:val="24"/>
-              </w:rPr>
-              <w:instrText xml:space="preserve"> PAGEREF _Toc228375898 \h </w:instrText>
+                <w:sz w:val="26"/>
+                <w:szCs w:val="26"/>
+              </w:rPr>
+              <w:instrText xml:space="preserve"> PAGEREF _Toc229230342 \h </w:instrText>
             </w:r>
             <w:r>
               <w:rPr>
                 <w:b w:val="0"/>
                 <w:bCs w:val="0"/>
                 <w:webHidden/>
-                <w:sz w:val="24"/>
-                <w:szCs w:val="24"/>
+                <w:sz w:val="26"/>
+                <w:szCs w:val="26"/>
               </w:rPr>
             </w:r>
             <w:r>
@@ -4826,8 +4925,8 @@
                 <w:b w:val="0"/>
                 <w:bCs w:val="0"/>
                 <w:webHidden/>
-                <w:sz w:val="24"/>
-                <w:szCs w:val="24"/>
+                <w:sz w:val="26"/>
+                <w:szCs w:val="26"/>
               </w:rPr>
               <w:fldChar w:fldCharType="separate"/>
             </w:r>
@@ -4836,18 +4935,18 @@
                 <w:b w:val="0"/>
                 <w:bCs w:val="0"/>
                 <w:webHidden/>
-                <w:sz w:val="24"/>
-                <w:szCs w:val="24"/>
-              </w:rPr>
-              <w:t>3</w:t>
+                <w:sz w:val="26"/>
+                <w:szCs w:val="26"/>
+              </w:rPr>
+              <w:t>2</w:t>
             </w:r>
             <w:r>
               <w:rPr>
                 <w:b w:val="0"/>
                 <w:bCs w:val="0"/>
                 <w:webHidden/>
-                <w:sz w:val="24"/>
-                <w:szCs w:val="24"/>
+                <w:sz w:val="26"/>
+                <w:szCs w:val="26"/>
               </w:rPr>
               <w:fldChar w:fldCharType="end"/>
             </w:r>
@@ -4856,26 +4955,28 @@
         <w:p>
           <w:pPr>
             <w:pStyle w:val="TOC2"/>
+            <w:spacing w:after="0" w:line="360" w:lineRule="auto"/>
+            <w:ind w:left="0"/>
             <w:rPr>
               <w:rFonts w:eastAsiaTheme="minorEastAsia"/>
               <w:b w:val="0"/>
               <w:bCs w:val="0"/>
               <w:kern w:val="2"/>
-              <w:sz w:val="24"/>
-              <w:szCs w:val="24"/>
+              <w:sz w:val="26"/>
+              <w:szCs w:val="26"/>
               <w:lang w:eastAsia="zh-CN"/>
               <w14:ligatures w14:val="standardContextual"/>
             </w:rPr>
           </w:pPr>
-          <w:hyperlink w:anchor="_Toc228375899" w:history="1">
+          <w:hyperlink w:anchor="_Toc229230343" w:history="1">
             <w:r>
               <w:rPr>
                 <w:rStyle w:val="Hyperlink"/>
                 <w:rFonts w:eastAsia="Calibri"/>
                 <w:b w:val="0"/>
                 <w:bCs w:val="0"/>
-                <w:sz w:val="24"/>
-                <w:szCs w:val="24"/>
+                <w:sz w:val="26"/>
+                <w:szCs w:val="26"/>
                 <w:lang w:val="vi-VN"/>
               </w:rPr>
               <w:t>5.3.</w:t>
@@ -4886,8 +4987,8 @@
                 <w:b w:val="0"/>
                 <w:bCs w:val="0"/>
                 <w:kern w:val="2"/>
-                <w:sz w:val="24"/>
-                <w:szCs w:val="24"/>
+                <w:sz w:val="26"/>
+                <w:szCs w:val="26"/>
                 <w:lang w:eastAsia="zh-CN"/>
                 <w14:ligatures w14:val="standardContextual"/>
               </w:rPr>
@@ -4899,8 +5000,8 @@
                 <w:rFonts w:eastAsia="Calibri"/>
                 <w:b w:val="0"/>
                 <w:bCs w:val="0"/>
-                <w:sz w:val="24"/>
-                <w:szCs w:val="24"/>
+                <w:sz w:val="26"/>
+                <w:szCs w:val="26"/>
                 <w:lang w:val="vi-VN"/>
               </w:rPr>
               <w:t xml:space="preserve">User Story 3: </w:t>
@@ -4911,8 +5012,8 @@
                 <w:rFonts w:eastAsia="Calibri"/>
                 <w:b w:val="0"/>
                 <w:bCs w:val="0"/>
-                <w:sz w:val="24"/>
-                <w:szCs w:val="24"/>
+                <w:sz w:val="26"/>
+                <w:szCs w:val="26"/>
               </w:rPr>
               <w:t>Thay đổi mật khẩu</w:t>
             </w:r>
@@ -4921,8 +5022,8 @@
                 <w:b w:val="0"/>
                 <w:bCs w:val="0"/>
                 <w:webHidden/>
-                <w:sz w:val="24"/>
-                <w:szCs w:val="24"/>
+                <w:sz w:val="26"/>
+                <w:szCs w:val="26"/>
               </w:rPr>
               <w:tab/>
             </w:r>
@@ -4931,8 +5032,8 @@
                 <w:b w:val="0"/>
                 <w:bCs w:val="0"/>
                 <w:webHidden/>
-                <w:sz w:val="24"/>
-                <w:szCs w:val="24"/>
+                <w:sz w:val="26"/>
+                <w:szCs w:val="26"/>
               </w:rPr>
               <w:fldChar w:fldCharType="begin"/>
             </w:r>
@@ -4941,18 +5042,18 @@
                 <w:b w:val="0"/>
                 <w:bCs w:val="0"/>
                 <w:webHidden/>
-                <w:sz w:val="24"/>
-                <w:szCs w:val="24"/>
-              </w:rPr>
-              <w:instrText xml:space="preserve"> PAGEREF _Toc228375899 \h </w:instrText>
+                <w:sz w:val="26"/>
+                <w:szCs w:val="26"/>
+              </w:rPr>
+              <w:instrText xml:space="preserve"> PAGEREF _Toc229230343 \h </w:instrText>
             </w:r>
             <w:r>
               <w:rPr>
                 <w:b w:val="0"/>
                 <w:bCs w:val="0"/>
                 <w:webHidden/>
-                <w:sz w:val="24"/>
-                <w:szCs w:val="24"/>
+                <w:sz w:val="26"/>
+                <w:szCs w:val="26"/>
               </w:rPr>
             </w:r>
             <w:r>
@@ -4960,8 +5061,8 @@
                 <w:b w:val="0"/>
                 <w:bCs w:val="0"/>
                 <w:webHidden/>
-                <w:sz w:val="24"/>
-                <w:szCs w:val="24"/>
+                <w:sz w:val="26"/>
+                <w:szCs w:val="26"/>
               </w:rPr>
               <w:fldChar w:fldCharType="separate"/>
             </w:r>
@@ -4970,18 +5071,18 @@
                 <w:b w:val="0"/>
                 <w:bCs w:val="0"/>
                 <w:webHidden/>
-                <w:sz w:val="24"/>
-                <w:szCs w:val="24"/>
-              </w:rPr>
-              <w:t>3</w:t>
+                <w:sz w:val="26"/>
+                <w:szCs w:val="26"/>
+              </w:rPr>
+              <w:t>2</w:t>
             </w:r>
             <w:r>
               <w:rPr>
                 <w:b w:val="0"/>
                 <w:bCs w:val="0"/>
                 <w:webHidden/>
-                <w:sz w:val="24"/>
-                <w:szCs w:val="24"/>
+                <w:sz w:val="26"/>
+                <w:szCs w:val="26"/>
               </w:rPr>
               <w:fldChar w:fldCharType="end"/>
             </w:r>
@@ -4990,26 +5091,28 @@
         <w:p>
           <w:pPr>
             <w:pStyle w:val="TOC2"/>
+            <w:spacing w:after="0" w:line="360" w:lineRule="auto"/>
+            <w:ind w:left="0"/>
             <w:rPr>
               <w:rFonts w:eastAsiaTheme="minorEastAsia"/>
               <w:b w:val="0"/>
               <w:bCs w:val="0"/>
               <w:kern w:val="2"/>
-              <w:sz w:val="24"/>
-              <w:szCs w:val="24"/>
+              <w:sz w:val="26"/>
+              <w:szCs w:val="26"/>
               <w:lang w:eastAsia="zh-CN"/>
               <w14:ligatures w14:val="standardContextual"/>
             </w:rPr>
           </w:pPr>
-          <w:hyperlink w:anchor="_Toc228375900" w:history="1">
+          <w:hyperlink w:anchor="_Toc229230344" w:history="1">
             <w:r>
               <w:rPr>
                 <w:rStyle w:val="Hyperlink"/>
                 <w:rFonts w:eastAsia="Calibri"/>
                 <w:b w:val="0"/>
                 <w:bCs w:val="0"/>
-                <w:sz w:val="24"/>
-                <w:szCs w:val="24"/>
+                <w:sz w:val="26"/>
+                <w:szCs w:val="26"/>
               </w:rPr>
               <w:t>5.4.</w:t>
             </w:r>
@@ -5019,8 +5122,8 @@
                 <w:b w:val="0"/>
                 <w:bCs w:val="0"/>
                 <w:kern w:val="2"/>
-                <w:sz w:val="24"/>
-                <w:szCs w:val="24"/>
+                <w:sz w:val="26"/>
+                <w:szCs w:val="26"/>
                 <w:lang w:eastAsia="zh-CN"/>
                 <w14:ligatures w14:val="standardContextual"/>
               </w:rPr>
@@ -5032,8 +5135,8 @@
                 <w:rFonts w:eastAsia="Calibri"/>
                 <w:b w:val="0"/>
                 <w:bCs w:val="0"/>
-                <w:sz w:val="24"/>
-                <w:szCs w:val="24"/>
+                <w:sz w:val="26"/>
+                <w:szCs w:val="26"/>
               </w:rPr>
               <w:t>User Story 4: Tra cứu thông tin bằng AI</w:t>
             </w:r>
@@ -5042,8 +5145,8 @@
                 <w:b w:val="0"/>
                 <w:bCs w:val="0"/>
                 <w:webHidden/>
-                <w:sz w:val="24"/>
-                <w:szCs w:val="24"/>
+                <w:sz w:val="26"/>
+                <w:szCs w:val="26"/>
               </w:rPr>
               <w:tab/>
             </w:r>
@@ -5052,8 +5155,8 @@
                 <w:b w:val="0"/>
                 <w:bCs w:val="0"/>
                 <w:webHidden/>
-                <w:sz w:val="24"/>
-                <w:szCs w:val="24"/>
+                <w:sz w:val="26"/>
+                <w:szCs w:val="26"/>
               </w:rPr>
               <w:fldChar w:fldCharType="begin"/>
             </w:r>
@@ -5062,18 +5165,18 @@
                 <w:b w:val="0"/>
                 <w:bCs w:val="0"/>
                 <w:webHidden/>
-                <w:sz w:val="24"/>
-                <w:szCs w:val="24"/>
-              </w:rPr>
-              <w:instrText xml:space="preserve"> PAGEREF _Toc228375900 \h </w:instrText>
+                <w:sz w:val="26"/>
+                <w:szCs w:val="26"/>
+              </w:rPr>
+              <w:instrText xml:space="preserve"> PAGEREF _Toc229230344 \h </w:instrText>
             </w:r>
             <w:r>
               <w:rPr>
                 <w:b w:val="0"/>
                 <w:bCs w:val="0"/>
                 <w:webHidden/>
-                <w:sz w:val="24"/>
-                <w:szCs w:val="24"/>
+                <w:sz w:val="26"/>
+                <w:szCs w:val="26"/>
               </w:rPr>
             </w:r>
             <w:r>
@@ -5081,8 +5184,8 @@
                 <w:b w:val="0"/>
                 <w:bCs w:val="0"/>
                 <w:webHidden/>
-                <w:sz w:val="24"/>
-                <w:szCs w:val="24"/>
+                <w:sz w:val="26"/>
+                <w:szCs w:val="26"/>
               </w:rPr>
               <w:fldChar w:fldCharType="separate"/>
             </w:r>
@@ -5091,18 +5194,18 @@
                 <w:b w:val="0"/>
                 <w:bCs w:val="0"/>
                 <w:webHidden/>
-                <w:sz w:val="24"/>
-                <w:szCs w:val="24"/>
-              </w:rPr>
-              <w:t>4</w:t>
+                <w:sz w:val="26"/>
+                <w:szCs w:val="26"/>
+              </w:rPr>
+              <w:t>3</w:t>
             </w:r>
             <w:r>
               <w:rPr>
                 <w:b w:val="0"/>
                 <w:bCs w:val="0"/>
                 <w:webHidden/>
-                <w:sz w:val="24"/>
-                <w:szCs w:val="24"/>
+                <w:sz w:val="26"/>
+                <w:szCs w:val="26"/>
               </w:rPr>
               <w:fldChar w:fldCharType="end"/>
             </w:r>
@@ -5111,26 +5214,28 @@
         <w:p>
           <w:pPr>
             <w:pStyle w:val="TOC2"/>
+            <w:spacing w:after="0" w:line="360" w:lineRule="auto"/>
+            <w:ind w:left="0"/>
             <w:rPr>
               <w:rFonts w:eastAsiaTheme="minorEastAsia"/>
               <w:b w:val="0"/>
               <w:bCs w:val="0"/>
               <w:kern w:val="2"/>
-              <w:sz w:val="24"/>
-              <w:szCs w:val="24"/>
+              <w:sz w:val="26"/>
+              <w:szCs w:val="26"/>
               <w:lang w:eastAsia="zh-CN"/>
               <w14:ligatures w14:val="standardContextual"/>
             </w:rPr>
           </w:pPr>
-          <w:hyperlink w:anchor="_Toc228375901" w:history="1">
+          <w:hyperlink w:anchor="_Toc229230345" w:history="1">
             <w:r>
               <w:rPr>
                 <w:rStyle w:val="Hyperlink"/>
                 <w:rFonts w:eastAsia="Calibri"/>
                 <w:b w:val="0"/>
                 <w:bCs w:val="0"/>
-                <w:sz w:val="24"/>
-                <w:szCs w:val="24"/>
+                <w:sz w:val="26"/>
+                <w:szCs w:val="26"/>
               </w:rPr>
               <w:t>5.5.</w:t>
             </w:r>
@@ -5140,8 +5245,8 @@
                 <w:b w:val="0"/>
                 <w:bCs w:val="0"/>
                 <w:kern w:val="2"/>
-                <w:sz w:val="24"/>
-                <w:szCs w:val="24"/>
+                <w:sz w:val="26"/>
+                <w:szCs w:val="26"/>
                 <w:lang w:eastAsia="zh-CN"/>
                 <w14:ligatures w14:val="standardContextual"/>
               </w:rPr>
@@ -5153,8 +5258,8 @@
                 <w:rFonts w:eastAsia="Calibri"/>
                 <w:b w:val="0"/>
                 <w:bCs w:val="0"/>
-                <w:sz w:val="24"/>
-                <w:szCs w:val="24"/>
+                <w:sz w:val="26"/>
+                <w:szCs w:val="26"/>
               </w:rPr>
               <w:t>User Story 5: Quản lý thông tin trường học</w:t>
             </w:r>
@@ -5163,8 +5268,8 @@
                 <w:b w:val="0"/>
                 <w:bCs w:val="0"/>
                 <w:webHidden/>
-                <w:sz w:val="24"/>
-                <w:szCs w:val="24"/>
+                <w:sz w:val="26"/>
+                <w:szCs w:val="26"/>
               </w:rPr>
               <w:tab/>
             </w:r>
@@ -5173,8 +5278,8 @@
                 <w:b w:val="0"/>
                 <w:bCs w:val="0"/>
                 <w:webHidden/>
-                <w:sz w:val="24"/>
-                <w:szCs w:val="24"/>
+                <w:sz w:val="26"/>
+                <w:szCs w:val="26"/>
               </w:rPr>
               <w:fldChar w:fldCharType="begin"/>
             </w:r>
@@ -5183,18 +5288,18 @@
                 <w:b w:val="0"/>
                 <w:bCs w:val="0"/>
                 <w:webHidden/>
-                <w:sz w:val="24"/>
-                <w:szCs w:val="24"/>
-              </w:rPr>
-              <w:instrText xml:space="preserve"> PAGEREF _Toc228375901 \h </w:instrText>
+                <w:sz w:val="26"/>
+                <w:szCs w:val="26"/>
+              </w:rPr>
+              <w:instrText xml:space="preserve"> PAGEREF _Toc229230345 \h </w:instrText>
             </w:r>
             <w:r>
               <w:rPr>
                 <w:b w:val="0"/>
                 <w:bCs w:val="0"/>
                 <w:webHidden/>
-                <w:sz w:val="24"/>
-                <w:szCs w:val="24"/>
+                <w:sz w:val="26"/>
+                <w:szCs w:val="26"/>
               </w:rPr>
             </w:r>
             <w:r>
@@ -5202,8 +5307,8 @@
                 <w:b w:val="0"/>
                 <w:bCs w:val="0"/>
                 <w:webHidden/>
-                <w:sz w:val="24"/>
-                <w:szCs w:val="24"/>
+                <w:sz w:val="26"/>
+                <w:szCs w:val="26"/>
               </w:rPr>
               <w:fldChar w:fldCharType="separate"/>
             </w:r>
@@ -5212,18 +5317,18 @@
                 <w:b w:val="0"/>
                 <w:bCs w:val="0"/>
                 <w:webHidden/>
-                <w:sz w:val="24"/>
-                <w:szCs w:val="24"/>
-              </w:rPr>
-              <w:t>4</w:t>
+                <w:sz w:val="26"/>
+                <w:szCs w:val="26"/>
+              </w:rPr>
+              <w:t>3</w:t>
             </w:r>
             <w:r>
               <w:rPr>
                 <w:b w:val="0"/>
                 <w:bCs w:val="0"/>
                 <w:webHidden/>
-                <w:sz w:val="24"/>
-                <w:szCs w:val="24"/>
+                <w:sz w:val="26"/>
+                <w:szCs w:val="26"/>
               </w:rPr>
               <w:fldChar w:fldCharType="end"/>
             </w:r>
@@ -5232,26 +5337,28 @@
         <w:p>
           <w:pPr>
             <w:pStyle w:val="TOC2"/>
+            <w:spacing w:after="0" w:line="360" w:lineRule="auto"/>
+            <w:ind w:left="0"/>
             <w:rPr>
               <w:rFonts w:eastAsiaTheme="minorEastAsia"/>
               <w:b w:val="0"/>
               <w:bCs w:val="0"/>
               <w:kern w:val="2"/>
-              <w:sz w:val="24"/>
-              <w:szCs w:val="24"/>
+              <w:sz w:val="26"/>
+              <w:szCs w:val="26"/>
               <w:lang w:eastAsia="zh-CN"/>
               <w14:ligatures w14:val="standardContextual"/>
             </w:rPr>
           </w:pPr>
-          <w:hyperlink w:anchor="_Toc228375902" w:history="1">
+          <w:hyperlink w:anchor="_Toc229230346" w:history="1">
             <w:r>
               <w:rPr>
                 <w:rStyle w:val="Hyperlink"/>
                 <w:rFonts w:eastAsia="Calibri"/>
                 <w:b w:val="0"/>
                 <w:bCs w:val="0"/>
-                <w:sz w:val="24"/>
-                <w:szCs w:val="24"/>
+                <w:sz w:val="26"/>
+                <w:szCs w:val="26"/>
               </w:rPr>
               <w:t>5.6.</w:t>
             </w:r>
@@ -5261,8 +5368,8 @@
                 <w:b w:val="0"/>
                 <w:bCs w:val="0"/>
                 <w:kern w:val="2"/>
-                <w:sz w:val="24"/>
-                <w:szCs w:val="24"/>
+                <w:sz w:val="26"/>
+                <w:szCs w:val="26"/>
                 <w:lang w:eastAsia="zh-CN"/>
                 <w14:ligatures w14:val="standardContextual"/>
               </w:rPr>
@@ -5274,8 +5381,8 @@
                 <w:rFonts w:eastAsia="Calibri"/>
                 <w:b w:val="0"/>
                 <w:bCs w:val="0"/>
-                <w:sz w:val="24"/>
-                <w:szCs w:val="24"/>
+                <w:sz w:val="26"/>
+                <w:szCs w:val="26"/>
               </w:rPr>
               <w:t>User Story 6: Quản lý tài khoản quản trị viên</w:t>
             </w:r>
@@ -5284,8 +5391,8 @@
                 <w:b w:val="0"/>
                 <w:bCs w:val="0"/>
                 <w:webHidden/>
-                <w:sz w:val="24"/>
-                <w:szCs w:val="24"/>
+                <w:sz w:val="26"/>
+                <w:szCs w:val="26"/>
               </w:rPr>
               <w:tab/>
             </w:r>
@@ -5294,8 +5401,8 @@
                 <w:b w:val="0"/>
                 <w:bCs w:val="0"/>
                 <w:webHidden/>
-                <w:sz w:val="24"/>
-                <w:szCs w:val="24"/>
+                <w:sz w:val="26"/>
+                <w:szCs w:val="26"/>
               </w:rPr>
               <w:fldChar w:fldCharType="begin"/>
             </w:r>
@@ -5304,18 +5411,18 @@
                 <w:b w:val="0"/>
                 <w:bCs w:val="0"/>
                 <w:webHidden/>
-                <w:sz w:val="24"/>
-                <w:szCs w:val="24"/>
-              </w:rPr>
-              <w:instrText xml:space="preserve"> PAGEREF _Toc228375902 \h </w:instrText>
+                <w:sz w:val="26"/>
+                <w:szCs w:val="26"/>
+              </w:rPr>
+              <w:instrText xml:space="preserve"> PAGEREF _Toc229230346 \h </w:instrText>
             </w:r>
             <w:r>
               <w:rPr>
                 <w:b w:val="0"/>
                 <w:bCs w:val="0"/>
                 <w:webHidden/>
-                <w:sz w:val="24"/>
-                <w:szCs w:val="24"/>
+                <w:sz w:val="26"/>
+                <w:szCs w:val="26"/>
               </w:rPr>
             </w:r>
             <w:r>
@@ -5323,8 +5430,8 @@
                 <w:b w:val="0"/>
                 <w:bCs w:val="0"/>
                 <w:webHidden/>
-                <w:sz w:val="24"/>
-                <w:szCs w:val="24"/>
+                <w:sz w:val="26"/>
+                <w:szCs w:val="26"/>
               </w:rPr>
               <w:fldChar w:fldCharType="separate"/>
             </w:r>
@@ -5333,18 +5440,18 @@
                 <w:b w:val="0"/>
                 <w:bCs w:val="0"/>
                 <w:webHidden/>
-                <w:sz w:val="24"/>
-                <w:szCs w:val="24"/>
-              </w:rPr>
-              <w:t>5</w:t>
+                <w:sz w:val="26"/>
+                <w:szCs w:val="26"/>
+              </w:rPr>
+              <w:t>4</w:t>
             </w:r>
             <w:r>
               <w:rPr>
                 <w:b w:val="0"/>
                 <w:bCs w:val="0"/>
                 <w:webHidden/>
-                <w:sz w:val="24"/>
-                <w:szCs w:val="24"/>
+                <w:sz w:val="26"/>
+                <w:szCs w:val="26"/>
               </w:rPr>
               <w:fldChar w:fldCharType="end"/>
             </w:r>
@@ -5353,26 +5460,28 @@
         <w:p>
           <w:pPr>
             <w:pStyle w:val="TOC2"/>
+            <w:spacing w:after="0" w:line="360" w:lineRule="auto"/>
+            <w:ind w:left="0"/>
             <w:rPr>
               <w:rFonts w:eastAsiaTheme="minorEastAsia"/>
               <w:b w:val="0"/>
               <w:bCs w:val="0"/>
               <w:kern w:val="2"/>
-              <w:sz w:val="24"/>
-              <w:szCs w:val="24"/>
+              <w:sz w:val="26"/>
+              <w:szCs w:val="26"/>
               <w:lang w:eastAsia="zh-CN"/>
               <w14:ligatures w14:val="standardContextual"/>
             </w:rPr>
           </w:pPr>
-          <w:hyperlink w:anchor="_Toc228375903" w:history="1">
+          <w:hyperlink w:anchor="_Toc229230347" w:history="1">
             <w:r>
               <w:rPr>
                 <w:rStyle w:val="Hyperlink"/>
                 <w:rFonts w:eastAsia="Calibri"/>
                 <w:b w:val="0"/>
                 <w:bCs w:val="0"/>
-                <w:sz w:val="24"/>
-                <w:szCs w:val="24"/>
+                <w:sz w:val="26"/>
+                <w:szCs w:val="26"/>
               </w:rPr>
               <w:t>5.7.</w:t>
             </w:r>
@@ -5382,8 +5491,8 @@
                 <w:b w:val="0"/>
                 <w:bCs w:val="0"/>
                 <w:kern w:val="2"/>
-                <w:sz w:val="24"/>
-                <w:szCs w:val="24"/>
+                <w:sz w:val="26"/>
+                <w:szCs w:val="26"/>
                 <w:lang w:eastAsia="zh-CN"/>
                 <w14:ligatures w14:val="standardContextual"/>
               </w:rPr>
@@ -5395,8 +5504,8 @@
                 <w:rFonts w:eastAsia="Calibri"/>
                 <w:b w:val="0"/>
                 <w:bCs w:val="0"/>
-                <w:sz w:val="24"/>
-                <w:szCs w:val="24"/>
+                <w:sz w:val="26"/>
+                <w:szCs w:val="26"/>
               </w:rPr>
               <w:t>User Story 7: Xem báo cáo tổng quan hệ thống</w:t>
             </w:r>
@@ -5405,8 +5514,8 @@
                 <w:b w:val="0"/>
                 <w:bCs w:val="0"/>
                 <w:webHidden/>
-                <w:sz w:val="24"/>
-                <w:szCs w:val="24"/>
+                <w:sz w:val="26"/>
+                <w:szCs w:val="26"/>
               </w:rPr>
               <w:tab/>
             </w:r>
@@ -5415,8 +5524,8 @@
                 <w:b w:val="0"/>
                 <w:bCs w:val="0"/>
                 <w:webHidden/>
-                <w:sz w:val="24"/>
-                <w:szCs w:val="24"/>
+                <w:sz w:val="26"/>
+                <w:szCs w:val="26"/>
               </w:rPr>
               <w:fldChar w:fldCharType="begin"/>
             </w:r>
@@ -5425,18 +5534,18 @@
                 <w:b w:val="0"/>
                 <w:bCs w:val="0"/>
                 <w:webHidden/>
-                <w:sz w:val="24"/>
-                <w:szCs w:val="24"/>
-              </w:rPr>
-              <w:instrText xml:space="preserve"> PAGEREF _Toc228375903 \h </w:instrText>
+                <w:sz w:val="26"/>
+                <w:szCs w:val="26"/>
+              </w:rPr>
+              <w:instrText xml:space="preserve"> PAGEREF _Toc229230347 \h </w:instrText>
             </w:r>
             <w:r>
               <w:rPr>
                 <w:b w:val="0"/>
                 <w:bCs w:val="0"/>
                 <w:webHidden/>
-                <w:sz w:val="24"/>
-                <w:szCs w:val="24"/>
+                <w:sz w:val="26"/>
+                <w:szCs w:val="26"/>
               </w:rPr>
             </w:r>
             <w:r>
@@ -5444,8 +5553,8 @@
                 <w:b w:val="0"/>
                 <w:bCs w:val="0"/>
                 <w:webHidden/>
-                <w:sz w:val="24"/>
-                <w:szCs w:val="24"/>
+                <w:sz w:val="26"/>
+                <w:szCs w:val="26"/>
               </w:rPr>
               <w:fldChar w:fldCharType="separate"/>
             </w:r>
@@ -5454,18 +5563,18 @@
                 <w:b w:val="0"/>
                 <w:bCs w:val="0"/>
                 <w:webHidden/>
-                <w:sz w:val="24"/>
-                <w:szCs w:val="24"/>
-              </w:rPr>
-              <w:t>5</w:t>
+                <w:sz w:val="26"/>
+                <w:szCs w:val="26"/>
+              </w:rPr>
+              <w:t>4</w:t>
             </w:r>
             <w:r>
               <w:rPr>
                 <w:b w:val="0"/>
                 <w:bCs w:val="0"/>
                 <w:webHidden/>
-                <w:sz w:val="24"/>
-                <w:szCs w:val="24"/>
+                <w:sz w:val="26"/>
+                <w:szCs w:val="26"/>
               </w:rPr>
               <w:fldChar w:fldCharType="end"/>
             </w:r>
@@ -5474,26 +5583,28 @@
         <w:p>
           <w:pPr>
             <w:pStyle w:val="TOC2"/>
+            <w:spacing w:after="0" w:line="360" w:lineRule="auto"/>
+            <w:ind w:left="0"/>
             <w:rPr>
               <w:rFonts w:eastAsiaTheme="minorEastAsia"/>
               <w:b w:val="0"/>
               <w:bCs w:val="0"/>
               <w:kern w:val="2"/>
-              <w:sz w:val="24"/>
-              <w:szCs w:val="24"/>
+              <w:sz w:val="26"/>
+              <w:szCs w:val="26"/>
               <w:lang w:eastAsia="zh-CN"/>
               <w14:ligatures w14:val="standardContextual"/>
             </w:rPr>
           </w:pPr>
-          <w:hyperlink w:anchor="_Toc228375904" w:history="1">
+          <w:hyperlink w:anchor="_Toc229230348" w:history="1">
             <w:r>
               <w:rPr>
                 <w:rStyle w:val="Hyperlink"/>
                 <w:rFonts w:eastAsia="Calibri"/>
                 <w:b w:val="0"/>
                 <w:bCs w:val="0"/>
-                <w:sz w:val="24"/>
-                <w:szCs w:val="24"/>
+                <w:sz w:val="26"/>
+                <w:szCs w:val="26"/>
               </w:rPr>
               <w:t>5.8.</w:t>
             </w:r>
@@ -5503,8 +5614,8 @@
                 <w:b w:val="0"/>
                 <w:bCs w:val="0"/>
                 <w:kern w:val="2"/>
-                <w:sz w:val="24"/>
-                <w:szCs w:val="24"/>
+                <w:sz w:val="26"/>
+                <w:szCs w:val="26"/>
                 <w:lang w:eastAsia="zh-CN"/>
                 <w14:ligatures w14:val="standardContextual"/>
               </w:rPr>
@@ -5516,8 +5627,8 @@
                 <w:rFonts w:eastAsia="Calibri"/>
                 <w:b w:val="0"/>
                 <w:bCs w:val="0"/>
-                <w:sz w:val="24"/>
-                <w:szCs w:val="24"/>
+                <w:sz w:val="26"/>
+                <w:szCs w:val="26"/>
               </w:rPr>
               <w:t>User Story 8: Quản lý tài khoản người dùng</w:t>
             </w:r>
@@ -5526,8 +5637,8 @@
                 <w:b w:val="0"/>
                 <w:bCs w:val="0"/>
                 <w:webHidden/>
-                <w:sz w:val="24"/>
-                <w:szCs w:val="24"/>
+                <w:sz w:val="26"/>
+                <w:szCs w:val="26"/>
               </w:rPr>
               <w:tab/>
             </w:r>
@@ -5536,8 +5647,8 @@
                 <w:b w:val="0"/>
                 <w:bCs w:val="0"/>
                 <w:webHidden/>
-                <w:sz w:val="24"/>
-                <w:szCs w:val="24"/>
+                <w:sz w:val="26"/>
+                <w:szCs w:val="26"/>
               </w:rPr>
               <w:fldChar w:fldCharType="begin"/>
             </w:r>
@@ -5546,18 +5657,18 @@
                 <w:b w:val="0"/>
                 <w:bCs w:val="0"/>
                 <w:webHidden/>
-                <w:sz w:val="24"/>
-                <w:szCs w:val="24"/>
-              </w:rPr>
-              <w:instrText xml:space="preserve"> PAGEREF _Toc228375904 \h </w:instrText>
+                <w:sz w:val="26"/>
+                <w:szCs w:val="26"/>
+              </w:rPr>
+              <w:instrText xml:space="preserve"> PAGEREF _Toc229230348 \h </w:instrText>
             </w:r>
             <w:r>
               <w:rPr>
                 <w:b w:val="0"/>
                 <w:bCs w:val="0"/>
                 <w:webHidden/>
-                <w:sz w:val="24"/>
-                <w:szCs w:val="24"/>
+                <w:sz w:val="26"/>
+                <w:szCs w:val="26"/>
               </w:rPr>
             </w:r>
             <w:r>
@@ -5565,8 +5676,8 @@
                 <w:b w:val="0"/>
                 <w:bCs w:val="0"/>
                 <w:webHidden/>
-                <w:sz w:val="24"/>
-                <w:szCs w:val="24"/>
+                <w:sz w:val="26"/>
+                <w:szCs w:val="26"/>
               </w:rPr>
               <w:fldChar w:fldCharType="separate"/>
             </w:r>
@@ -5575,18 +5686,18 @@
                 <w:b w:val="0"/>
                 <w:bCs w:val="0"/>
                 <w:webHidden/>
-                <w:sz w:val="24"/>
-                <w:szCs w:val="24"/>
-              </w:rPr>
-              <w:t>6</w:t>
+                <w:sz w:val="26"/>
+                <w:szCs w:val="26"/>
+              </w:rPr>
+              <w:t>5</w:t>
             </w:r>
             <w:r>
               <w:rPr>
                 <w:b w:val="0"/>
                 <w:bCs w:val="0"/>
                 <w:webHidden/>
-                <w:sz w:val="24"/>
-                <w:szCs w:val="24"/>
+                <w:sz w:val="26"/>
+                <w:szCs w:val="26"/>
               </w:rPr>
               <w:fldChar w:fldCharType="end"/>
             </w:r>
@@ -5595,26 +5706,28 @@
         <w:p>
           <w:pPr>
             <w:pStyle w:val="TOC2"/>
+            <w:spacing w:after="0" w:line="360" w:lineRule="auto"/>
+            <w:ind w:left="0"/>
             <w:rPr>
               <w:rFonts w:eastAsiaTheme="minorEastAsia"/>
               <w:b w:val="0"/>
               <w:bCs w:val="0"/>
               <w:kern w:val="2"/>
-              <w:sz w:val="24"/>
-              <w:szCs w:val="24"/>
+              <w:sz w:val="26"/>
+              <w:szCs w:val="26"/>
               <w:lang w:eastAsia="zh-CN"/>
               <w14:ligatures w14:val="standardContextual"/>
             </w:rPr>
           </w:pPr>
-          <w:hyperlink w:anchor="_Toc228375905" w:history="1">
+          <w:hyperlink w:anchor="_Toc229230349" w:history="1">
             <w:r>
               <w:rPr>
                 <w:rStyle w:val="Hyperlink"/>
                 <w:rFonts w:eastAsia="Calibri"/>
                 <w:b w:val="0"/>
                 <w:bCs w:val="0"/>
-                <w:sz w:val="24"/>
-                <w:szCs w:val="24"/>
+                <w:sz w:val="26"/>
+                <w:szCs w:val="26"/>
               </w:rPr>
               <w:t>5.9.</w:t>
             </w:r>
@@ -5624,8 +5737,8 @@
                 <w:b w:val="0"/>
                 <w:bCs w:val="0"/>
                 <w:kern w:val="2"/>
-                <w:sz w:val="24"/>
-                <w:szCs w:val="24"/>
+                <w:sz w:val="26"/>
+                <w:szCs w:val="26"/>
                 <w:lang w:eastAsia="zh-CN"/>
                 <w14:ligatures w14:val="standardContextual"/>
               </w:rPr>
@@ -5637,8 +5750,8 @@
                 <w:rFonts w:eastAsia="Calibri"/>
                 <w:b w:val="0"/>
                 <w:bCs w:val="0"/>
-                <w:sz w:val="24"/>
-                <w:szCs w:val="24"/>
+                <w:sz w:val="26"/>
+                <w:szCs w:val="26"/>
               </w:rPr>
               <w:t>User Story 9: Quản lý phân quyền</w:t>
             </w:r>
@@ -5647,8 +5760,8 @@
                 <w:b w:val="0"/>
                 <w:bCs w:val="0"/>
                 <w:webHidden/>
-                <w:sz w:val="24"/>
-                <w:szCs w:val="24"/>
+                <w:sz w:val="26"/>
+                <w:szCs w:val="26"/>
               </w:rPr>
               <w:tab/>
             </w:r>
@@ -5657,8 +5770,8 @@
                 <w:b w:val="0"/>
                 <w:bCs w:val="0"/>
                 <w:webHidden/>
-                <w:sz w:val="24"/>
-                <w:szCs w:val="24"/>
+                <w:sz w:val="26"/>
+                <w:szCs w:val="26"/>
               </w:rPr>
               <w:fldChar w:fldCharType="begin"/>
             </w:r>
@@ -5667,18 +5780,18 @@
                 <w:b w:val="0"/>
                 <w:bCs w:val="0"/>
                 <w:webHidden/>
-                <w:sz w:val="24"/>
-                <w:szCs w:val="24"/>
-              </w:rPr>
-              <w:instrText xml:space="preserve"> PAGEREF _Toc228375905 \h </w:instrText>
+                <w:sz w:val="26"/>
+                <w:szCs w:val="26"/>
+              </w:rPr>
+              <w:instrText xml:space="preserve"> PAGEREF _Toc229230349 \h </w:instrText>
             </w:r>
             <w:r>
               <w:rPr>
                 <w:b w:val="0"/>
                 <w:bCs w:val="0"/>
                 <w:webHidden/>
-                <w:sz w:val="24"/>
-                <w:szCs w:val="24"/>
+                <w:sz w:val="26"/>
+                <w:szCs w:val="26"/>
               </w:rPr>
             </w:r>
             <w:r>
@@ -5686,8 +5799,8 @@
                 <w:b w:val="0"/>
                 <w:bCs w:val="0"/>
                 <w:webHidden/>
-                <w:sz w:val="24"/>
-                <w:szCs w:val="24"/>
+                <w:sz w:val="26"/>
+                <w:szCs w:val="26"/>
               </w:rPr>
               <w:fldChar w:fldCharType="separate"/>
             </w:r>
@@ -5696,18 +5809,18 @@
                 <w:b w:val="0"/>
                 <w:bCs w:val="0"/>
                 <w:webHidden/>
-                <w:sz w:val="24"/>
-                <w:szCs w:val="24"/>
-              </w:rPr>
-              <w:t>6</w:t>
+                <w:sz w:val="26"/>
+                <w:szCs w:val="26"/>
+              </w:rPr>
+              <w:t>5</w:t>
             </w:r>
             <w:r>
               <w:rPr>
                 <w:b w:val="0"/>
                 <w:bCs w:val="0"/>
                 <w:webHidden/>
-                <w:sz w:val="24"/>
-                <w:szCs w:val="24"/>
+                <w:sz w:val="26"/>
+                <w:szCs w:val="26"/>
               </w:rPr>
               <w:fldChar w:fldCharType="end"/>
             </w:r>
@@ -5716,26 +5829,28 @@
         <w:p>
           <w:pPr>
             <w:pStyle w:val="TOC2"/>
+            <w:spacing w:after="0" w:line="360" w:lineRule="auto"/>
+            <w:ind w:left="0"/>
             <w:rPr>
               <w:rFonts w:eastAsiaTheme="minorEastAsia"/>
               <w:b w:val="0"/>
               <w:bCs w:val="0"/>
               <w:kern w:val="2"/>
-              <w:sz w:val="24"/>
-              <w:szCs w:val="24"/>
+              <w:sz w:val="26"/>
+              <w:szCs w:val="26"/>
               <w:lang w:eastAsia="zh-CN"/>
               <w14:ligatures w14:val="standardContextual"/>
             </w:rPr>
           </w:pPr>
-          <w:hyperlink w:anchor="_Toc228375906" w:history="1">
+          <w:hyperlink w:anchor="_Toc229230350" w:history="1">
             <w:r>
               <w:rPr>
                 <w:rStyle w:val="Hyperlink"/>
                 <w:rFonts w:eastAsia="Calibri"/>
                 <w:b w:val="0"/>
                 <w:bCs w:val="0"/>
-                <w:sz w:val="24"/>
-                <w:szCs w:val="24"/>
+                <w:sz w:val="26"/>
+                <w:szCs w:val="26"/>
               </w:rPr>
               <w:t>5.10.</w:t>
             </w:r>
@@ -5745,8 +5860,8 @@
                 <w:b w:val="0"/>
                 <w:bCs w:val="0"/>
                 <w:kern w:val="2"/>
-                <w:sz w:val="24"/>
-                <w:szCs w:val="24"/>
+                <w:sz w:val="26"/>
+                <w:szCs w:val="26"/>
                 <w:lang w:eastAsia="zh-CN"/>
                 <w14:ligatures w14:val="standardContextual"/>
               </w:rPr>
@@ -5758,8 +5873,8 @@
                 <w:rFonts w:eastAsia="Calibri"/>
                 <w:b w:val="0"/>
                 <w:bCs w:val="0"/>
-                <w:sz w:val="24"/>
-                <w:szCs w:val="24"/>
+                <w:sz w:val="26"/>
+                <w:szCs w:val="26"/>
               </w:rPr>
               <w:t>User Story 10: Quản lý thông tin lớp học</w:t>
             </w:r>
@@ -5768,8 +5883,8 @@
                 <w:b w:val="0"/>
                 <w:bCs w:val="0"/>
                 <w:webHidden/>
-                <w:sz w:val="24"/>
-                <w:szCs w:val="24"/>
+                <w:sz w:val="26"/>
+                <w:szCs w:val="26"/>
               </w:rPr>
               <w:tab/>
             </w:r>
@@ -5778,8 +5893,8 @@
                 <w:b w:val="0"/>
                 <w:bCs w:val="0"/>
                 <w:webHidden/>
-                <w:sz w:val="24"/>
-                <w:szCs w:val="24"/>
+                <w:sz w:val="26"/>
+                <w:szCs w:val="26"/>
               </w:rPr>
               <w:fldChar w:fldCharType="begin"/>
             </w:r>
@@ -5788,18 +5903,18 @@
                 <w:b w:val="0"/>
                 <w:bCs w:val="0"/>
                 <w:webHidden/>
-                <w:sz w:val="24"/>
-                <w:szCs w:val="24"/>
-              </w:rPr>
-              <w:instrText xml:space="preserve"> PAGEREF _Toc228375906 \h </w:instrText>
+                <w:sz w:val="26"/>
+                <w:szCs w:val="26"/>
+              </w:rPr>
+              <w:instrText xml:space="preserve"> PAGEREF _Toc229230350 \h </w:instrText>
             </w:r>
             <w:r>
               <w:rPr>
                 <w:b w:val="0"/>
                 <w:bCs w:val="0"/>
                 <w:webHidden/>
-                <w:sz w:val="24"/>
-                <w:szCs w:val="24"/>
+                <w:sz w:val="26"/>
+                <w:szCs w:val="26"/>
               </w:rPr>
             </w:r>
             <w:r>
@@ -5807,8 +5922,8 @@
                 <w:b w:val="0"/>
                 <w:bCs w:val="0"/>
                 <w:webHidden/>
-                <w:sz w:val="24"/>
-                <w:szCs w:val="24"/>
+                <w:sz w:val="26"/>
+                <w:szCs w:val="26"/>
               </w:rPr>
               <w:fldChar w:fldCharType="separate"/>
             </w:r>
@@ -5817,18 +5932,18 @@
                 <w:b w:val="0"/>
                 <w:bCs w:val="0"/>
                 <w:webHidden/>
-                <w:sz w:val="24"/>
-                <w:szCs w:val="24"/>
-              </w:rPr>
-              <w:t>7</w:t>
+                <w:sz w:val="26"/>
+                <w:szCs w:val="26"/>
+              </w:rPr>
+              <w:t>6</w:t>
             </w:r>
             <w:r>
               <w:rPr>
                 <w:b w:val="0"/>
                 <w:bCs w:val="0"/>
                 <w:webHidden/>
-                <w:sz w:val="24"/>
-                <w:szCs w:val="24"/>
+                <w:sz w:val="26"/>
+                <w:szCs w:val="26"/>
               </w:rPr>
               <w:fldChar w:fldCharType="end"/>
             </w:r>
@@ -5837,26 +5952,28 @@
         <w:p>
           <w:pPr>
             <w:pStyle w:val="TOC2"/>
+            <w:spacing w:after="0" w:line="360" w:lineRule="auto"/>
+            <w:ind w:left="0"/>
             <w:rPr>
               <w:rFonts w:eastAsiaTheme="minorEastAsia"/>
               <w:b w:val="0"/>
               <w:bCs w:val="0"/>
               <w:kern w:val="2"/>
-              <w:sz w:val="24"/>
-              <w:szCs w:val="24"/>
+              <w:sz w:val="26"/>
+              <w:szCs w:val="26"/>
               <w:lang w:eastAsia="zh-CN"/>
               <w14:ligatures w14:val="standardContextual"/>
             </w:rPr>
           </w:pPr>
-          <w:hyperlink w:anchor="_Toc228375907" w:history="1">
+          <w:hyperlink w:anchor="_Toc229230351" w:history="1">
             <w:r>
               <w:rPr>
                 <w:rStyle w:val="Hyperlink"/>
                 <w:rFonts w:eastAsia="Calibri"/>
                 <w:b w:val="0"/>
                 <w:bCs w:val="0"/>
-                <w:sz w:val="24"/>
-                <w:szCs w:val="24"/>
+                <w:sz w:val="26"/>
+                <w:szCs w:val="26"/>
               </w:rPr>
               <w:t>5.11.</w:t>
             </w:r>
@@ -5866,8 +5983,8 @@
                 <w:b w:val="0"/>
                 <w:bCs w:val="0"/>
                 <w:kern w:val="2"/>
-                <w:sz w:val="24"/>
-                <w:szCs w:val="24"/>
+                <w:sz w:val="26"/>
+                <w:szCs w:val="26"/>
                 <w:lang w:eastAsia="zh-CN"/>
                 <w14:ligatures w14:val="standardContextual"/>
               </w:rPr>
@@ -5879,8 +5996,8 @@
                 <w:rFonts w:eastAsia="Calibri"/>
                 <w:b w:val="0"/>
                 <w:bCs w:val="0"/>
-                <w:sz w:val="24"/>
-                <w:szCs w:val="24"/>
+                <w:sz w:val="26"/>
+                <w:szCs w:val="26"/>
               </w:rPr>
               <w:t>User Story 11: Phân công giảng dạy</w:t>
             </w:r>
@@ -5889,8 +6006,8 @@
                 <w:b w:val="0"/>
                 <w:bCs w:val="0"/>
                 <w:webHidden/>
-                <w:sz w:val="24"/>
-                <w:szCs w:val="24"/>
+                <w:sz w:val="26"/>
+                <w:szCs w:val="26"/>
               </w:rPr>
               <w:tab/>
             </w:r>
@@ -5899,8 +6016,8 @@
                 <w:b w:val="0"/>
                 <w:bCs w:val="0"/>
                 <w:webHidden/>
-                <w:sz w:val="24"/>
-                <w:szCs w:val="24"/>
+                <w:sz w:val="26"/>
+                <w:szCs w:val="26"/>
               </w:rPr>
               <w:fldChar w:fldCharType="begin"/>
             </w:r>
@@ -5909,18 +6026,18 @@
                 <w:b w:val="0"/>
                 <w:bCs w:val="0"/>
                 <w:webHidden/>
-                <w:sz w:val="24"/>
-                <w:szCs w:val="24"/>
-              </w:rPr>
-              <w:instrText xml:space="preserve"> PAGEREF _Toc228375907 \h </w:instrText>
+                <w:sz w:val="26"/>
+                <w:szCs w:val="26"/>
+              </w:rPr>
+              <w:instrText xml:space="preserve"> PAGEREF _Toc229230351 \h </w:instrText>
             </w:r>
             <w:r>
               <w:rPr>
                 <w:b w:val="0"/>
                 <w:bCs w:val="0"/>
                 <w:webHidden/>
-                <w:sz w:val="24"/>
-                <w:szCs w:val="24"/>
+                <w:sz w:val="26"/>
+                <w:szCs w:val="26"/>
               </w:rPr>
             </w:r>
             <w:r>
@@ -5928,8 +6045,8 @@
                 <w:b w:val="0"/>
                 <w:bCs w:val="0"/>
                 <w:webHidden/>
-                <w:sz w:val="24"/>
-                <w:szCs w:val="24"/>
+                <w:sz w:val="26"/>
+                <w:szCs w:val="26"/>
               </w:rPr>
               <w:fldChar w:fldCharType="separate"/>
             </w:r>
@@ -5938,18 +6055,18 @@
                 <w:b w:val="0"/>
                 <w:bCs w:val="0"/>
                 <w:webHidden/>
-                <w:sz w:val="24"/>
-                <w:szCs w:val="24"/>
-              </w:rPr>
-              <w:t>7</w:t>
+                <w:sz w:val="26"/>
+                <w:szCs w:val="26"/>
+              </w:rPr>
+              <w:t>6</w:t>
             </w:r>
             <w:r>
               <w:rPr>
                 <w:b w:val="0"/>
                 <w:bCs w:val="0"/>
                 <w:webHidden/>
-                <w:sz w:val="24"/>
-                <w:szCs w:val="24"/>
+                <w:sz w:val="26"/>
+                <w:szCs w:val="26"/>
               </w:rPr>
               <w:fldChar w:fldCharType="end"/>
             </w:r>
@@ -5958,26 +6075,28 @@
         <w:p>
           <w:pPr>
             <w:pStyle w:val="TOC2"/>
+            <w:spacing w:after="0" w:line="360" w:lineRule="auto"/>
+            <w:ind w:left="0"/>
             <w:rPr>
               <w:rFonts w:eastAsiaTheme="minorEastAsia"/>
               <w:b w:val="0"/>
               <w:bCs w:val="0"/>
               <w:kern w:val="2"/>
-              <w:sz w:val="24"/>
-              <w:szCs w:val="24"/>
+              <w:sz w:val="26"/>
+              <w:szCs w:val="26"/>
               <w:lang w:eastAsia="zh-CN"/>
               <w14:ligatures w14:val="standardContextual"/>
             </w:rPr>
           </w:pPr>
-          <w:hyperlink w:anchor="_Toc228375908" w:history="1">
+          <w:hyperlink w:anchor="_Toc229230352" w:history="1">
             <w:r>
               <w:rPr>
                 <w:rStyle w:val="Hyperlink"/>
                 <w:rFonts w:eastAsia="Calibri"/>
                 <w:b w:val="0"/>
                 <w:bCs w:val="0"/>
-                <w:sz w:val="24"/>
-                <w:szCs w:val="24"/>
+                <w:sz w:val="26"/>
+                <w:szCs w:val="26"/>
               </w:rPr>
               <w:t>5.12.</w:t>
             </w:r>
@@ -5987,8 +6106,8 @@
                 <w:b w:val="0"/>
                 <w:bCs w:val="0"/>
                 <w:kern w:val="2"/>
-                <w:sz w:val="24"/>
-                <w:szCs w:val="24"/>
+                <w:sz w:val="26"/>
+                <w:szCs w:val="26"/>
                 <w:lang w:eastAsia="zh-CN"/>
                 <w14:ligatures w14:val="standardContextual"/>
               </w:rPr>
@@ -6000,8 +6119,8 @@
                 <w:rFonts w:eastAsia="Calibri"/>
                 <w:b w:val="0"/>
                 <w:bCs w:val="0"/>
-                <w:sz w:val="24"/>
-                <w:szCs w:val="24"/>
+                <w:sz w:val="26"/>
+                <w:szCs w:val="26"/>
               </w:rPr>
               <w:t>User Story 12: Quản lý danh mục môn học</w:t>
             </w:r>
@@ -6010,8 +6129,8 @@
                 <w:b w:val="0"/>
                 <w:bCs w:val="0"/>
                 <w:webHidden/>
-                <w:sz w:val="24"/>
-                <w:szCs w:val="24"/>
+                <w:sz w:val="26"/>
+                <w:szCs w:val="26"/>
               </w:rPr>
               <w:tab/>
             </w:r>
@@ -6020,8 +6139,8 @@
                 <w:b w:val="0"/>
                 <w:bCs w:val="0"/>
                 <w:webHidden/>
-                <w:sz w:val="24"/>
-                <w:szCs w:val="24"/>
+                <w:sz w:val="26"/>
+                <w:szCs w:val="26"/>
               </w:rPr>
               <w:fldChar w:fldCharType="begin"/>
             </w:r>
@@ -6030,18 +6149,18 @@
                 <w:b w:val="0"/>
                 <w:bCs w:val="0"/>
                 <w:webHidden/>
-                <w:sz w:val="24"/>
-                <w:szCs w:val="24"/>
-              </w:rPr>
-              <w:instrText xml:space="preserve"> PAGEREF _Toc228375908 \h </w:instrText>
+                <w:sz w:val="26"/>
+                <w:szCs w:val="26"/>
+              </w:rPr>
+              <w:instrText xml:space="preserve"> PAGEREF _Toc229230352 \h </w:instrText>
             </w:r>
             <w:r>
               <w:rPr>
                 <w:b w:val="0"/>
                 <w:bCs w:val="0"/>
                 <w:webHidden/>
-                <w:sz w:val="24"/>
-                <w:szCs w:val="24"/>
+                <w:sz w:val="26"/>
+                <w:szCs w:val="26"/>
               </w:rPr>
             </w:r>
             <w:r>
@@ -6049,8 +6168,8 @@
                 <w:b w:val="0"/>
                 <w:bCs w:val="0"/>
                 <w:webHidden/>
-                <w:sz w:val="24"/>
-                <w:szCs w:val="24"/>
+                <w:sz w:val="26"/>
+                <w:szCs w:val="26"/>
               </w:rPr>
               <w:fldChar w:fldCharType="separate"/>
             </w:r>
@@ -6059,18 +6178,18 @@
                 <w:b w:val="0"/>
                 <w:bCs w:val="0"/>
                 <w:webHidden/>
-                <w:sz w:val="24"/>
-                <w:szCs w:val="24"/>
-              </w:rPr>
-              <w:t>8</w:t>
+                <w:sz w:val="26"/>
+                <w:szCs w:val="26"/>
+              </w:rPr>
+              <w:t>7</w:t>
             </w:r>
             <w:r>
               <w:rPr>
                 <w:b w:val="0"/>
                 <w:bCs w:val="0"/>
                 <w:webHidden/>
-                <w:sz w:val="24"/>
-                <w:szCs w:val="24"/>
+                <w:sz w:val="26"/>
+                <w:szCs w:val="26"/>
               </w:rPr>
               <w:fldChar w:fldCharType="end"/>
             </w:r>
@@ -6079,26 +6198,28 @@
         <w:p>
           <w:pPr>
             <w:pStyle w:val="TOC2"/>
+            <w:spacing w:after="0" w:line="360" w:lineRule="auto"/>
+            <w:ind w:left="0"/>
             <w:rPr>
               <w:rFonts w:eastAsiaTheme="minorEastAsia"/>
               <w:b w:val="0"/>
               <w:bCs w:val="0"/>
               <w:kern w:val="2"/>
-              <w:sz w:val="24"/>
-              <w:szCs w:val="24"/>
+              <w:sz w:val="26"/>
+              <w:szCs w:val="26"/>
               <w:lang w:eastAsia="zh-CN"/>
               <w14:ligatures w14:val="standardContextual"/>
             </w:rPr>
           </w:pPr>
-          <w:hyperlink w:anchor="_Toc228375909" w:history="1">
+          <w:hyperlink w:anchor="_Toc229230353" w:history="1">
             <w:r>
               <w:rPr>
                 <w:rStyle w:val="Hyperlink"/>
                 <w:rFonts w:eastAsia="Calibri"/>
                 <w:b w:val="0"/>
                 <w:bCs w:val="0"/>
-                <w:sz w:val="24"/>
-                <w:szCs w:val="24"/>
+                <w:sz w:val="26"/>
+                <w:szCs w:val="26"/>
               </w:rPr>
               <w:t>5.13.</w:t>
             </w:r>
@@ -6108,8 +6229,8 @@
                 <w:b w:val="0"/>
                 <w:bCs w:val="0"/>
                 <w:kern w:val="2"/>
-                <w:sz w:val="24"/>
-                <w:szCs w:val="24"/>
+                <w:sz w:val="26"/>
+                <w:szCs w:val="26"/>
                 <w:lang w:eastAsia="zh-CN"/>
                 <w14:ligatures w14:val="standardContextual"/>
               </w:rPr>
@@ -6121,8 +6242,8 @@
                 <w:rFonts w:eastAsia="Calibri"/>
                 <w:b w:val="0"/>
                 <w:bCs w:val="0"/>
-                <w:sz w:val="24"/>
-                <w:szCs w:val="24"/>
+                <w:sz w:val="26"/>
+                <w:szCs w:val="26"/>
               </w:rPr>
               <w:t>User Story 13: Quản lý lịch học và thời khóa biểu</w:t>
             </w:r>
@@ -6131,8 +6252,8 @@
                 <w:b w:val="0"/>
                 <w:bCs w:val="0"/>
                 <w:webHidden/>
-                <w:sz w:val="24"/>
-                <w:szCs w:val="24"/>
+                <w:sz w:val="26"/>
+                <w:szCs w:val="26"/>
               </w:rPr>
               <w:tab/>
             </w:r>
@@ -6141,8 +6262,8 @@
                 <w:b w:val="0"/>
                 <w:bCs w:val="0"/>
                 <w:webHidden/>
-                <w:sz w:val="24"/>
-                <w:szCs w:val="24"/>
+                <w:sz w:val="26"/>
+                <w:szCs w:val="26"/>
               </w:rPr>
               <w:fldChar w:fldCharType="begin"/>
             </w:r>
@@ -6151,18 +6272,18 @@
                 <w:b w:val="0"/>
                 <w:bCs w:val="0"/>
                 <w:webHidden/>
-                <w:sz w:val="24"/>
-                <w:szCs w:val="24"/>
-              </w:rPr>
-              <w:instrText xml:space="preserve"> PAGEREF _Toc228375909 \h </w:instrText>
+                <w:sz w:val="26"/>
+                <w:szCs w:val="26"/>
+              </w:rPr>
+              <w:instrText xml:space="preserve"> PAGEREF _Toc229230353 \h </w:instrText>
             </w:r>
             <w:r>
               <w:rPr>
                 <w:b w:val="0"/>
                 <w:bCs w:val="0"/>
                 <w:webHidden/>
-                <w:sz w:val="24"/>
-                <w:szCs w:val="24"/>
+                <w:sz w:val="26"/>
+                <w:szCs w:val="26"/>
               </w:rPr>
             </w:r>
             <w:r>
@@ -6170,8 +6291,8 @@
                 <w:b w:val="0"/>
                 <w:bCs w:val="0"/>
                 <w:webHidden/>
-                <w:sz w:val="24"/>
-                <w:szCs w:val="24"/>
+                <w:sz w:val="26"/>
+                <w:szCs w:val="26"/>
               </w:rPr>
               <w:fldChar w:fldCharType="separate"/>
             </w:r>
@@ -6180,18 +6301,18 @@
                 <w:b w:val="0"/>
                 <w:bCs w:val="0"/>
                 <w:webHidden/>
-                <w:sz w:val="24"/>
-                <w:szCs w:val="24"/>
-              </w:rPr>
-              <w:t>8</w:t>
+                <w:sz w:val="26"/>
+                <w:szCs w:val="26"/>
+              </w:rPr>
+              <w:t>7</w:t>
             </w:r>
             <w:r>
               <w:rPr>
                 <w:b w:val="0"/>
                 <w:bCs w:val="0"/>
                 <w:webHidden/>
-                <w:sz w:val="24"/>
-                <w:szCs w:val="24"/>
+                <w:sz w:val="26"/>
+                <w:szCs w:val="26"/>
               </w:rPr>
               <w:fldChar w:fldCharType="end"/>
             </w:r>
@@ -6200,26 +6321,28 @@
         <w:p>
           <w:pPr>
             <w:pStyle w:val="TOC2"/>
+            <w:spacing w:after="0" w:line="360" w:lineRule="auto"/>
+            <w:ind w:left="0"/>
             <w:rPr>
               <w:rFonts w:eastAsiaTheme="minorEastAsia"/>
               <w:b w:val="0"/>
               <w:bCs w:val="0"/>
               <w:kern w:val="2"/>
-              <w:sz w:val="24"/>
-              <w:szCs w:val="24"/>
+              <w:sz w:val="26"/>
+              <w:szCs w:val="26"/>
               <w:lang w:eastAsia="zh-CN"/>
               <w14:ligatures w14:val="standardContextual"/>
             </w:rPr>
           </w:pPr>
-          <w:hyperlink w:anchor="_Toc228375910" w:history="1">
+          <w:hyperlink w:anchor="_Toc229230354" w:history="1">
             <w:r>
               <w:rPr>
                 <w:rStyle w:val="Hyperlink"/>
                 <w:rFonts w:eastAsia="Calibri"/>
                 <w:b w:val="0"/>
                 <w:bCs w:val="0"/>
-                <w:sz w:val="24"/>
-                <w:szCs w:val="24"/>
+                <w:sz w:val="26"/>
+                <w:szCs w:val="26"/>
               </w:rPr>
               <w:t>5.14.</w:t>
             </w:r>
@@ -6229,8 +6352,8 @@
                 <w:b w:val="0"/>
                 <w:bCs w:val="0"/>
                 <w:kern w:val="2"/>
-                <w:sz w:val="24"/>
-                <w:szCs w:val="24"/>
+                <w:sz w:val="26"/>
+                <w:szCs w:val="26"/>
                 <w:lang w:eastAsia="zh-CN"/>
                 <w14:ligatures w14:val="standardContextual"/>
               </w:rPr>
@@ -6242,8 +6365,8 @@
                 <w:rFonts w:eastAsia="Calibri"/>
                 <w:b w:val="0"/>
                 <w:bCs w:val="0"/>
-                <w:sz w:val="24"/>
-                <w:szCs w:val="24"/>
+                <w:sz w:val="26"/>
+                <w:szCs w:val="26"/>
               </w:rPr>
               <w:t>User Story 14: Quản lý điểm học sinh</w:t>
             </w:r>
@@ -6252,8 +6375,8 @@
                 <w:b w:val="0"/>
                 <w:bCs w:val="0"/>
                 <w:webHidden/>
-                <w:sz w:val="24"/>
-                <w:szCs w:val="24"/>
+                <w:sz w:val="26"/>
+                <w:szCs w:val="26"/>
               </w:rPr>
               <w:tab/>
             </w:r>
@@ -6262,8 +6385,8 @@
                 <w:b w:val="0"/>
                 <w:bCs w:val="0"/>
                 <w:webHidden/>
-                <w:sz w:val="24"/>
-                <w:szCs w:val="24"/>
+                <w:sz w:val="26"/>
+                <w:szCs w:val="26"/>
               </w:rPr>
               <w:fldChar w:fldCharType="begin"/>
             </w:r>
@@ -6272,18 +6395,18 @@
                 <w:b w:val="0"/>
                 <w:bCs w:val="0"/>
                 <w:webHidden/>
-                <w:sz w:val="24"/>
-                <w:szCs w:val="24"/>
-              </w:rPr>
-              <w:instrText xml:space="preserve"> PAGEREF _Toc228375910 \h </w:instrText>
+                <w:sz w:val="26"/>
+                <w:szCs w:val="26"/>
+              </w:rPr>
+              <w:instrText xml:space="preserve"> PAGEREF _Toc229230354 \h </w:instrText>
             </w:r>
             <w:r>
               <w:rPr>
                 <w:b w:val="0"/>
                 <w:bCs w:val="0"/>
                 <w:webHidden/>
-                <w:sz w:val="24"/>
-                <w:szCs w:val="24"/>
+                <w:sz w:val="26"/>
+                <w:szCs w:val="26"/>
               </w:rPr>
             </w:r>
             <w:r>
@@ -6291,8 +6414,8 @@
                 <w:b w:val="0"/>
                 <w:bCs w:val="0"/>
                 <w:webHidden/>
-                <w:sz w:val="24"/>
-                <w:szCs w:val="24"/>
+                <w:sz w:val="26"/>
+                <w:szCs w:val="26"/>
               </w:rPr>
               <w:fldChar w:fldCharType="separate"/>
             </w:r>
@@ -6301,18 +6424,18 @@
                 <w:b w:val="0"/>
                 <w:bCs w:val="0"/>
                 <w:webHidden/>
-                <w:sz w:val="24"/>
-                <w:szCs w:val="24"/>
-              </w:rPr>
-              <w:t>9</w:t>
+                <w:sz w:val="26"/>
+                <w:szCs w:val="26"/>
+              </w:rPr>
+              <w:t>8</w:t>
             </w:r>
             <w:r>
               <w:rPr>
                 <w:b w:val="0"/>
                 <w:bCs w:val="0"/>
                 <w:webHidden/>
-                <w:sz w:val="24"/>
-                <w:szCs w:val="24"/>
+                <w:sz w:val="26"/>
+                <w:szCs w:val="26"/>
               </w:rPr>
               <w:fldChar w:fldCharType="end"/>
             </w:r>
@@ -6321,26 +6444,28 @@
         <w:p>
           <w:pPr>
             <w:pStyle w:val="TOC2"/>
+            <w:spacing w:after="0" w:line="360" w:lineRule="auto"/>
+            <w:ind w:left="0"/>
             <w:rPr>
               <w:rFonts w:eastAsiaTheme="minorEastAsia"/>
               <w:b w:val="0"/>
               <w:bCs w:val="0"/>
               <w:kern w:val="2"/>
-              <w:sz w:val="24"/>
-              <w:szCs w:val="24"/>
+              <w:sz w:val="26"/>
+              <w:szCs w:val="26"/>
               <w:lang w:eastAsia="zh-CN"/>
               <w14:ligatures w14:val="standardContextual"/>
             </w:rPr>
           </w:pPr>
-          <w:hyperlink w:anchor="_Toc228375911" w:history="1">
+          <w:hyperlink w:anchor="_Toc229230355" w:history="1">
             <w:r>
               <w:rPr>
                 <w:rStyle w:val="Hyperlink"/>
                 <w:rFonts w:eastAsia="Calibri"/>
                 <w:b w:val="0"/>
                 <w:bCs w:val="0"/>
-                <w:sz w:val="24"/>
-                <w:szCs w:val="24"/>
+                <w:sz w:val="26"/>
+                <w:szCs w:val="26"/>
               </w:rPr>
               <w:t>5.15.</w:t>
             </w:r>
@@ -6350,8 +6475,8 @@
                 <w:b w:val="0"/>
                 <w:bCs w:val="0"/>
                 <w:kern w:val="2"/>
-                <w:sz w:val="24"/>
-                <w:szCs w:val="24"/>
+                <w:sz w:val="26"/>
+                <w:szCs w:val="26"/>
                 <w:lang w:eastAsia="zh-CN"/>
                 <w14:ligatures w14:val="standardContextual"/>
               </w:rPr>
@@ -6363,8 +6488,8 @@
                 <w:rFonts w:eastAsia="Calibri"/>
                 <w:b w:val="0"/>
                 <w:bCs w:val="0"/>
-                <w:sz w:val="24"/>
-                <w:szCs w:val="24"/>
+                <w:sz w:val="26"/>
+                <w:szCs w:val="26"/>
               </w:rPr>
               <w:t>User Story 15: Quản lý điểm danh học sinh</w:t>
             </w:r>
@@ -6373,8 +6498,8 @@
                 <w:b w:val="0"/>
                 <w:bCs w:val="0"/>
                 <w:webHidden/>
-                <w:sz w:val="24"/>
-                <w:szCs w:val="24"/>
+                <w:sz w:val="26"/>
+                <w:szCs w:val="26"/>
               </w:rPr>
               <w:tab/>
             </w:r>
@@ -6383,8 +6508,8 @@
                 <w:b w:val="0"/>
                 <w:bCs w:val="0"/>
                 <w:webHidden/>
-                <w:sz w:val="24"/>
-                <w:szCs w:val="24"/>
+                <w:sz w:val="26"/>
+                <w:szCs w:val="26"/>
               </w:rPr>
               <w:fldChar w:fldCharType="begin"/>
             </w:r>
@@ -6393,18 +6518,18 @@
                 <w:b w:val="0"/>
                 <w:bCs w:val="0"/>
                 <w:webHidden/>
-                <w:sz w:val="24"/>
-                <w:szCs w:val="24"/>
-              </w:rPr>
-              <w:instrText xml:space="preserve"> PAGEREF _Toc228375911 \h </w:instrText>
+                <w:sz w:val="26"/>
+                <w:szCs w:val="26"/>
+              </w:rPr>
+              <w:instrText xml:space="preserve"> PAGEREF _Toc229230355 \h </w:instrText>
             </w:r>
             <w:r>
               <w:rPr>
                 <w:b w:val="0"/>
                 <w:bCs w:val="0"/>
                 <w:webHidden/>
-                <w:sz w:val="24"/>
-                <w:szCs w:val="24"/>
+                <w:sz w:val="26"/>
+                <w:szCs w:val="26"/>
               </w:rPr>
             </w:r>
             <w:r>
@@ -6412,8 +6537,8 @@
                 <w:b w:val="0"/>
                 <w:bCs w:val="0"/>
                 <w:webHidden/>
-                <w:sz w:val="24"/>
-                <w:szCs w:val="24"/>
+                <w:sz w:val="26"/>
+                <w:szCs w:val="26"/>
               </w:rPr>
               <w:fldChar w:fldCharType="separate"/>
             </w:r>
@@ -6422,18 +6547,18 @@
                 <w:b w:val="0"/>
                 <w:bCs w:val="0"/>
                 <w:webHidden/>
-                <w:sz w:val="24"/>
-                <w:szCs w:val="24"/>
-              </w:rPr>
-              <w:t>9</w:t>
+                <w:sz w:val="26"/>
+                <w:szCs w:val="26"/>
+              </w:rPr>
+              <w:t>8</w:t>
             </w:r>
             <w:r>
               <w:rPr>
                 <w:b w:val="0"/>
                 <w:bCs w:val="0"/>
                 <w:webHidden/>
-                <w:sz w:val="24"/>
-                <w:szCs w:val="24"/>
+                <w:sz w:val="26"/>
+                <w:szCs w:val="26"/>
               </w:rPr>
               <w:fldChar w:fldCharType="end"/>
             </w:r>
@@ -6442,26 +6567,28 @@
         <w:p>
           <w:pPr>
             <w:pStyle w:val="TOC2"/>
+            <w:spacing w:after="0" w:line="360" w:lineRule="auto"/>
+            <w:ind w:left="0"/>
             <w:rPr>
               <w:rFonts w:eastAsiaTheme="minorEastAsia"/>
               <w:b w:val="0"/>
               <w:bCs w:val="0"/>
               <w:kern w:val="2"/>
-              <w:sz w:val="24"/>
-              <w:szCs w:val="24"/>
+              <w:sz w:val="26"/>
+              <w:szCs w:val="26"/>
               <w:lang w:eastAsia="zh-CN"/>
               <w14:ligatures w14:val="standardContextual"/>
             </w:rPr>
           </w:pPr>
-          <w:hyperlink w:anchor="_Toc228375912" w:history="1">
+          <w:hyperlink w:anchor="_Toc229230356" w:history="1">
             <w:r>
               <w:rPr>
                 <w:rStyle w:val="Hyperlink"/>
                 <w:rFonts w:eastAsia="Calibri"/>
                 <w:b w:val="0"/>
                 <w:bCs w:val="0"/>
-                <w:sz w:val="24"/>
-                <w:szCs w:val="24"/>
+                <w:sz w:val="26"/>
+                <w:szCs w:val="26"/>
               </w:rPr>
               <w:t>5.16.</w:t>
             </w:r>
@@ -6471,8 +6598,8 @@
                 <w:b w:val="0"/>
                 <w:bCs w:val="0"/>
                 <w:kern w:val="2"/>
-                <w:sz w:val="24"/>
-                <w:szCs w:val="24"/>
+                <w:sz w:val="26"/>
+                <w:szCs w:val="26"/>
                 <w:lang w:eastAsia="zh-CN"/>
                 <w14:ligatures w14:val="standardContextual"/>
               </w:rPr>
@@ -6484,8 +6611,8 @@
                 <w:rFonts w:eastAsia="Calibri"/>
                 <w:b w:val="0"/>
                 <w:bCs w:val="0"/>
-                <w:sz w:val="24"/>
-                <w:szCs w:val="24"/>
+                <w:sz w:val="26"/>
+                <w:szCs w:val="26"/>
               </w:rPr>
               <w:t>User Story 16: Quản lý thông báo hệ thống</w:t>
             </w:r>
@@ -6494,8 +6621,8 @@
                 <w:b w:val="0"/>
                 <w:bCs w:val="0"/>
                 <w:webHidden/>
-                <w:sz w:val="24"/>
-                <w:szCs w:val="24"/>
+                <w:sz w:val="26"/>
+                <w:szCs w:val="26"/>
               </w:rPr>
               <w:tab/>
             </w:r>
@@ -6504,8 +6631,8 @@
                 <w:b w:val="0"/>
                 <w:bCs w:val="0"/>
                 <w:webHidden/>
-                <w:sz w:val="24"/>
-                <w:szCs w:val="24"/>
+                <w:sz w:val="26"/>
+                <w:szCs w:val="26"/>
               </w:rPr>
               <w:fldChar w:fldCharType="begin"/>
             </w:r>
@@ -6514,18 +6641,18 @@
                 <w:b w:val="0"/>
                 <w:bCs w:val="0"/>
                 <w:webHidden/>
-                <w:sz w:val="24"/>
-                <w:szCs w:val="24"/>
-              </w:rPr>
-              <w:instrText xml:space="preserve"> PAGEREF _Toc228375912 \h </w:instrText>
+                <w:sz w:val="26"/>
+                <w:szCs w:val="26"/>
+              </w:rPr>
+              <w:instrText xml:space="preserve"> PAGEREF _Toc229230356 \h </w:instrText>
             </w:r>
             <w:r>
               <w:rPr>
                 <w:b w:val="0"/>
                 <w:bCs w:val="0"/>
                 <w:webHidden/>
-                <w:sz w:val="24"/>
-                <w:szCs w:val="24"/>
+                <w:sz w:val="26"/>
+                <w:szCs w:val="26"/>
               </w:rPr>
             </w:r>
             <w:r>
@@ -6533,8 +6660,8 @@
                 <w:b w:val="0"/>
                 <w:bCs w:val="0"/>
                 <w:webHidden/>
-                <w:sz w:val="24"/>
-                <w:szCs w:val="24"/>
+                <w:sz w:val="26"/>
+                <w:szCs w:val="26"/>
               </w:rPr>
               <w:fldChar w:fldCharType="separate"/>
             </w:r>
@@ -6543,18 +6670,18 @@
                 <w:b w:val="0"/>
                 <w:bCs w:val="0"/>
                 <w:webHidden/>
-                <w:sz w:val="24"/>
-                <w:szCs w:val="24"/>
-              </w:rPr>
-              <w:t>10</w:t>
+                <w:sz w:val="26"/>
+                <w:szCs w:val="26"/>
+              </w:rPr>
+              <w:t>9</w:t>
             </w:r>
             <w:r>
               <w:rPr>
                 <w:b w:val="0"/>
                 <w:bCs w:val="0"/>
                 <w:webHidden/>
-                <w:sz w:val="24"/>
-                <w:szCs w:val="24"/>
+                <w:sz w:val="26"/>
+                <w:szCs w:val="26"/>
               </w:rPr>
               <w:fldChar w:fldCharType="end"/>
             </w:r>
@@ -6563,26 +6690,28 @@
         <w:p>
           <w:pPr>
             <w:pStyle w:val="TOC2"/>
+            <w:spacing w:after="0" w:line="360" w:lineRule="auto"/>
+            <w:ind w:left="0"/>
             <w:rPr>
               <w:rFonts w:eastAsiaTheme="minorEastAsia"/>
               <w:b w:val="0"/>
               <w:bCs w:val="0"/>
               <w:kern w:val="2"/>
-              <w:sz w:val="24"/>
-              <w:szCs w:val="24"/>
+              <w:sz w:val="26"/>
+              <w:szCs w:val="26"/>
               <w:lang w:eastAsia="zh-CN"/>
               <w14:ligatures w14:val="standardContextual"/>
             </w:rPr>
           </w:pPr>
-          <w:hyperlink w:anchor="_Toc228375913" w:history="1">
+          <w:hyperlink w:anchor="_Toc229230357" w:history="1">
             <w:r>
               <w:rPr>
                 <w:rStyle w:val="Hyperlink"/>
                 <w:rFonts w:eastAsia="Calibri"/>
                 <w:b w:val="0"/>
                 <w:bCs w:val="0"/>
-                <w:sz w:val="24"/>
-                <w:szCs w:val="24"/>
+                <w:sz w:val="26"/>
+                <w:szCs w:val="26"/>
               </w:rPr>
               <w:t>5.17.</w:t>
             </w:r>
@@ -6592,8 +6721,8 @@
                 <w:b w:val="0"/>
                 <w:bCs w:val="0"/>
                 <w:kern w:val="2"/>
-                <w:sz w:val="24"/>
-                <w:szCs w:val="24"/>
+                <w:sz w:val="26"/>
+                <w:szCs w:val="26"/>
                 <w:lang w:eastAsia="zh-CN"/>
                 <w14:ligatures w14:val="standardContextual"/>
               </w:rPr>
@@ -6605,8 +6734,8 @@
                 <w:rFonts w:eastAsia="Calibri"/>
                 <w:b w:val="0"/>
                 <w:bCs w:val="0"/>
-                <w:sz w:val="24"/>
-                <w:szCs w:val="24"/>
+                <w:sz w:val="26"/>
+                <w:szCs w:val="26"/>
               </w:rPr>
               <w:t>User Story 17: Xem báo cáo và thống kê hệ thống</w:t>
             </w:r>
@@ -6615,8 +6744,8 @@
                 <w:b w:val="0"/>
                 <w:bCs w:val="0"/>
                 <w:webHidden/>
-                <w:sz w:val="24"/>
-                <w:szCs w:val="24"/>
+                <w:sz w:val="26"/>
+                <w:szCs w:val="26"/>
               </w:rPr>
               <w:tab/>
             </w:r>
@@ -6625,8 +6754,8 @@
                 <w:b w:val="0"/>
                 <w:bCs w:val="0"/>
                 <w:webHidden/>
-                <w:sz w:val="24"/>
-                <w:szCs w:val="24"/>
+                <w:sz w:val="26"/>
+                <w:szCs w:val="26"/>
               </w:rPr>
               <w:fldChar w:fldCharType="begin"/>
             </w:r>
@@ -6635,18 +6764,18 @@
                 <w:b w:val="0"/>
                 <w:bCs w:val="0"/>
                 <w:webHidden/>
-                <w:sz w:val="24"/>
-                <w:szCs w:val="24"/>
-              </w:rPr>
-              <w:instrText xml:space="preserve"> PAGEREF _Toc228375913 \h </w:instrText>
+                <w:sz w:val="26"/>
+                <w:szCs w:val="26"/>
+              </w:rPr>
+              <w:instrText xml:space="preserve"> PAGEREF _Toc229230357 \h </w:instrText>
             </w:r>
             <w:r>
               <w:rPr>
                 <w:b w:val="0"/>
                 <w:bCs w:val="0"/>
                 <w:webHidden/>
-                <w:sz w:val="24"/>
-                <w:szCs w:val="24"/>
+                <w:sz w:val="26"/>
+                <w:szCs w:val="26"/>
               </w:rPr>
             </w:r>
             <w:r>
@@ -6654,8 +6783,8 @@
                 <w:b w:val="0"/>
                 <w:bCs w:val="0"/>
                 <w:webHidden/>
-                <w:sz w:val="24"/>
-                <w:szCs w:val="24"/>
+                <w:sz w:val="26"/>
+                <w:szCs w:val="26"/>
               </w:rPr>
               <w:fldChar w:fldCharType="separate"/>
             </w:r>
@@ -6664,18 +6793,18 @@
                 <w:b w:val="0"/>
                 <w:bCs w:val="0"/>
                 <w:webHidden/>
-                <w:sz w:val="24"/>
-                <w:szCs w:val="24"/>
-              </w:rPr>
-              <w:t>10</w:t>
+                <w:sz w:val="26"/>
+                <w:szCs w:val="26"/>
+              </w:rPr>
+              <w:t>9</w:t>
             </w:r>
             <w:r>
               <w:rPr>
                 <w:b w:val="0"/>
                 <w:bCs w:val="0"/>
                 <w:webHidden/>
-                <w:sz w:val="24"/>
-                <w:szCs w:val="24"/>
+                <w:sz w:val="26"/>
+                <w:szCs w:val="26"/>
               </w:rPr>
               <w:fldChar w:fldCharType="end"/>
             </w:r>
@@ -6684,25 +6813,27 @@
         <w:p>
           <w:pPr>
             <w:pStyle w:val="TOC2"/>
+            <w:spacing w:after="0" w:line="360" w:lineRule="auto"/>
+            <w:ind w:left="0"/>
             <w:rPr>
               <w:rFonts w:eastAsiaTheme="minorEastAsia"/>
               <w:b w:val="0"/>
               <w:bCs w:val="0"/>
               <w:kern w:val="2"/>
-              <w:sz w:val="24"/>
-              <w:szCs w:val="24"/>
+              <w:sz w:val="26"/>
+              <w:szCs w:val="26"/>
               <w:lang w:eastAsia="zh-CN"/>
               <w14:ligatures w14:val="standardContextual"/>
             </w:rPr>
           </w:pPr>
-          <w:hyperlink w:anchor="_Toc228375914" w:history="1">
+          <w:hyperlink w:anchor="_Toc229230358" w:history="1">
             <w:r>
               <w:rPr>
                 <w:rStyle w:val="Hyperlink"/>
                 <w:b w:val="0"/>
                 <w:bCs w:val="0"/>
-                <w:sz w:val="24"/>
-                <w:szCs w:val="24"/>
+                <w:sz w:val="26"/>
+                <w:szCs w:val="26"/>
               </w:rPr>
               <w:t>5.18.</w:t>
             </w:r>
@@ -6712,8 +6843,8 @@
                 <w:b w:val="0"/>
                 <w:bCs w:val="0"/>
                 <w:kern w:val="2"/>
-                <w:sz w:val="24"/>
-                <w:szCs w:val="24"/>
+                <w:sz w:val="26"/>
+                <w:szCs w:val="26"/>
                 <w:lang w:eastAsia="zh-CN"/>
                 <w14:ligatures w14:val="standardContextual"/>
               </w:rPr>
@@ -6724,8 +6855,8 @@
                 <w:rStyle w:val="Hyperlink"/>
                 <w:b w:val="0"/>
                 <w:bCs w:val="0"/>
-                <w:sz w:val="24"/>
-                <w:szCs w:val="24"/>
+                <w:sz w:val="26"/>
+                <w:szCs w:val="26"/>
               </w:rPr>
               <w:t>User Story 18: Xem danh sách lớp giảng dạy</w:t>
             </w:r>
@@ -6734,8 +6865,8 @@
                 <w:b w:val="0"/>
                 <w:bCs w:val="0"/>
                 <w:webHidden/>
-                <w:sz w:val="24"/>
-                <w:szCs w:val="24"/>
+                <w:sz w:val="26"/>
+                <w:szCs w:val="26"/>
               </w:rPr>
               <w:tab/>
             </w:r>
@@ -6744,8 +6875,8 @@
                 <w:b w:val="0"/>
                 <w:bCs w:val="0"/>
                 <w:webHidden/>
-                <w:sz w:val="24"/>
-                <w:szCs w:val="24"/>
+                <w:sz w:val="26"/>
+                <w:szCs w:val="26"/>
               </w:rPr>
               <w:fldChar w:fldCharType="begin"/>
             </w:r>
@@ -6754,18 +6885,18 @@
                 <w:b w:val="0"/>
                 <w:bCs w:val="0"/>
                 <w:webHidden/>
-                <w:sz w:val="24"/>
-                <w:szCs w:val="24"/>
-              </w:rPr>
-              <w:instrText xml:space="preserve"> PAGEREF _Toc228375914 \h </w:instrText>
+                <w:sz w:val="26"/>
+                <w:szCs w:val="26"/>
+              </w:rPr>
+              <w:instrText xml:space="preserve"> PAGEREF _Toc229230358 \h </w:instrText>
             </w:r>
             <w:r>
               <w:rPr>
                 <w:b w:val="0"/>
                 <w:bCs w:val="0"/>
                 <w:webHidden/>
-                <w:sz w:val="24"/>
-                <w:szCs w:val="24"/>
+                <w:sz w:val="26"/>
+                <w:szCs w:val="26"/>
               </w:rPr>
             </w:r>
             <w:r>
@@ -6773,8 +6904,8 @@
                 <w:b w:val="0"/>
                 <w:bCs w:val="0"/>
                 <w:webHidden/>
-                <w:sz w:val="24"/>
-                <w:szCs w:val="24"/>
+                <w:sz w:val="26"/>
+                <w:szCs w:val="26"/>
               </w:rPr>
               <w:fldChar w:fldCharType="separate"/>
             </w:r>
@@ -6783,18 +6914,18 @@
                 <w:b w:val="0"/>
                 <w:bCs w:val="0"/>
                 <w:webHidden/>
-                <w:sz w:val="24"/>
-                <w:szCs w:val="24"/>
-              </w:rPr>
-              <w:t>10</w:t>
+                <w:sz w:val="26"/>
+                <w:szCs w:val="26"/>
+              </w:rPr>
+              <w:t>9</w:t>
             </w:r>
             <w:r>
               <w:rPr>
                 <w:b w:val="0"/>
                 <w:bCs w:val="0"/>
                 <w:webHidden/>
-                <w:sz w:val="24"/>
-                <w:szCs w:val="24"/>
+                <w:sz w:val="26"/>
+                <w:szCs w:val="26"/>
               </w:rPr>
               <w:fldChar w:fldCharType="end"/>
             </w:r>
@@ -6803,25 +6934,27 @@
         <w:p>
           <w:pPr>
             <w:pStyle w:val="TOC2"/>
+            <w:spacing w:after="0" w:line="360" w:lineRule="auto"/>
+            <w:ind w:left="0"/>
             <w:rPr>
               <w:rFonts w:eastAsiaTheme="minorEastAsia"/>
               <w:b w:val="0"/>
               <w:bCs w:val="0"/>
               <w:kern w:val="2"/>
-              <w:sz w:val="24"/>
-              <w:szCs w:val="24"/>
+              <w:sz w:val="26"/>
+              <w:szCs w:val="26"/>
               <w:lang w:eastAsia="zh-CN"/>
               <w14:ligatures w14:val="standardContextual"/>
             </w:rPr>
           </w:pPr>
-          <w:hyperlink w:anchor="_Toc228375915" w:history="1">
+          <w:hyperlink w:anchor="_Toc229230359" w:history="1">
             <w:r>
               <w:rPr>
                 <w:rStyle w:val="Hyperlink"/>
                 <w:b w:val="0"/>
                 <w:bCs w:val="0"/>
-                <w:sz w:val="24"/>
-                <w:szCs w:val="24"/>
+                <w:sz w:val="26"/>
+                <w:szCs w:val="26"/>
               </w:rPr>
               <w:t>5.19.</w:t>
             </w:r>
@@ -6831,8 +6964,8 @@
                 <w:b w:val="0"/>
                 <w:bCs w:val="0"/>
                 <w:kern w:val="2"/>
-                <w:sz w:val="24"/>
-                <w:szCs w:val="24"/>
+                <w:sz w:val="26"/>
+                <w:szCs w:val="26"/>
                 <w:lang w:eastAsia="zh-CN"/>
                 <w14:ligatures w14:val="standardContextual"/>
               </w:rPr>
@@ -6843,8 +6976,8 @@
                 <w:rStyle w:val="Hyperlink"/>
                 <w:b w:val="0"/>
                 <w:bCs w:val="0"/>
-                <w:sz w:val="24"/>
-                <w:szCs w:val="24"/>
+                <w:sz w:val="26"/>
+                <w:szCs w:val="26"/>
               </w:rPr>
               <w:t>User Story 19: Nhập điểm học sinh theo lớp</w:t>
             </w:r>
@@ -6853,8 +6986,8 @@
                 <w:b w:val="0"/>
                 <w:bCs w:val="0"/>
                 <w:webHidden/>
-                <w:sz w:val="24"/>
-                <w:szCs w:val="24"/>
+                <w:sz w:val="26"/>
+                <w:szCs w:val="26"/>
               </w:rPr>
               <w:tab/>
             </w:r>
@@ -6863,8 +6996,8 @@
                 <w:b w:val="0"/>
                 <w:bCs w:val="0"/>
                 <w:webHidden/>
-                <w:sz w:val="24"/>
-                <w:szCs w:val="24"/>
+                <w:sz w:val="26"/>
+                <w:szCs w:val="26"/>
               </w:rPr>
               <w:fldChar w:fldCharType="begin"/>
             </w:r>
@@ -6873,18 +7006,18 @@
                 <w:b w:val="0"/>
                 <w:bCs w:val="0"/>
                 <w:webHidden/>
-                <w:sz w:val="24"/>
-                <w:szCs w:val="24"/>
-              </w:rPr>
-              <w:instrText xml:space="preserve"> PAGEREF _Toc228375915 \h </w:instrText>
+                <w:sz w:val="26"/>
+                <w:szCs w:val="26"/>
+              </w:rPr>
+              <w:instrText xml:space="preserve"> PAGEREF _Toc229230359 \h </w:instrText>
             </w:r>
             <w:r>
               <w:rPr>
                 <w:b w:val="0"/>
                 <w:bCs w:val="0"/>
                 <w:webHidden/>
-                <w:sz w:val="24"/>
-                <w:szCs w:val="24"/>
+                <w:sz w:val="26"/>
+                <w:szCs w:val="26"/>
               </w:rPr>
             </w:r>
             <w:r>
@@ -6892,8 +7025,8 @@
                 <w:b w:val="0"/>
                 <w:bCs w:val="0"/>
                 <w:webHidden/>
-                <w:sz w:val="24"/>
-                <w:szCs w:val="24"/>
+                <w:sz w:val="26"/>
+                <w:szCs w:val="26"/>
               </w:rPr>
               <w:fldChar w:fldCharType="separate"/>
             </w:r>
@@ -6902,18 +7035,18 @@
                 <w:b w:val="0"/>
                 <w:bCs w:val="0"/>
                 <w:webHidden/>
-                <w:sz w:val="24"/>
-                <w:szCs w:val="24"/>
-              </w:rPr>
-              <w:t>11</w:t>
+                <w:sz w:val="26"/>
+                <w:szCs w:val="26"/>
+              </w:rPr>
+              <w:t>10</w:t>
             </w:r>
             <w:r>
               <w:rPr>
                 <w:b w:val="0"/>
                 <w:bCs w:val="0"/>
                 <w:webHidden/>
-                <w:sz w:val="24"/>
-                <w:szCs w:val="24"/>
+                <w:sz w:val="26"/>
+                <w:szCs w:val="26"/>
               </w:rPr>
               <w:fldChar w:fldCharType="end"/>
             </w:r>
@@ -6922,25 +7055,27 @@
         <w:p>
           <w:pPr>
             <w:pStyle w:val="TOC2"/>
+            <w:spacing w:after="0" w:line="360" w:lineRule="auto"/>
+            <w:ind w:left="0"/>
             <w:rPr>
               <w:rFonts w:eastAsiaTheme="minorEastAsia"/>
               <w:b w:val="0"/>
               <w:bCs w:val="0"/>
               <w:kern w:val="2"/>
-              <w:sz w:val="24"/>
-              <w:szCs w:val="24"/>
+              <w:sz w:val="26"/>
+              <w:szCs w:val="26"/>
               <w:lang w:eastAsia="zh-CN"/>
               <w14:ligatures w14:val="standardContextual"/>
             </w:rPr>
           </w:pPr>
-          <w:hyperlink w:anchor="_Toc228375916" w:history="1">
+          <w:hyperlink w:anchor="_Toc229230360" w:history="1">
             <w:r>
               <w:rPr>
                 <w:rStyle w:val="Hyperlink"/>
                 <w:b w:val="0"/>
                 <w:bCs w:val="0"/>
-                <w:sz w:val="24"/>
-                <w:szCs w:val="24"/>
+                <w:sz w:val="26"/>
+                <w:szCs w:val="26"/>
               </w:rPr>
               <w:t>5.20.</w:t>
             </w:r>
@@ -6950,8 +7085,8 @@
                 <w:b w:val="0"/>
                 <w:bCs w:val="0"/>
                 <w:kern w:val="2"/>
-                <w:sz w:val="24"/>
-                <w:szCs w:val="24"/>
+                <w:sz w:val="26"/>
+                <w:szCs w:val="26"/>
                 <w:lang w:eastAsia="zh-CN"/>
                 <w14:ligatures w14:val="standardContextual"/>
               </w:rPr>
@@ -6962,8 +7097,8 @@
                 <w:rStyle w:val="Hyperlink"/>
                 <w:b w:val="0"/>
                 <w:bCs w:val="0"/>
-                <w:sz w:val="24"/>
-                <w:szCs w:val="24"/>
+                <w:sz w:val="26"/>
+                <w:szCs w:val="26"/>
               </w:rPr>
               <w:t>User Story 20: Nhập điểm học sinh từ tệp dữ liệu</w:t>
             </w:r>
@@ -6972,8 +7107,8 @@
                 <w:b w:val="0"/>
                 <w:bCs w:val="0"/>
                 <w:webHidden/>
-                <w:sz w:val="24"/>
-                <w:szCs w:val="24"/>
+                <w:sz w:val="26"/>
+                <w:szCs w:val="26"/>
               </w:rPr>
               <w:tab/>
             </w:r>
@@ -6982,8 +7117,8 @@
                 <w:b w:val="0"/>
                 <w:bCs w:val="0"/>
                 <w:webHidden/>
-                <w:sz w:val="24"/>
-                <w:szCs w:val="24"/>
+                <w:sz w:val="26"/>
+                <w:szCs w:val="26"/>
               </w:rPr>
               <w:fldChar w:fldCharType="begin"/>
             </w:r>
@@ -6992,18 +7127,18 @@
                 <w:b w:val="0"/>
                 <w:bCs w:val="0"/>
                 <w:webHidden/>
-                <w:sz w:val="24"/>
-                <w:szCs w:val="24"/>
-              </w:rPr>
-              <w:instrText xml:space="preserve"> PAGEREF _Toc228375916 \h </w:instrText>
+                <w:sz w:val="26"/>
+                <w:szCs w:val="26"/>
+              </w:rPr>
+              <w:instrText xml:space="preserve"> PAGEREF _Toc229230360 \h </w:instrText>
             </w:r>
             <w:r>
               <w:rPr>
                 <w:b w:val="0"/>
                 <w:bCs w:val="0"/>
                 <w:webHidden/>
-                <w:sz w:val="24"/>
-                <w:szCs w:val="24"/>
+                <w:sz w:val="26"/>
+                <w:szCs w:val="26"/>
               </w:rPr>
             </w:r>
             <w:r>
@@ -7011,8 +7146,8 @@
                 <w:b w:val="0"/>
                 <w:bCs w:val="0"/>
                 <w:webHidden/>
-                <w:sz w:val="24"/>
-                <w:szCs w:val="24"/>
+                <w:sz w:val="26"/>
+                <w:szCs w:val="26"/>
               </w:rPr>
               <w:fldChar w:fldCharType="separate"/>
             </w:r>
@@ -7021,18 +7156,18 @@
                 <w:b w:val="0"/>
                 <w:bCs w:val="0"/>
                 <w:webHidden/>
-                <w:sz w:val="24"/>
-                <w:szCs w:val="24"/>
-              </w:rPr>
-              <w:t>11</w:t>
+                <w:sz w:val="26"/>
+                <w:szCs w:val="26"/>
+              </w:rPr>
+              <w:t>10</w:t>
             </w:r>
             <w:r>
               <w:rPr>
                 <w:b w:val="0"/>
                 <w:bCs w:val="0"/>
                 <w:webHidden/>
-                <w:sz w:val="24"/>
-                <w:szCs w:val="24"/>
+                <w:sz w:val="26"/>
+                <w:szCs w:val="26"/>
               </w:rPr>
               <w:fldChar w:fldCharType="end"/>
             </w:r>
@@ -7041,25 +7176,27 @@
         <w:p>
           <w:pPr>
             <w:pStyle w:val="TOC2"/>
+            <w:spacing w:after="0" w:line="360" w:lineRule="auto"/>
+            <w:ind w:left="0"/>
             <w:rPr>
               <w:rFonts w:eastAsiaTheme="minorEastAsia"/>
               <w:b w:val="0"/>
               <w:bCs w:val="0"/>
               <w:kern w:val="2"/>
-              <w:sz w:val="24"/>
-              <w:szCs w:val="24"/>
+              <w:sz w:val="26"/>
+              <w:szCs w:val="26"/>
               <w:lang w:eastAsia="zh-CN"/>
               <w14:ligatures w14:val="standardContextual"/>
             </w:rPr>
           </w:pPr>
-          <w:hyperlink w:anchor="_Toc228375917" w:history="1">
+          <w:hyperlink w:anchor="_Toc229230361" w:history="1">
             <w:r>
               <w:rPr>
                 <w:rStyle w:val="Hyperlink"/>
                 <w:b w:val="0"/>
                 <w:bCs w:val="0"/>
-                <w:sz w:val="24"/>
-                <w:szCs w:val="24"/>
+                <w:sz w:val="26"/>
+                <w:szCs w:val="26"/>
               </w:rPr>
               <w:t>5.21.</w:t>
             </w:r>
@@ -7069,8 +7206,8 @@
                 <w:b w:val="0"/>
                 <w:bCs w:val="0"/>
                 <w:kern w:val="2"/>
-                <w:sz w:val="24"/>
-                <w:szCs w:val="24"/>
+                <w:sz w:val="26"/>
+                <w:szCs w:val="26"/>
                 <w:lang w:eastAsia="zh-CN"/>
                 <w14:ligatures w14:val="standardContextual"/>
               </w:rPr>
@@ -7081,8 +7218,8 @@
                 <w:rStyle w:val="Hyperlink"/>
                 <w:b w:val="0"/>
                 <w:bCs w:val="0"/>
-                <w:sz w:val="24"/>
-                <w:szCs w:val="24"/>
+                <w:sz w:val="26"/>
+                <w:szCs w:val="26"/>
               </w:rPr>
               <w:t>User Story 21: Tạo bài tập cho lớp học</w:t>
             </w:r>
@@ -7091,8 +7228,8 @@
                 <w:b w:val="0"/>
                 <w:bCs w:val="0"/>
                 <w:webHidden/>
-                <w:sz w:val="24"/>
-                <w:szCs w:val="24"/>
+                <w:sz w:val="26"/>
+                <w:szCs w:val="26"/>
               </w:rPr>
               <w:tab/>
             </w:r>
@@ -7101,8 +7238,8 @@
                 <w:b w:val="0"/>
                 <w:bCs w:val="0"/>
                 <w:webHidden/>
-                <w:sz w:val="24"/>
-                <w:szCs w:val="24"/>
+                <w:sz w:val="26"/>
+                <w:szCs w:val="26"/>
               </w:rPr>
               <w:fldChar w:fldCharType="begin"/>
             </w:r>
@@ -7111,18 +7248,18 @@
                 <w:b w:val="0"/>
                 <w:bCs w:val="0"/>
                 <w:webHidden/>
-                <w:sz w:val="24"/>
-                <w:szCs w:val="24"/>
-              </w:rPr>
-              <w:instrText xml:space="preserve"> PAGEREF _Toc228375917 \h </w:instrText>
+                <w:sz w:val="26"/>
+                <w:szCs w:val="26"/>
+              </w:rPr>
+              <w:instrText xml:space="preserve"> PAGEREF _Toc229230361 \h </w:instrText>
             </w:r>
             <w:r>
               <w:rPr>
                 <w:b w:val="0"/>
                 <w:bCs w:val="0"/>
                 <w:webHidden/>
-                <w:sz w:val="24"/>
-                <w:szCs w:val="24"/>
+                <w:sz w:val="26"/>
+                <w:szCs w:val="26"/>
               </w:rPr>
             </w:r>
             <w:r>
@@ -7130,8 +7267,8 @@
                 <w:b w:val="0"/>
                 <w:bCs w:val="0"/>
                 <w:webHidden/>
-                <w:sz w:val="24"/>
-                <w:szCs w:val="24"/>
+                <w:sz w:val="26"/>
+                <w:szCs w:val="26"/>
               </w:rPr>
               <w:fldChar w:fldCharType="separate"/>
             </w:r>
@@ -7140,18 +7277,18 @@
                 <w:b w:val="0"/>
                 <w:bCs w:val="0"/>
                 <w:webHidden/>
-                <w:sz w:val="24"/>
-                <w:szCs w:val="24"/>
-              </w:rPr>
-              <w:t>12</w:t>
+                <w:sz w:val="26"/>
+                <w:szCs w:val="26"/>
+              </w:rPr>
+              <w:t>11</w:t>
             </w:r>
             <w:r>
               <w:rPr>
                 <w:b w:val="0"/>
                 <w:bCs w:val="0"/>
                 <w:webHidden/>
-                <w:sz w:val="24"/>
-                <w:szCs w:val="24"/>
+                <w:sz w:val="26"/>
+                <w:szCs w:val="26"/>
               </w:rPr>
               <w:fldChar w:fldCharType="end"/>
             </w:r>
@@ -7160,25 +7297,27 @@
         <w:p>
           <w:pPr>
             <w:pStyle w:val="TOC2"/>
+            <w:spacing w:after="0" w:line="360" w:lineRule="auto"/>
+            <w:ind w:left="0"/>
             <w:rPr>
               <w:rFonts w:eastAsiaTheme="minorEastAsia"/>
               <w:b w:val="0"/>
               <w:bCs w:val="0"/>
               <w:kern w:val="2"/>
-              <w:sz w:val="24"/>
-              <w:szCs w:val="24"/>
+              <w:sz w:val="26"/>
+              <w:szCs w:val="26"/>
               <w:lang w:eastAsia="zh-CN"/>
               <w14:ligatures w14:val="standardContextual"/>
             </w:rPr>
           </w:pPr>
-          <w:hyperlink w:anchor="_Toc228375918" w:history="1">
+          <w:hyperlink w:anchor="_Toc229230362" w:history="1">
             <w:r>
               <w:rPr>
                 <w:rStyle w:val="Hyperlink"/>
                 <w:b w:val="0"/>
                 <w:bCs w:val="0"/>
-                <w:sz w:val="24"/>
-                <w:szCs w:val="24"/>
+                <w:sz w:val="26"/>
+                <w:szCs w:val="26"/>
               </w:rPr>
               <w:t>5.22.</w:t>
             </w:r>
@@ -7188,8 +7327,8 @@
                 <w:b w:val="0"/>
                 <w:bCs w:val="0"/>
                 <w:kern w:val="2"/>
-                <w:sz w:val="24"/>
-                <w:szCs w:val="24"/>
+                <w:sz w:val="26"/>
+                <w:szCs w:val="26"/>
                 <w:lang w:eastAsia="zh-CN"/>
                 <w14:ligatures w14:val="standardContextual"/>
               </w:rPr>
@@ -7200,8 +7339,8 @@
                 <w:rStyle w:val="Hyperlink"/>
                 <w:b w:val="0"/>
                 <w:bCs w:val="0"/>
-                <w:sz w:val="24"/>
-                <w:szCs w:val="24"/>
+                <w:sz w:val="26"/>
+                <w:szCs w:val="26"/>
               </w:rPr>
               <w:t>User Story 22: Cập nhật bài tập</w:t>
             </w:r>
@@ -7210,8 +7349,8 @@
                 <w:b w:val="0"/>
                 <w:bCs w:val="0"/>
                 <w:webHidden/>
-                <w:sz w:val="24"/>
-                <w:szCs w:val="24"/>
+                <w:sz w:val="26"/>
+                <w:szCs w:val="26"/>
               </w:rPr>
               <w:tab/>
             </w:r>
@@ -7220,8 +7359,8 @@
                 <w:b w:val="0"/>
                 <w:bCs w:val="0"/>
                 <w:webHidden/>
-                <w:sz w:val="24"/>
-                <w:szCs w:val="24"/>
+                <w:sz w:val="26"/>
+                <w:szCs w:val="26"/>
               </w:rPr>
               <w:fldChar w:fldCharType="begin"/>
             </w:r>
@@ -7230,18 +7369,18 @@
                 <w:b w:val="0"/>
                 <w:bCs w:val="0"/>
                 <w:webHidden/>
-                <w:sz w:val="24"/>
-                <w:szCs w:val="24"/>
-              </w:rPr>
-              <w:instrText xml:space="preserve"> PAGEREF _Toc228375918 \h </w:instrText>
+                <w:sz w:val="26"/>
+                <w:szCs w:val="26"/>
+              </w:rPr>
+              <w:instrText xml:space="preserve"> PAGEREF _Toc229230362 \h </w:instrText>
             </w:r>
             <w:r>
               <w:rPr>
                 <w:b w:val="0"/>
                 <w:bCs w:val="0"/>
                 <w:webHidden/>
-                <w:sz w:val="24"/>
-                <w:szCs w:val="24"/>
+                <w:sz w:val="26"/>
+                <w:szCs w:val="26"/>
               </w:rPr>
             </w:r>
             <w:r>
@@ -7249,8 +7388,8 @@
                 <w:b w:val="0"/>
                 <w:bCs w:val="0"/>
                 <w:webHidden/>
-                <w:sz w:val="24"/>
-                <w:szCs w:val="24"/>
+                <w:sz w:val="26"/>
+                <w:szCs w:val="26"/>
               </w:rPr>
               <w:fldChar w:fldCharType="separate"/>
             </w:r>
@@ -7259,18 +7398,18 @@
                 <w:b w:val="0"/>
                 <w:bCs w:val="0"/>
                 <w:webHidden/>
-                <w:sz w:val="24"/>
-                <w:szCs w:val="24"/>
-              </w:rPr>
-              <w:t>12</w:t>
+                <w:sz w:val="26"/>
+                <w:szCs w:val="26"/>
+              </w:rPr>
+              <w:t>11</w:t>
             </w:r>
             <w:r>
               <w:rPr>
                 <w:b w:val="0"/>
                 <w:bCs w:val="0"/>
                 <w:webHidden/>
-                <w:sz w:val="24"/>
-                <w:szCs w:val="24"/>
+                <w:sz w:val="26"/>
+                <w:szCs w:val="26"/>
               </w:rPr>
               <w:fldChar w:fldCharType="end"/>
             </w:r>
@@ -7279,25 +7418,27 @@
         <w:p>
           <w:pPr>
             <w:pStyle w:val="TOC2"/>
+            <w:spacing w:after="0" w:line="360" w:lineRule="auto"/>
+            <w:ind w:left="0"/>
             <w:rPr>
               <w:rFonts w:eastAsiaTheme="minorEastAsia"/>
               <w:b w:val="0"/>
               <w:bCs w:val="0"/>
               <w:kern w:val="2"/>
-              <w:sz w:val="24"/>
-              <w:szCs w:val="24"/>
+              <w:sz w:val="26"/>
+              <w:szCs w:val="26"/>
               <w:lang w:eastAsia="zh-CN"/>
               <w14:ligatures w14:val="standardContextual"/>
             </w:rPr>
           </w:pPr>
-          <w:hyperlink w:anchor="_Toc228375919" w:history="1">
+          <w:hyperlink w:anchor="_Toc229230363" w:history="1">
             <w:r>
               <w:rPr>
                 <w:rStyle w:val="Hyperlink"/>
                 <w:b w:val="0"/>
                 <w:bCs w:val="0"/>
-                <w:sz w:val="24"/>
-                <w:szCs w:val="24"/>
+                <w:sz w:val="26"/>
+                <w:szCs w:val="26"/>
               </w:rPr>
               <w:t>5.23.</w:t>
             </w:r>
@@ -7307,8 +7448,8 @@
                 <w:b w:val="0"/>
                 <w:bCs w:val="0"/>
                 <w:kern w:val="2"/>
-                <w:sz w:val="24"/>
-                <w:szCs w:val="24"/>
+                <w:sz w:val="26"/>
+                <w:szCs w:val="26"/>
                 <w:lang w:eastAsia="zh-CN"/>
                 <w14:ligatures w14:val="standardContextual"/>
               </w:rPr>
@@ -7319,8 +7460,8 @@
                 <w:rStyle w:val="Hyperlink"/>
                 <w:b w:val="0"/>
                 <w:bCs w:val="0"/>
-                <w:sz w:val="24"/>
-                <w:szCs w:val="24"/>
+                <w:sz w:val="26"/>
+                <w:szCs w:val="26"/>
               </w:rPr>
               <w:t>User Story 23: Xóa bài tập</w:t>
             </w:r>
@@ -7329,8 +7470,8 @@
                 <w:b w:val="0"/>
                 <w:bCs w:val="0"/>
                 <w:webHidden/>
-                <w:sz w:val="24"/>
-                <w:szCs w:val="24"/>
+                <w:sz w:val="26"/>
+                <w:szCs w:val="26"/>
               </w:rPr>
               <w:tab/>
             </w:r>
@@ -7339,8 +7480,8 @@
                 <w:b w:val="0"/>
                 <w:bCs w:val="0"/>
                 <w:webHidden/>
-                <w:sz w:val="24"/>
-                <w:szCs w:val="24"/>
+                <w:sz w:val="26"/>
+                <w:szCs w:val="26"/>
               </w:rPr>
               <w:fldChar w:fldCharType="begin"/>
             </w:r>
@@ -7349,18 +7490,18 @@
                 <w:b w:val="0"/>
                 <w:bCs w:val="0"/>
                 <w:webHidden/>
-                <w:sz w:val="24"/>
-                <w:szCs w:val="24"/>
-              </w:rPr>
-              <w:instrText xml:space="preserve"> PAGEREF _Toc228375919 \h </w:instrText>
+                <w:sz w:val="26"/>
+                <w:szCs w:val="26"/>
+              </w:rPr>
+              <w:instrText xml:space="preserve"> PAGEREF _Toc229230363 \h </w:instrText>
             </w:r>
             <w:r>
               <w:rPr>
                 <w:b w:val="0"/>
                 <w:bCs w:val="0"/>
                 <w:webHidden/>
-                <w:sz w:val="24"/>
-                <w:szCs w:val="24"/>
+                <w:sz w:val="26"/>
+                <w:szCs w:val="26"/>
               </w:rPr>
             </w:r>
             <w:r>
@@ -7368,8 +7509,8 @@
                 <w:b w:val="0"/>
                 <w:bCs w:val="0"/>
                 <w:webHidden/>
-                <w:sz w:val="24"/>
-                <w:szCs w:val="24"/>
+                <w:sz w:val="26"/>
+                <w:szCs w:val="26"/>
               </w:rPr>
               <w:fldChar w:fldCharType="separate"/>
             </w:r>
@@ -7378,18 +7519,18 @@
                 <w:b w:val="0"/>
                 <w:bCs w:val="0"/>
                 <w:webHidden/>
-                <w:sz w:val="24"/>
-                <w:szCs w:val="24"/>
-              </w:rPr>
-              <w:t>13</w:t>
+                <w:sz w:val="26"/>
+                <w:szCs w:val="26"/>
+              </w:rPr>
+              <w:t>12</w:t>
             </w:r>
             <w:r>
               <w:rPr>
                 <w:b w:val="0"/>
                 <w:bCs w:val="0"/>
                 <w:webHidden/>
-                <w:sz w:val="24"/>
-                <w:szCs w:val="24"/>
+                <w:sz w:val="26"/>
+                <w:szCs w:val="26"/>
               </w:rPr>
               <w:fldChar w:fldCharType="end"/>
             </w:r>
@@ -7398,25 +7539,27 @@
         <w:p>
           <w:pPr>
             <w:pStyle w:val="TOC2"/>
+            <w:spacing w:after="0" w:line="360" w:lineRule="auto"/>
+            <w:ind w:left="0"/>
             <w:rPr>
               <w:rFonts w:eastAsiaTheme="minorEastAsia"/>
               <w:b w:val="0"/>
               <w:bCs w:val="0"/>
               <w:kern w:val="2"/>
-              <w:sz w:val="24"/>
-              <w:szCs w:val="24"/>
+              <w:sz w:val="26"/>
+              <w:szCs w:val="26"/>
               <w:lang w:eastAsia="zh-CN"/>
               <w14:ligatures w14:val="standardContextual"/>
             </w:rPr>
           </w:pPr>
-          <w:hyperlink w:anchor="_Toc228375920" w:history="1">
+          <w:hyperlink w:anchor="_Toc229230364" w:history="1">
             <w:r>
               <w:rPr>
                 <w:rStyle w:val="Hyperlink"/>
                 <w:b w:val="0"/>
                 <w:bCs w:val="0"/>
-                <w:sz w:val="24"/>
-                <w:szCs w:val="24"/>
+                <w:sz w:val="26"/>
+                <w:szCs w:val="26"/>
               </w:rPr>
               <w:t>5.24.</w:t>
             </w:r>
@@ -7426,8 +7569,8 @@
                 <w:b w:val="0"/>
                 <w:bCs w:val="0"/>
                 <w:kern w:val="2"/>
-                <w:sz w:val="24"/>
-                <w:szCs w:val="24"/>
+                <w:sz w:val="26"/>
+                <w:szCs w:val="26"/>
                 <w:lang w:eastAsia="zh-CN"/>
                 <w14:ligatures w14:val="standardContextual"/>
               </w:rPr>
@@ -7438,8 +7581,8 @@
                 <w:rStyle w:val="Hyperlink"/>
                 <w:b w:val="0"/>
                 <w:bCs w:val="0"/>
-                <w:sz w:val="24"/>
-                <w:szCs w:val="24"/>
+                <w:sz w:val="26"/>
+                <w:szCs w:val="26"/>
               </w:rPr>
               <w:t>User Story 24: Quản lý bài nộp của học sinh</w:t>
             </w:r>
@@ -7448,8 +7591,8 @@
                 <w:b w:val="0"/>
                 <w:bCs w:val="0"/>
                 <w:webHidden/>
-                <w:sz w:val="24"/>
-                <w:szCs w:val="24"/>
+                <w:sz w:val="26"/>
+                <w:szCs w:val="26"/>
               </w:rPr>
               <w:tab/>
             </w:r>
@@ -7458,8 +7601,8 @@
                 <w:b w:val="0"/>
                 <w:bCs w:val="0"/>
                 <w:webHidden/>
-                <w:sz w:val="24"/>
-                <w:szCs w:val="24"/>
+                <w:sz w:val="26"/>
+                <w:szCs w:val="26"/>
               </w:rPr>
               <w:fldChar w:fldCharType="begin"/>
             </w:r>
@@ -7468,18 +7611,18 @@
                 <w:b w:val="0"/>
                 <w:bCs w:val="0"/>
                 <w:webHidden/>
-                <w:sz w:val="24"/>
-                <w:szCs w:val="24"/>
-              </w:rPr>
-              <w:instrText xml:space="preserve"> PAGEREF _Toc228375920 \h </w:instrText>
+                <w:sz w:val="26"/>
+                <w:szCs w:val="26"/>
+              </w:rPr>
+              <w:instrText xml:space="preserve"> PAGEREF _Toc229230364 \h </w:instrText>
             </w:r>
             <w:r>
               <w:rPr>
                 <w:b w:val="0"/>
                 <w:bCs w:val="0"/>
                 <w:webHidden/>
-                <w:sz w:val="24"/>
-                <w:szCs w:val="24"/>
+                <w:sz w:val="26"/>
+                <w:szCs w:val="26"/>
               </w:rPr>
             </w:r>
             <w:r>
@@ -7487,8 +7630,8 @@
                 <w:b w:val="0"/>
                 <w:bCs w:val="0"/>
                 <w:webHidden/>
-                <w:sz w:val="24"/>
-                <w:szCs w:val="24"/>
+                <w:sz w:val="26"/>
+                <w:szCs w:val="26"/>
               </w:rPr>
               <w:fldChar w:fldCharType="separate"/>
             </w:r>
@@ -7497,18 +7640,18 @@
                 <w:b w:val="0"/>
                 <w:bCs w:val="0"/>
                 <w:webHidden/>
-                <w:sz w:val="24"/>
-                <w:szCs w:val="24"/>
-              </w:rPr>
-              <w:t>13</w:t>
+                <w:sz w:val="26"/>
+                <w:szCs w:val="26"/>
+              </w:rPr>
+              <w:t>12</w:t>
             </w:r>
             <w:r>
               <w:rPr>
                 <w:b w:val="0"/>
                 <w:bCs w:val="0"/>
                 <w:webHidden/>
-                <w:sz w:val="24"/>
-                <w:szCs w:val="24"/>
+                <w:sz w:val="26"/>
+                <w:szCs w:val="26"/>
               </w:rPr>
               <w:fldChar w:fldCharType="end"/>
             </w:r>
@@ -7517,25 +7660,27 @@
         <w:p>
           <w:pPr>
             <w:pStyle w:val="TOC2"/>
+            <w:spacing w:after="0" w:line="360" w:lineRule="auto"/>
+            <w:ind w:left="0"/>
             <w:rPr>
               <w:rFonts w:eastAsiaTheme="minorEastAsia"/>
               <w:b w:val="0"/>
               <w:bCs w:val="0"/>
               <w:kern w:val="2"/>
-              <w:sz w:val="24"/>
-              <w:szCs w:val="24"/>
+              <w:sz w:val="26"/>
+              <w:szCs w:val="26"/>
               <w:lang w:eastAsia="zh-CN"/>
               <w14:ligatures w14:val="standardContextual"/>
             </w:rPr>
           </w:pPr>
-          <w:hyperlink w:anchor="_Toc228375921" w:history="1">
+          <w:hyperlink w:anchor="_Toc229230365" w:history="1">
             <w:r>
               <w:rPr>
                 <w:rStyle w:val="Hyperlink"/>
                 <w:b w:val="0"/>
                 <w:bCs w:val="0"/>
-                <w:sz w:val="24"/>
-                <w:szCs w:val="24"/>
+                <w:sz w:val="26"/>
+                <w:szCs w:val="26"/>
               </w:rPr>
               <w:t>5.25.</w:t>
             </w:r>
@@ -7545,8 +7690,8 @@
                 <w:b w:val="0"/>
                 <w:bCs w:val="0"/>
                 <w:kern w:val="2"/>
-                <w:sz w:val="24"/>
-                <w:szCs w:val="24"/>
+                <w:sz w:val="26"/>
+                <w:szCs w:val="26"/>
                 <w:lang w:eastAsia="zh-CN"/>
                 <w14:ligatures w14:val="standardContextual"/>
               </w:rPr>
@@ -7557,8 +7702,8 @@
                 <w:rStyle w:val="Hyperlink"/>
                 <w:b w:val="0"/>
                 <w:bCs w:val="0"/>
-                <w:sz w:val="24"/>
-                <w:szCs w:val="24"/>
+                <w:sz w:val="26"/>
+                <w:szCs w:val="26"/>
               </w:rPr>
               <w:t>User Story 25: Điểm danh học sinh theo buổi học</w:t>
             </w:r>
@@ -7567,8 +7712,8 @@
                 <w:b w:val="0"/>
                 <w:bCs w:val="0"/>
                 <w:webHidden/>
-                <w:sz w:val="24"/>
-                <w:szCs w:val="24"/>
+                <w:sz w:val="26"/>
+                <w:szCs w:val="26"/>
               </w:rPr>
               <w:tab/>
             </w:r>
@@ -7577,8 +7722,8 @@
                 <w:b w:val="0"/>
                 <w:bCs w:val="0"/>
                 <w:webHidden/>
-                <w:sz w:val="24"/>
-                <w:szCs w:val="24"/>
+                <w:sz w:val="26"/>
+                <w:szCs w:val="26"/>
               </w:rPr>
               <w:fldChar w:fldCharType="begin"/>
             </w:r>
@@ -7587,18 +7732,18 @@
                 <w:b w:val="0"/>
                 <w:bCs w:val="0"/>
                 <w:webHidden/>
-                <w:sz w:val="24"/>
-                <w:szCs w:val="24"/>
-              </w:rPr>
-              <w:instrText xml:space="preserve"> PAGEREF _Toc228375921 \h </w:instrText>
+                <w:sz w:val="26"/>
+                <w:szCs w:val="26"/>
+              </w:rPr>
+              <w:instrText xml:space="preserve"> PAGEREF _Toc229230365 \h </w:instrText>
             </w:r>
             <w:r>
               <w:rPr>
                 <w:b w:val="0"/>
                 <w:bCs w:val="0"/>
                 <w:webHidden/>
-                <w:sz w:val="24"/>
-                <w:szCs w:val="24"/>
+                <w:sz w:val="26"/>
+                <w:szCs w:val="26"/>
               </w:rPr>
             </w:r>
             <w:r>
@@ -7606,8 +7751,8 @@
                 <w:b w:val="0"/>
                 <w:bCs w:val="0"/>
                 <w:webHidden/>
-                <w:sz w:val="24"/>
-                <w:szCs w:val="24"/>
+                <w:sz w:val="26"/>
+                <w:szCs w:val="26"/>
               </w:rPr>
               <w:fldChar w:fldCharType="separate"/>
             </w:r>
@@ -7616,18 +7761,18 @@
                 <w:b w:val="0"/>
                 <w:bCs w:val="0"/>
                 <w:webHidden/>
-                <w:sz w:val="24"/>
-                <w:szCs w:val="24"/>
-              </w:rPr>
-              <w:t>14</w:t>
+                <w:sz w:val="26"/>
+                <w:szCs w:val="26"/>
+              </w:rPr>
+              <w:t>13</w:t>
             </w:r>
             <w:r>
               <w:rPr>
                 <w:b w:val="0"/>
                 <w:bCs w:val="0"/>
                 <w:webHidden/>
-                <w:sz w:val="24"/>
-                <w:szCs w:val="24"/>
+                <w:sz w:val="26"/>
+                <w:szCs w:val="26"/>
               </w:rPr>
               <w:fldChar w:fldCharType="end"/>
             </w:r>
@@ -7636,25 +7781,27 @@
         <w:p>
           <w:pPr>
             <w:pStyle w:val="TOC2"/>
+            <w:spacing w:after="0" w:line="360" w:lineRule="auto"/>
+            <w:ind w:left="0"/>
             <w:rPr>
               <w:rFonts w:eastAsiaTheme="minorEastAsia"/>
               <w:b w:val="0"/>
               <w:bCs w:val="0"/>
               <w:kern w:val="2"/>
-              <w:sz w:val="24"/>
-              <w:szCs w:val="24"/>
+              <w:sz w:val="26"/>
+              <w:szCs w:val="26"/>
               <w:lang w:eastAsia="zh-CN"/>
               <w14:ligatures w14:val="standardContextual"/>
             </w:rPr>
           </w:pPr>
-          <w:hyperlink w:anchor="_Toc228375922" w:history="1">
+          <w:hyperlink w:anchor="_Toc229230366" w:history="1">
             <w:r>
               <w:rPr>
                 <w:rStyle w:val="Hyperlink"/>
                 <w:b w:val="0"/>
                 <w:bCs w:val="0"/>
-                <w:sz w:val="24"/>
-                <w:szCs w:val="24"/>
+                <w:sz w:val="26"/>
+                <w:szCs w:val="26"/>
               </w:rPr>
               <w:t>5.26.</w:t>
             </w:r>
@@ -7664,8 +7811,8 @@
                 <w:b w:val="0"/>
                 <w:bCs w:val="0"/>
                 <w:kern w:val="2"/>
-                <w:sz w:val="24"/>
-                <w:szCs w:val="24"/>
+                <w:sz w:val="26"/>
+                <w:szCs w:val="26"/>
                 <w:lang w:eastAsia="zh-CN"/>
                 <w14:ligatures w14:val="standardContextual"/>
               </w:rPr>
@@ -7676,8 +7823,8 @@
                 <w:rStyle w:val="Hyperlink"/>
                 <w:b w:val="0"/>
                 <w:bCs w:val="0"/>
-                <w:sz w:val="24"/>
-                <w:szCs w:val="24"/>
+                <w:sz w:val="26"/>
+                <w:szCs w:val="26"/>
               </w:rPr>
               <w:t>User Story 26: Xem thời khóa biểu giảng dạy</w:t>
             </w:r>
@@ -7686,8 +7833,8 @@
                 <w:b w:val="0"/>
                 <w:bCs w:val="0"/>
                 <w:webHidden/>
-                <w:sz w:val="24"/>
-                <w:szCs w:val="24"/>
+                <w:sz w:val="26"/>
+                <w:szCs w:val="26"/>
               </w:rPr>
               <w:tab/>
             </w:r>
@@ -7696,8 +7843,8 @@
                 <w:b w:val="0"/>
                 <w:bCs w:val="0"/>
                 <w:webHidden/>
-                <w:sz w:val="24"/>
-                <w:szCs w:val="24"/>
+                <w:sz w:val="26"/>
+                <w:szCs w:val="26"/>
               </w:rPr>
               <w:fldChar w:fldCharType="begin"/>
             </w:r>
@@ -7706,18 +7853,18 @@
                 <w:b w:val="0"/>
                 <w:bCs w:val="0"/>
                 <w:webHidden/>
-                <w:sz w:val="24"/>
-                <w:szCs w:val="24"/>
-              </w:rPr>
-              <w:instrText xml:space="preserve"> PAGEREF _Toc228375922 \h </w:instrText>
+                <w:sz w:val="26"/>
+                <w:szCs w:val="26"/>
+              </w:rPr>
+              <w:instrText xml:space="preserve"> PAGEREF _Toc229230366 \h </w:instrText>
             </w:r>
             <w:r>
               <w:rPr>
                 <w:b w:val="0"/>
                 <w:bCs w:val="0"/>
                 <w:webHidden/>
-                <w:sz w:val="24"/>
-                <w:szCs w:val="24"/>
+                <w:sz w:val="26"/>
+                <w:szCs w:val="26"/>
               </w:rPr>
             </w:r>
             <w:r>
@@ -7725,8 +7872,8 @@
                 <w:b w:val="0"/>
                 <w:bCs w:val="0"/>
                 <w:webHidden/>
-                <w:sz w:val="24"/>
-                <w:szCs w:val="24"/>
+                <w:sz w:val="26"/>
+                <w:szCs w:val="26"/>
               </w:rPr>
               <w:fldChar w:fldCharType="separate"/>
             </w:r>
@@ -7735,18 +7882,18 @@
                 <w:b w:val="0"/>
                 <w:bCs w:val="0"/>
                 <w:webHidden/>
-                <w:sz w:val="24"/>
-                <w:szCs w:val="24"/>
-              </w:rPr>
-              <w:t>14</w:t>
+                <w:sz w:val="26"/>
+                <w:szCs w:val="26"/>
+              </w:rPr>
+              <w:t>13</w:t>
             </w:r>
             <w:r>
               <w:rPr>
                 <w:b w:val="0"/>
                 <w:bCs w:val="0"/>
                 <w:webHidden/>
-                <w:sz w:val="24"/>
-                <w:szCs w:val="24"/>
+                <w:sz w:val="26"/>
+                <w:szCs w:val="26"/>
               </w:rPr>
               <w:fldChar w:fldCharType="end"/>
             </w:r>
@@ -7755,25 +7902,27 @@
         <w:p>
           <w:pPr>
             <w:pStyle w:val="TOC2"/>
+            <w:spacing w:after="0" w:line="360" w:lineRule="auto"/>
+            <w:ind w:left="0"/>
             <w:rPr>
               <w:rFonts w:eastAsiaTheme="minorEastAsia"/>
               <w:b w:val="0"/>
               <w:bCs w:val="0"/>
               <w:kern w:val="2"/>
-              <w:sz w:val="24"/>
-              <w:szCs w:val="24"/>
+              <w:sz w:val="26"/>
+              <w:szCs w:val="26"/>
               <w:lang w:eastAsia="zh-CN"/>
               <w14:ligatures w14:val="standardContextual"/>
             </w:rPr>
           </w:pPr>
-          <w:hyperlink w:anchor="_Toc228375923" w:history="1">
+          <w:hyperlink w:anchor="_Toc229230367" w:history="1">
             <w:r>
               <w:rPr>
                 <w:rStyle w:val="Hyperlink"/>
                 <w:b w:val="0"/>
                 <w:bCs w:val="0"/>
-                <w:sz w:val="24"/>
-                <w:szCs w:val="24"/>
+                <w:sz w:val="26"/>
+                <w:szCs w:val="26"/>
               </w:rPr>
               <w:t>5.27.</w:t>
             </w:r>
@@ -7783,8 +7932,8 @@
                 <w:b w:val="0"/>
                 <w:bCs w:val="0"/>
                 <w:kern w:val="2"/>
-                <w:sz w:val="24"/>
-                <w:szCs w:val="24"/>
+                <w:sz w:val="26"/>
+                <w:szCs w:val="26"/>
                 <w:lang w:eastAsia="zh-CN"/>
                 <w14:ligatures w14:val="standardContextual"/>
               </w:rPr>
@@ -7795,8 +7944,8 @@
                 <w:rStyle w:val="Hyperlink"/>
                 <w:b w:val="0"/>
                 <w:bCs w:val="0"/>
-                <w:sz w:val="24"/>
-                <w:szCs w:val="24"/>
+                <w:sz w:val="26"/>
+                <w:szCs w:val="26"/>
               </w:rPr>
               <w:t>User Story 27: Gửi thông báo đến lớp học</w:t>
             </w:r>
@@ -7805,8 +7954,8 @@
                 <w:b w:val="0"/>
                 <w:bCs w:val="0"/>
                 <w:webHidden/>
-                <w:sz w:val="24"/>
-                <w:szCs w:val="24"/>
+                <w:sz w:val="26"/>
+                <w:szCs w:val="26"/>
               </w:rPr>
               <w:tab/>
             </w:r>
@@ -7815,8 +7964,8 @@
                 <w:b w:val="0"/>
                 <w:bCs w:val="0"/>
                 <w:webHidden/>
-                <w:sz w:val="24"/>
-                <w:szCs w:val="24"/>
+                <w:sz w:val="26"/>
+                <w:szCs w:val="26"/>
               </w:rPr>
               <w:fldChar w:fldCharType="begin"/>
             </w:r>
@@ -7825,18 +7974,18 @@
                 <w:b w:val="0"/>
                 <w:bCs w:val="0"/>
                 <w:webHidden/>
-                <w:sz w:val="24"/>
-                <w:szCs w:val="24"/>
-              </w:rPr>
-              <w:instrText xml:space="preserve"> PAGEREF _Toc228375923 \h </w:instrText>
+                <w:sz w:val="26"/>
+                <w:szCs w:val="26"/>
+              </w:rPr>
+              <w:instrText xml:space="preserve"> PAGEREF _Toc229230367 \h </w:instrText>
             </w:r>
             <w:r>
               <w:rPr>
                 <w:b w:val="0"/>
                 <w:bCs w:val="0"/>
                 <w:webHidden/>
-                <w:sz w:val="24"/>
-                <w:szCs w:val="24"/>
+                <w:sz w:val="26"/>
+                <w:szCs w:val="26"/>
               </w:rPr>
             </w:r>
             <w:r>
@@ -7844,8 +7993,8 @@
                 <w:b w:val="0"/>
                 <w:bCs w:val="0"/>
                 <w:webHidden/>
-                <w:sz w:val="24"/>
-                <w:szCs w:val="24"/>
+                <w:sz w:val="26"/>
+                <w:szCs w:val="26"/>
               </w:rPr>
               <w:fldChar w:fldCharType="separate"/>
             </w:r>
@@ -7854,18 +8003,18 @@
                 <w:b w:val="0"/>
                 <w:bCs w:val="0"/>
                 <w:webHidden/>
-                <w:sz w:val="24"/>
-                <w:szCs w:val="24"/>
-              </w:rPr>
-              <w:t>14</w:t>
+                <w:sz w:val="26"/>
+                <w:szCs w:val="26"/>
+              </w:rPr>
+              <w:t>13</w:t>
             </w:r>
             <w:r>
               <w:rPr>
                 <w:b w:val="0"/>
                 <w:bCs w:val="0"/>
                 <w:webHidden/>
-                <w:sz w:val="24"/>
-                <w:szCs w:val="24"/>
+                <w:sz w:val="26"/>
+                <w:szCs w:val="26"/>
               </w:rPr>
               <w:fldChar w:fldCharType="end"/>
             </w:r>
@@ -7874,25 +8023,27 @@
         <w:p>
           <w:pPr>
             <w:pStyle w:val="TOC2"/>
+            <w:spacing w:after="0" w:line="360" w:lineRule="auto"/>
+            <w:ind w:left="0"/>
             <w:rPr>
               <w:rFonts w:eastAsiaTheme="minorEastAsia"/>
               <w:b w:val="0"/>
               <w:bCs w:val="0"/>
               <w:kern w:val="2"/>
-              <w:sz w:val="24"/>
-              <w:szCs w:val="24"/>
+              <w:sz w:val="26"/>
+              <w:szCs w:val="26"/>
               <w:lang w:eastAsia="zh-CN"/>
               <w14:ligatures w14:val="standardContextual"/>
             </w:rPr>
           </w:pPr>
-          <w:hyperlink w:anchor="_Toc228375924" w:history="1">
+          <w:hyperlink w:anchor="_Toc229230368" w:history="1">
             <w:r>
               <w:rPr>
                 <w:rStyle w:val="Hyperlink"/>
                 <w:b w:val="0"/>
                 <w:bCs w:val="0"/>
-                <w:sz w:val="24"/>
-                <w:szCs w:val="24"/>
+                <w:sz w:val="26"/>
+                <w:szCs w:val="26"/>
                 <w:lang w:val="vi-VN"/>
               </w:rPr>
               <w:t>5.28.</w:t>
@@ -7903,8 +8054,8 @@
                 <w:b w:val="0"/>
                 <w:bCs w:val="0"/>
                 <w:kern w:val="2"/>
-                <w:sz w:val="24"/>
-                <w:szCs w:val="24"/>
+                <w:sz w:val="26"/>
+                <w:szCs w:val="26"/>
                 <w:lang w:eastAsia="zh-CN"/>
                 <w14:ligatures w14:val="standardContextual"/>
               </w:rPr>
@@ -7915,8 +8066,8 @@
                 <w:rStyle w:val="Hyperlink"/>
                 <w:b w:val="0"/>
                 <w:bCs w:val="0"/>
-                <w:sz w:val="24"/>
-                <w:szCs w:val="24"/>
+                <w:sz w:val="26"/>
+                <w:szCs w:val="26"/>
                 <w:lang w:val="vi-VN"/>
               </w:rPr>
               <w:t xml:space="preserve">User Story 28: </w:t>
@@ -7926,8 +8077,8 @@
                 <w:rStyle w:val="Hyperlink"/>
                 <w:b w:val="0"/>
                 <w:bCs w:val="0"/>
-                <w:sz w:val="24"/>
-                <w:szCs w:val="24"/>
+                <w:sz w:val="26"/>
+                <w:szCs w:val="26"/>
               </w:rPr>
               <w:t>Dashboard tổng quan của giáo viên</w:t>
             </w:r>
@@ -7936,8 +8087,8 @@
                 <w:b w:val="0"/>
                 <w:bCs w:val="0"/>
                 <w:webHidden/>
-                <w:sz w:val="24"/>
-                <w:szCs w:val="24"/>
+                <w:sz w:val="26"/>
+                <w:szCs w:val="26"/>
               </w:rPr>
               <w:tab/>
             </w:r>
@@ -7946,8 +8097,8 @@
                 <w:b w:val="0"/>
                 <w:bCs w:val="0"/>
                 <w:webHidden/>
-                <w:sz w:val="24"/>
-                <w:szCs w:val="24"/>
+                <w:sz w:val="26"/>
+                <w:szCs w:val="26"/>
               </w:rPr>
               <w:fldChar w:fldCharType="begin"/>
             </w:r>
@@ -7956,18 +8107,18 @@
                 <w:b w:val="0"/>
                 <w:bCs w:val="0"/>
                 <w:webHidden/>
-                <w:sz w:val="24"/>
-                <w:szCs w:val="24"/>
-              </w:rPr>
-              <w:instrText xml:space="preserve"> PAGEREF _Toc228375924 \h </w:instrText>
+                <w:sz w:val="26"/>
+                <w:szCs w:val="26"/>
+              </w:rPr>
+              <w:instrText xml:space="preserve"> PAGEREF _Toc229230368 \h </w:instrText>
             </w:r>
             <w:r>
               <w:rPr>
                 <w:b w:val="0"/>
                 <w:bCs w:val="0"/>
                 <w:webHidden/>
-                <w:sz w:val="24"/>
-                <w:szCs w:val="24"/>
+                <w:sz w:val="26"/>
+                <w:szCs w:val="26"/>
               </w:rPr>
             </w:r>
             <w:r>
@@ -7975,8 +8126,8 @@
                 <w:b w:val="0"/>
                 <w:bCs w:val="0"/>
                 <w:webHidden/>
-                <w:sz w:val="24"/>
-                <w:szCs w:val="24"/>
+                <w:sz w:val="26"/>
+                <w:szCs w:val="26"/>
               </w:rPr>
               <w:fldChar w:fldCharType="separate"/>
             </w:r>
@@ -7985,18 +8136,18 @@
                 <w:b w:val="0"/>
                 <w:bCs w:val="0"/>
                 <w:webHidden/>
-                <w:sz w:val="24"/>
-                <w:szCs w:val="24"/>
-              </w:rPr>
-              <w:t>15</w:t>
+                <w:sz w:val="26"/>
+                <w:szCs w:val="26"/>
+              </w:rPr>
+              <w:t>14</w:t>
             </w:r>
             <w:r>
               <w:rPr>
                 <w:b w:val="0"/>
                 <w:bCs w:val="0"/>
                 <w:webHidden/>
-                <w:sz w:val="24"/>
-                <w:szCs w:val="24"/>
+                <w:sz w:val="26"/>
+                <w:szCs w:val="26"/>
               </w:rPr>
               <w:fldChar w:fldCharType="end"/>
             </w:r>
@@ -8005,25 +8156,27 @@
         <w:p>
           <w:pPr>
             <w:pStyle w:val="TOC2"/>
+            <w:spacing w:after="0" w:line="360" w:lineRule="auto"/>
+            <w:ind w:left="0"/>
             <w:rPr>
               <w:rFonts w:eastAsiaTheme="minorEastAsia"/>
               <w:b w:val="0"/>
               <w:bCs w:val="0"/>
               <w:kern w:val="2"/>
-              <w:sz w:val="24"/>
-              <w:szCs w:val="24"/>
+              <w:sz w:val="26"/>
+              <w:szCs w:val="26"/>
               <w:lang w:eastAsia="zh-CN"/>
               <w14:ligatures w14:val="standardContextual"/>
             </w:rPr>
           </w:pPr>
-          <w:hyperlink w:anchor="_Toc228375925" w:history="1">
+          <w:hyperlink w:anchor="_Toc229230369" w:history="1">
             <w:r>
               <w:rPr>
                 <w:rStyle w:val="Hyperlink"/>
                 <w:b w:val="0"/>
                 <w:bCs w:val="0"/>
-                <w:sz w:val="24"/>
-                <w:szCs w:val="24"/>
+                <w:sz w:val="26"/>
+                <w:szCs w:val="26"/>
               </w:rPr>
               <w:t>5.29.</w:t>
             </w:r>
@@ -8033,8 +8186,8 @@
                 <w:b w:val="0"/>
                 <w:bCs w:val="0"/>
                 <w:kern w:val="2"/>
-                <w:sz w:val="24"/>
-                <w:szCs w:val="24"/>
+                <w:sz w:val="26"/>
+                <w:szCs w:val="26"/>
                 <w:lang w:eastAsia="zh-CN"/>
                 <w14:ligatures w14:val="standardContextual"/>
               </w:rPr>
@@ -8045,8 +8198,8 @@
                 <w:rStyle w:val="Hyperlink"/>
                 <w:b w:val="0"/>
                 <w:bCs w:val="0"/>
-                <w:sz w:val="24"/>
-                <w:szCs w:val="24"/>
+                <w:sz w:val="26"/>
+                <w:szCs w:val="26"/>
               </w:rPr>
               <w:t>User Story 29: Xem hồ sơ cá nhân giáo viên</w:t>
             </w:r>
@@ -8055,8 +8208,8 @@
                 <w:b w:val="0"/>
                 <w:bCs w:val="0"/>
                 <w:webHidden/>
-                <w:sz w:val="24"/>
-                <w:szCs w:val="24"/>
+                <w:sz w:val="26"/>
+                <w:szCs w:val="26"/>
               </w:rPr>
               <w:tab/>
             </w:r>
@@ -8065,8 +8218,8 @@
                 <w:b w:val="0"/>
                 <w:bCs w:val="0"/>
                 <w:webHidden/>
-                <w:sz w:val="24"/>
-                <w:szCs w:val="24"/>
+                <w:sz w:val="26"/>
+                <w:szCs w:val="26"/>
               </w:rPr>
               <w:fldChar w:fldCharType="begin"/>
             </w:r>
@@ -8075,18 +8228,18 @@
                 <w:b w:val="0"/>
                 <w:bCs w:val="0"/>
                 <w:webHidden/>
-                <w:sz w:val="24"/>
-                <w:szCs w:val="24"/>
-              </w:rPr>
-              <w:instrText xml:space="preserve"> PAGEREF _Toc228375925 \h </w:instrText>
+                <w:sz w:val="26"/>
+                <w:szCs w:val="26"/>
+              </w:rPr>
+              <w:instrText xml:space="preserve"> PAGEREF _Toc229230369 \h </w:instrText>
             </w:r>
             <w:r>
               <w:rPr>
                 <w:b w:val="0"/>
                 <w:bCs w:val="0"/>
                 <w:webHidden/>
-                <w:sz w:val="24"/>
-                <w:szCs w:val="24"/>
+                <w:sz w:val="26"/>
+                <w:szCs w:val="26"/>
               </w:rPr>
             </w:r>
             <w:r>
@@ -8094,8 +8247,8 @@
                 <w:b w:val="0"/>
                 <w:bCs w:val="0"/>
                 <w:webHidden/>
-                <w:sz w:val="24"/>
-                <w:szCs w:val="24"/>
+                <w:sz w:val="26"/>
+                <w:szCs w:val="26"/>
               </w:rPr>
               <w:fldChar w:fldCharType="separate"/>
             </w:r>
@@ -8104,18 +8257,18 @@
                 <w:b w:val="0"/>
                 <w:bCs w:val="0"/>
                 <w:webHidden/>
-                <w:sz w:val="24"/>
-                <w:szCs w:val="24"/>
-              </w:rPr>
-              <w:t>15</w:t>
+                <w:sz w:val="26"/>
+                <w:szCs w:val="26"/>
+              </w:rPr>
+              <w:t>14</w:t>
             </w:r>
             <w:r>
               <w:rPr>
                 <w:b w:val="0"/>
                 <w:bCs w:val="0"/>
                 <w:webHidden/>
-                <w:sz w:val="24"/>
-                <w:szCs w:val="24"/>
+                <w:sz w:val="26"/>
+                <w:szCs w:val="26"/>
               </w:rPr>
               <w:fldChar w:fldCharType="end"/>
             </w:r>
@@ -8124,25 +8277,27 @@
         <w:p>
           <w:pPr>
             <w:pStyle w:val="TOC2"/>
+            <w:spacing w:after="0" w:line="360" w:lineRule="auto"/>
+            <w:ind w:left="0"/>
             <w:rPr>
               <w:rFonts w:eastAsiaTheme="minorEastAsia"/>
               <w:b w:val="0"/>
               <w:bCs w:val="0"/>
               <w:kern w:val="2"/>
-              <w:sz w:val="24"/>
-              <w:szCs w:val="24"/>
+              <w:sz w:val="26"/>
+              <w:szCs w:val="26"/>
               <w:lang w:eastAsia="zh-CN"/>
               <w14:ligatures w14:val="standardContextual"/>
             </w:rPr>
           </w:pPr>
-          <w:hyperlink w:anchor="_Toc228375926" w:history="1">
+          <w:hyperlink w:anchor="_Toc229230370" w:history="1">
             <w:r>
               <w:rPr>
                 <w:rStyle w:val="Hyperlink"/>
                 <w:b w:val="0"/>
                 <w:bCs w:val="0"/>
-                <w:sz w:val="24"/>
-                <w:szCs w:val="24"/>
+                <w:sz w:val="26"/>
+                <w:szCs w:val="26"/>
               </w:rPr>
               <w:t>5.30.</w:t>
             </w:r>
@@ -8152,8 +8307,8 @@
                 <w:b w:val="0"/>
                 <w:bCs w:val="0"/>
                 <w:kern w:val="2"/>
-                <w:sz w:val="24"/>
-                <w:szCs w:val="24"/>
+                <w:sz w:val="26"/>
+                <w:szCs w:val="26"/>
                 <w:lang w:eastAsia="zh-CN"/>
                 <w14:ligatures w14:val="standardContextual"/>
               </w:rPr>
@@ -8164,8 +8319,8 @@
                 <w:rStyle w:val="Hyperlink"/>
                 <w:b w:val="0"/>
                 <w:bCs w:val="0"/>
-                <w:sz w:val="24"/>
-                <w:szCs w:val="24"/>
+                <w:sz w:val="26"/>
+                <w:szCs w:val="26"/>
               </w:rPr>
               <w:t>User Story 30: Xem hồ sơ cá nhân học sinh</w:t>
             </w:r>
@@ -8174,8 +8329,8 @@
                 <w:b w:val="0"/>
                 <w:bCs w:val="0"/>
                 <w:webHidden/>
-                <w:sz w:val="24"/>
-                <w:szCs w:val="24"/>
+                <w:sz w:val="26"/>
+                <w:szCs w:val="26"/>
               </w:rPr>
               <w:tab/>
             </w:r>
@@ -8184,8 +8339,8 @@
                 <w:b w:val="0"/>
                 <w:bCs w:val="0"/>
                 <w:webHidden/>
-                <w:sz w:val="24"/>
-                <w:szCs w:val="24"/>
+                <w:sz w:val="26"/>
+                <w:szCs w:val="26"/>
               </w:rPr>
               <w:fldChar w:fldCharType="begin"/>
             </w:r>
@@ -8194,18 +8349,18 @@
                 <w:b w:val="0"/>
                 <w:bCs w:val="0"/>
                 <w:webHidden/>
-                <w:sz w:val="24"/>
-                <w:szCs w:val="24"/>
-              </w:rPr>
-              <w:instrText xml:space="preserve"> PAGEREF _Toc228375926 \h </w:instrText>
+                <w:sz w:val="26"/>
+                <w:szCs w:val="26"/>
+              </w:rPr>
+              <w:instrText xml:space="preserve"> PAGEREF _Toc229230370 \h </w:instrText>
             </w:r>
             <w:r>
               <w:rPr>
                 <w:b w:val="0"/>
                 <w:bCs w:val="0"/>
                 <w:webHidden/>
-                <w:sz w:val="24"/>
-                <w:szCs w:val="24"/>
+                <w:sz w:val="26"/>
+                <w:szCs w:val="26"/>
               </w:rPr>
             </w:r>
             <w:r>
@@ -8213,8 +8368,8 @@
                 <w:b w:val="0"/>
                 <w:bCs w:val="0"/>
                 <w:webHidden/>
-                <w:sz w:val="24"/>
-                <w:szCs w:val="24"/>
+                <w:sz w:val="26"/>
+                <w:szCs w:val="26"/>
               </w:rPr>
               <w:fldChar w:fldCharType="separate"/>
             </w:r>
@@ -8223,18 +8378,18 @@
                 <w:b w:val="0"/>
                 <w:bCs w:val="0"/>
                 <w:webHidden/>
-                <w:sz w:val="24"/>
-                <w:szCs w:val="24"/>
-              </w:rPr>
-              <w:t>16</w:t>
+                <w:sz w:val="26"/>
+                <w:szCs w:val="26"/>
+              </w:rPr>
+              <w:t>15</w:t>
             </w:r>
             <w:r>
               <w:rPr>
                 <w:b w:val="0"/>
                 <w:bCs w:val="0"/>
                 <w:webHidden/>
-                <w:sz w:val="24"/>
-                <w:szCs w:val="24"/>
+                <w:sz w:val="26"/>
+                <w:szCs w:val="26"/>
               </w:rPr>
               <w:fldChar w:fldCharType="end"/>
             </w:r>
@@ -8243,25 +8398,27 @@
         <w:p>
           <w:pPr>
             <w:pStyle w:val="TOC2"/>
+            <w:spacing w:after="0" w:line="360" w:lineRule="auto"/>
+            <w:ind w:left="0"/>
             <w:rPr>
               <w:rFonts w:eastAsiaTheme="minorEastAsia"/>
               <w:b w:val="0"/>
               <w:bCs w:val="0"/>
               <w:kern w:val="2"/>
-              <w:sz w:val="24"/>
-              <w:szCs w:val="24"/>
+              <w:sz w:val="26"/>
+              <w:szCs w:val="26"/>
               <w:lang w:eastAsia="zh-CN"/>
               <w14:ligatures w14:val="standardContextual"/>
             </w:rPr>
           </w:pPr>
-          <w:hyperlink w:anchor="_Toc228375927" w:history="1">
+          <w:hyperlink w:anchor="_Toc229230371" w:history="1">
             <w:r>
               <w:rPr>
                 <w:rStyle w:val="Hyperlink"/>
                 <w:b w:val="0"/>
                 <w:bCs w:val="0"/>
-                <w:sz w:val="24"/>
-                <w:szCs w:val="24"/>
+                <w:sz w:val="26"/>
+                <w:szCs w:val="26"/>
               </w:rPr>
               <w:t>5.31.</w:t>
             </w:r>
@@ -8271,8 +8428,8 @@
                 <w:b w:val="0"/>
                 <w:bCs w:val="0"/>
                 <w:kern w:val="2"/>
-                <w:sz w:val="24"/>
-                <w:szCs w:val="24"/>
+                <w:sz w:val="26"/>
+                <w:szCs w:val="26"/>
                 <w:lang w:eastAsia="zh-CN"/>
                 <w14:ligatures w14:val="standardContextual"/>
               </w:rPr>
@@ -8283,8 +8440,8 @@
                 <w:rStyle w:val="Hyperlink"/>
                 <w:b w:val="0"/>
                 <w:bCs w:val="0"/>
-                <w:sz w:val="24"/>
-                <w:szCs w:val="24"/>
+                <w:sz w:val="26"/>
+                <w:szCs w:val="26"/>
               </w:rPr>
               <w:t>User Story 31: Xem thời khóa biểu học tập</w:t>
             </w:r>
@@ -8293,8 +8450,8 @@
                 <w:b w:val="0"/>
                 <w:bCs w:val="0"/>
                 <w:webHidden/>
-                <w:sz w:val="24"/>
-                <w:szCs w:val="24"/>
+                <w:sz w:val="26"/>
+                <w:szCs w:val="26"/>
               </w:rPr>
               <w:tab/>
             </w:r>
@@ -8303,8 +8460,8 @@
                 <w:b w:val="0"/>
                 <w:bCs w:val="0"/>
                 <w:webHidden/>
-                <w:sz w:val="24"/>
-                <w:szCs w:val="24"/>
+                <w:sz w:val="26"/>
+                <w:szCs w:val="26"/>
               </w:rPr>
               <w:fldChar w:fldCharType="begin"/>
             </w:r>
@@ -8313,18 +8470,18 @@
                 <w:b w:val="0"/>
                 <w:bCs w:val="0"/>
                 <w:webHidden/>
-                <w:sz w:val="24"/>
-                <w:szCs w:val="24"/>
-              </w:rPr>
-              <w:instrText xml:space="preserve"> PAGEREF _Toc228375927 \h </w:instrText>
+                <w:sz w:val="26"/>
+                <w:szCs w:val="26"/>
+              </w:rPr>
+              <w:instrText xml:space="preserve"> PAGEREF _Toc229230371 \h </w:instrText>
             </w:r>
             <w:r>
               <w:rPr>
                 <w:b w:val="0"/>
                 <w:bCs w:val="0"/>
                 <w:webHidden/>
-                <w:sz w:val="24"/>
-                <w:szCs w:val="24"/>
+                <w:sz w:val="26"/>
+                <w:szCs w:val="26"/>
               </w:rPr>
             </w:r>
             <w:r>
@@ -8332,8 +8489,8 @@
                 <w:b w:val="0"/>
                 <w:bCs w:val="0"/>
                 <w:webHidden/>
-                <w:sz w:val="24"/>
-                <w:szCs w:val="24"/>
+                <w:sz w:val="26"/>
+                <w:szCs w:val="26"/>
               </w:rPr>
               <w:fldChar w:fldCharType="separate"/>
             </w:r>
@@ -8342,18 +8499,18 @@
                 <w:b w:val="0"/>
                 <w:bCs w:val="0"/>
                 <w:webHidden/>
-                <w:sz w:val="24"/>
-                <w:szCs w:val="24"/>
-              </w:rPr>
-              <w:t>16</w:t>
+                <w:sz w:val="26"/>
+                <w:szCs w:val="26"/>
+              </w:rPr>
+              <w:t>15</w:t>
             </w:r>
             <w:r>
               <w:rPr>
                 <w:b w:val="0"/>
                 <w:bCs w:val="0"/>
                 <w:webHidden/>
-                <w:sz w:val="24"/>
-                <w:szCs w:val="24"/>
+                <w:sz w:val="26"/>
+                <w:szCs w:val="26"/>
               </w:rPr>
               <w:fldChar w:fldCharType="end"/>
             </w:r>
@@ -8362,25 +8519,27 @@
         <w:p>
           <w:pPr>
             <w:pStyle w:val="TOC2"/>
+            <w:spacing w:after="0" w:line="360" w:lineRule="auto"/>
+            <w:ind w:left="0"/>
             <w:rPr>
               <w:rFonts w:eastAsiaTheme="minorEastAsia"/>
               <w:b w:val="0"/>
               <w:bCs w:val="0"/>
               <w:kern w:val="2"/>
-              <w:sz w:val="24"/>
-              <w:szCs w:val="24"/>
+              <w:sz w:val="26"/>
+              <w:szCs w:val="26"/>
               <w:lang w:eastAsia="zh-CN"/>
               <w14:ligatures w14:val="standardContextual"/>
             </w:rPr>
           </w:pPr>
-          <w:hyperlink w:anchor="_Toc228375928" w:history="1">
+          <w:hyperlink w:anchor="_Toc229230372" w:history="1">
             <w:r>
               <w:rPr>
                 <w:rStyle w:val="Hyperlink"/>
                 <w:b w:val="0"/>
                 <w:bCs w:val="0"/>
-                <w:sz w:val="24"/>
-                <w:szCs w:val="24"/>
+                <w:sz w:val="26"/>
+                <w:szCs w:val="26"/>
               </w:rPr>
               <w:t>5.32.</w:t>
             </w:r>
@@ -8390,8 +8549,8 @@
                 <w:b w:val="0"/>
                 <w:bCs w:val="0"/>
                 <w:kern w:val="2"/>
-                <w:sz w:val="24"/>
-                <w:szCs w:val="24"/>
+                <w:sz w:val="26"/>
+                <w:szCs w:val="26"/>
                 <w:lang w:eastAsia="zh-CN"/>
                 <w14:ligatures w14:val="standardContextual"/>
               </w:rPr>
@@ -8402,8 +8561,8 @@
                 <w:rStyle w:val="Hyperlink"/>
                 <w:b w:val="0"/>
                 <w:bCs w:val="0"/>
-                <w:sz w:val="24"/>
-                <w:szCs w:val="24"/>
+                <w:sz w:val="26"/>
+                <w:szCs w:val="26"/>
               </w:rPr>
               <w:t>User Story 32: Xem điểm cá nhân</w:t>
             </w:r>
@@ -8412,8 +8571,8 @@
                 <w:b w:val="0"/>
                 <w:bCs w:val="0"/>
                 <w:webHidden/>
-                <w:sz w:val="24"/>
-                <w:szCs w:val="24"/>
+                <w:sz w:val="26"/>
+                <w:szCs w:val="26"/>
               </w:rPr>
               <w:tab/>
             </w:r>
@@ -8422,8 +8581,8 @@
                 <w:b w:val="0"/>
                 <w:bCs w:val="0"/>
                 <w:webHidden/>
-                <w:sz w:val="24"/>
-                <w:szCs w:val="24"/>
+                <w:sz w:val="26"/>
+                <w:szCs w:val="26"/>
               </w:rPr>
               <w:fldChar w:fldCharType="begin"/>
             </w:r>
@@ -8432,18 +8591,18 @@
                 <w:b w:val="0"/>
                 <w:bCs w:val="0"/>
                 <w:webHidden/>
-                <w:sz w:val="24"/>
-                <w:szCs w:val="24"/>
-              </w:rPr>
-              <w:instrText xml:space="preserve"> PAGEREF _Toc228375928 \h </w:instrText>
+                <w:sz w:val="26"/>
+                <w:szCs w:val="26"/>
+              </w:rPr>
+              <w:instrText xml:space="preserve"> PAGEREF _Toc229230372 \h </w:instrText>
             </w:r>
             <w:r>
               <w:rPr>
                 <w:b w:val="0"/>
                 <w:bCs w:val="0"/>
                 <w:webHidden/>
-                <w:sz w:val="24"/>
-                <w:szCs w:val="24"/>
+                <w:sz w:val="26"/>
+                <w:szCs w:val="26"/>
               </w:rPr>
             </w:r>
             <w:r>
@@ -8451,8 +8610,8 @@
                 <w:b w:val="0"/>
                 <w:bCs w:val="0"/>
                 <w:webHidden/>
-                <w:sz w:val="24"/>
-                <w:szCs w:val="24"/>
+                <w:sz w:val="26"/>
+                <w:szCs w:val="26"/>
               </w:rPr>
               <w:fldChar w:fldCharType="separate"/>
             </w:r>
@@ -8461,18 +8620,18 @@
                 <w:b w:val="0"/>
                 <w:bCs w:val="0"/>
                 <w:webHidden/>
-                <w:sz w:val="24"/>
-                <w:szCs w:val="24"/>
-              </w:rPr>
-              <w:t>17</w:t>
+                <w:sz w:val="26"/>
+                <w:szCs w:val="26"/>
+              </w:rPr>
+              <w:t>16</w:t>
             </w:r>
             <w:r>
               <w:rPr>
                 <w:b w:val="0"/>
                 <w:bCs w:val="0"/>
                 <w:webHidden/>
-                <w:sz w:val="24"/>
-                <w:szCs w:val="24"/>
+                <w:sz w:val="26"/>
+                <w:szCs w:val="26"/>
               </w:rPr>
               <w:fldChar w:fldCharType="end"/>
             </w:r>
@@ -8481,25 +8640,27 @@
         <w:p>
           <w:pPr>
             <w:pStyle w:val="TOC2"/>
+            <w:spacing w:after="0" w:line="360" w:lineRule="auto"/>
+            <w:ind w:left="0"/>
             <w:rPr>
               <w:rFonts w:eastAsiaTheme="minorEastAsia"/>
               <w:b w:val="0"/>
               <w:bCs w:val="0"/>
               <w:kern w:val="2"/>
-              <w:sz w:val="24"/>
-              <w:szCs w:val="24"/>
+              <w:sz w:val="26"/>
+              <w:szCs w:val="26"/>
               <w:lang w:eastAsia="zh-CN"/>
               <w14:ligatures w14:val="standardContextual"/>
             </w:rPr>
           </w:pPr>
-          <w:hyperlink w:anchor="_Toc228375929" w:history="1">
+          <w:hyperlink w:anchor="_Toc229230373" w:history="1">
             <w:r>
               <w:rPr>
                 <w:rStyle w:val="Hyperlink"/>
                 <w:b w:val="0"/>
                 <w:bCs w:val="0"/>
-                <w:sz w:val="24"/>
-                <w:szCs w:val="24"/>
+                <w:sz w:val="26"/>
+                <w:szCs w:val="26"/>
               </w:rPr>
               <w:t>5.33.</w:t>
             </w:r>
@@ -8509,8 +8670,8 @@
                 <w:b w:val="0"/>
                 <w:bCs w:val="0"/>
                 <w:kern w:val="2"/>
-                <w:sz w:val="24"/>
-                <w:szCs w:val="24"/>
+                <w:sz w:val="26"/>
+                <w:szCs w:val="26"/>
                 <w:lang w:eastAsia="zh-CN"/>
                 <w14:ligatures w14:val="standardContextual"/>
               </w:rPr>
@@ -8521,8 +8682,8 @@
                 <w:rStyle w:val="Hyperlink"/>
                 <w:b w:val="0"/>
                 <w:bCs w:val="0"/>
-                <w:sz w:val="24"/>
-                <w:szCs w:val="24"/>
+                <w:sz w:val="26"/>
+                <w:szCs w:val="26"/>
               </w:rPr>
               <w:t>User Story 33: Xem danh sách bài tập</w:t>
             </w:r>
@@ -8531,8 +8692,8 @@
                 <w:b w:val="0"/>
                 <w:bCs w:val="0"/>
                 <w:webHidden/>
-                <w:sz w:val="24"/>
-                <w:szCs w:val="24"/>
+                <w:sz w:val="26"/>
+                <w:szCs w:val="26"/>
               </w:rPr>
               <w:tab/>
             </w:r>
@@ -8541,8 +8702,8 @@
                 <w:b w:val="0"/>
                 <w:bCs w:val="0"/>
                 <w:webHidden/>
-                <w:sz w:val="24"/>
-                <w:szCs w:val="24"/>
+                <w:sz w:val="26"/>
+                <w:szCs w:val="26"/>
               </w:rPr>
               <w:fldChar w:fldCharType="begin"/>
             </w:r>
@@ -8551,18 +8712,18 @@
                 <w:b w:val="0"/>
                 <w:bCs w:val="0"/>
                 <w:webHidden/>
-                <w:sz w:val="24"/>
-                <w:szCs w:val="24"/>
-              </w:rPr>
-              <w:instrText xml:space="preserve"> PAGEREF _Toc228375929 \h </w:instrText>
+                <w:sz w:val="26"/>
+                <w:szCs w:val="26"/>
+              </w:rPr>
+              <w:instrText xml:space="preserve"> PAGEREF _Toc229230373 \h </w:instrText>
             </w:r>
             <w:r>
               <w:rPr>
                 <w:b w:val="0"/>
                 <w:bCs w:val="0"/>
                 <w:webHidden/>
-                <w:sz w:val="24"/>
-                <w:szCs w:val="24"/>
+                <w:sz w:val="26"/>
+                <w:szCs w:val="26"/>
               </w:rPr>
             </w:r>
             <w:r>
@@ -8570,8 +8731,8 @@
                 <w:b w:val="0"/>
                 <w:bCs w:val="0"/>
                 <w:webHidden/>
-                <w:sz w:val="24"/>
-                <w:szCs w:val="24"/>
+                <w:sz w:val="26"/>
+                <w:szCs w:val="26"/>
               </w:rPr>
               <w:fldChar w:fldCharType="separate"/>
             </w:r>
@@ -8580,18 +8741,18 @@
                 <w:b w:val="0"/>
                 <w:bCs w:val="0"/>
                 <w:webHidden/>
-                <w:sz w:val="24"/>
-                <w:szCs w:val="24"/>
-              </w:rPr>
-              <w:t>17</w:t>
+                <w:sz w:val="26"/>
+                <w:szCs w:val="26"/>
+              </w:rPr>
+              <w:t>16</w:t>
             </w:r>
             <w:r>
               <w:rPr>
                 <w:b w:val="0"/>
                 <w:bCs w:val="0"/>
                 <w:webHidden/>
-                <w:sz w:val="24"/>
-                <w:szCs w:val="24"/>
+                <w:sz w:val="26"/>
+                <w:szCs w:val="26"/>
               </w:rPr>
               <w:fldChar w:fldCharType="end"/>
             </w:r>
@@ -8600,25 +8761,27 @@
         <w:p>
           <w:pPr>
             <w:pStyle w:val="TOC2"/>
+            <w:spacing w:after="0" w:line="360" w:lineRule="auto"/>
+            <w:ind w:left="0"/>
             <w:rPr>
               <w:rFonts w:eastAsiaTheme="minorEastAsia"/>
               <w:b w:val="0"/>
               <w:bCs w:val="0"/>
               <w:kern w:val="2"/>
-              <w:sz w:val="24"/>
-              <w:szCs w:val="24"/>
+              <w:sz w:val="26"/>
+              <w:szCs w:val="26"/>
               <w:lang w:eastAsia="zh-CN"/>
               <w14:ligatures w14:val="standardContextual"/>
             </w:rPr>
           </w:pPr>
-          <w:hyperlink w:anchor="_Toc228375930" w:history="1">
+          <w:hyperlink w:anchor="_Toc229230374" w:history="1">
             <w:r>
               <w:rPr>
                 <w:rStyle w:val="Hyperlink"/>
                 <w:b w:val="0"/>
                 <w:bCs w:val="0"/>
-                <w:sz w:val="24"/>
-                <w:szCs w:val="24"/>
+                <w:sz w:val="26"/>
+                <w:szCs w:val="26"/>
               </w:rPr>
               <w:t>5.34.</w:t>
             </w:r>
@@ -8628,8 +8791,8 @@
                 <w:b w:val="0"/>
                 <w:bCs w:val="0"/>
                 <w:kern w:val="2"/>
-                <w:sz w:val="24"/>
-                <w:szCs w:val="24"/>
+                <w:sz w:val="26"/>
+                <w:szCs w:val="26"/>
                 <w:lang w:eastAsia="zh-CN"/>
                 <w14:ligatures w14:val="standardContextual"/>
               </w:rPr>
@@ -8640,8 +8803,8 @@
                 <w:rStyle w:val="Hyperlink"/>
                 <w:b w:val="0"/>
                 <w:bCs w:val="0"/>
-                <w:sz w:val="24"/>
-                <w:szCs w:val="24"/>
+                <w:sz w:val="26"/>
+                <w:szCs w:val="26"/>
               </w:rPr>
               <w:t>User Story 34: Nộp bài tập trực tuyến</w:t>
             </w:r>
@@ -8650,8 +8813,8 @@
                 <w:b w:val="0"/>
                 <w:bCs w:val="0"/>
                 <w:webHidden/>
-                <w:sz w:val="24"/>
-                <w:szCs w:val="24"/>
+                <w:sz w:val="26"/>
+                <w:szCs w:val="26"/>
               </w:rPr>
               <w:tab/>
             </w:r>
@@ -8660,8 +8823,8 @@
                 <w:b w:val="0"/>
                 <w:bCs w:val="0"/>
                 <w:webHidden/>
-                <w:sz w:val="24"/>
-                <w:szCs w:val="24"/>
+                <w:sz w:val="26"/>
+                <w:szCs w:val="26"/>
               </w:rPr>
               <w:fldChar w:fldCharType="begin"/>
             </w:r>
@@ -8670,18 +8833,18 @@
                 <w:b w:val="0"/>
                 <w:bCs w:val="0"/>
                 <w:webHidden/>
-                <w:sz w:val="24"/>
-                <w:szCs w:val="24"/>
-              </w:rPr>
-              <w:instrText xml:space="preserve"> PAGEREF _Toc228375930 \h </w:instrText>
+                <w:sz w:val="26"/>
+                <w:szCs w:val="26"/>
+              </w:rPr>
+              <w:instrText xml:space="preserve"> PAGEREF _Toc229230374 \h </w:instrText>
             </w:r>
             <w:r>
               <w:rPr>
                 <w:b w:val="0"/>
                 <w:bCs w:val="0"/>
                 <w:webHidden/>
-                <w:sz w:val="24"/>
-                <w:szCs w:val="24"/>
+                <w:sz w:val="26"/>
+                <w:szCs w:val="26"/>
               </w:rPr>
             </w:r>
             <w:r>
@@ -8689,8 +8852,8 @@
                 <w:b w:val="0"/>
                 <w:bCs w:val="0"/>
                 <w:webHidden/>
-                <w:sz w:val="24"/>
-                <w:szCs w:val="24"/>
+                <w:sz w:val="26"/>
+                <w:szCs w:val="26"/>
               </w:rPr>
               <w:fldChar w:fldCharType="separate"/>
             </w:r>
@@ -8699,18 +8862,18 @@
                 <w:b w:val="0"/>
                 <w:bCs w:val="0"/>
                 <w:webHidden/>
-                <w:sz w:val="24"/>
-                <w:szCs w:val="24"/>
-              </w:rPr>
-              <w:t>17</w:t>
+                <w:sz w:val="26"/>
+                <w:szCs w:val="26"/>
+              </w:rPr>
+              <w:t>16</w:t>
             </w:r>
             <w:r>
               <w:rPr>
                 <w:b w:val="0"/>
                 <w:bCs w:val="0"/>
                 <w:webHidden/>
-                <w:sz w:val="24"/>
-                <w:szCs w:val="24"/>
+                <w:sz w:val="26"/>
+                <w:szCs w:val="26"/>
               </w:rPr>
               <w:fldChar w:fldCharType="end"/>
             </w:r>
@@ -8719,25 +8882,27 @@
         <w:p>
           <w:pPr>
             <w:pStyle w:val="TOC2"/>
+            <w:spacing w:after="0" w:line="360" w:lineRule="auto"/>
+            <w:ind w:left="0"/>
             <w:rPr>
               <w:rFonts w:eastAsiaTheme="minorEastAsia"/>
               <w:b w:val="0"/>
               <w:bCs w:val="0"/>
               <w:kern w:val="2"/>
-              <w:sz w:val="24"/>
-              <w:szCs w:val="24"/>
+              <w:sz w:val="26"/>
+              <w:szCs w:val="26"/>
               <w:lang w:eastAsia="zh-CN"/>
               <w14:ligatures w14:val="standardContextual"/>
             </w:rPr>
           </w:pPr>
-          <w:hyperlink w:anchor="_Toc228375931" w:history="1">
+          <w:hyperlink w:anchor="_Toc229230375" w:history="1">
             <w:r>
               <w:rPr>
                 <w:rStyle w:val="Hyperlink"/>
                 <w:b w:val="0"/>
                 <w:bCs w:val="0"/>
-                <w:sz w:val="24"/>
-                <w:szCs w:val="24"/>
+                <w:sz w:val="26"/>
+                <w:szCs w:val="26"/>
               </w:rPr>
               <w:t>5.35.</w:t>
             </w:r>
@@ -8747,8 +8912,8 @@
                 <w:b w:val="0"/>
                 <w:bCs w:val="0"/>
                 <w:kern w:val="2"/>
-                <w:sz w:val="24"/>
-                <w:szCs w:val="24"/>
+                <w:sz w:val="26"/>
+                <w:szCs w:val="26"/>
                 <w:lang w:eastAsia="zh-CN"/>
                 <w14:ligatures w14:val="standardContextual"/>
               </w:rPr>
@@ -8759,8 +8924,8 @@
                 <w:rStyle w:val="Hyperlink"/>
                 <w:b w:val="0"/>
                 <w:bCs w:val="0"/>
-                <w:sz w:val="24"/>
-                <w:szCs w:val="24"/>
+                <w:sz w:val="26"/>
+                <w:szCs w:val="26"/>
               </w:rPr>
               <w:t>User Story 35: Xem thông báo hệ thống</w:t>
             </w:r>
@@ -8769,8 +8934,8 @@
                 <w:b w:val="0"/>
                 <w:bCs w:val="0"/>
                 <w:webHidden/>
-                <w:sz w:val="24"/>
-                <w:szCs w:val="24"/>
+                <w:sz w:val="26"/>
+                <w:szCs w:val="26"/>
               </w:rPr>
               <w:tab/>
             </w:r>
@@ -8779,8 +8944,8 @@
                 <w:b w:val="0"/>
                 <w:bCs w:val="0"/>
                 <w:webHidden/>
-                <w:sz w:val="24"/>
-                <w:szCs w:val="24"/>
+                <w:sz w:val="26"/>
+                <w:szCs w:val="26"/>
               </w:rPr>
               <w:fldChar w:fldCharType="begin"/>
             </w:r>
@@ -8789,18 +8954,18 @@
                 <w:b w:val="0"/>
                 <w:bCs w:val="0"/>
                 <w:webHidden/>
-                <w:sz w:val="24"/>
-                <w:szCs w:val="24"/>
-              </w:rPr>
-              <w:instrText xml:space="preserve"> PAGEREF _Toc228375931 \h </w:instrText>
+                <w:sz w:val="26"/>
+                <w:szCs w:val="26"/>
+              </w:rPr>
+              <w:instrText xml:space="preserve"> PAGEREF _Toc229230375 \h </w:instrText>
             </w:r>
             <w:r>
               <w:rPr>
                 <w:b w:val="0"/>
                 <w:bCs w:val="0"/>
                 <w:webHidden/>
-                <w:sz w:val="24"/>
-                <w:szCs w:val="24"/>
+                <w:sz w:val="26"/>
+                <w:szCs w:val="26"/>
               </w:rPr>
             </w:r>
             <w:r>
@@ -8808,8 +8973,8 @@
                 <w:b w:val="0"/>
                 <w:bCs w:val="0"/>
                 <w:webHidden/>
-                <w:sz w:val="24"/>
-                <w:szCs w:val="24"/>
+                <w:sz w:val="26"/>
+                <w:szCs w:val="26"/>
               </w:rPr>
               <w:fldChar w:fldCharType="separate"/>
             </w:r>
@@ -8818,18 +8983,18 @@
                 <w:b w:val="0"/>
                 <w:bCs w:val="0"/>
                 <w:webHidden/>
-                <w:sz w:val="24"/>
-                <w:szCs w:val="24"/>
-              </w:rPr>
-              <w:t>18</w:t>
+                <w:sz w:val="26"/>
+                <w:szCs w:val="26"/>
+              </w:rPr>
+              <w:t>17</w:t>
             </w:r>
             <w:r>
               <w:rPr>
                 <w:b w:val="0"/>
                 <w:bCs w:val="0"/>
                 <w:webHidden/>
-                <w:sz w:val="24"/>
-                <w:szCs w:val="24"/>
+                <w:sz w:val="26"/>
+                <w:szCs w:val="26"/>
               </w:rPr>
               <w:fldChar w:fldCharType="end"/>
             </w:r>
@@ -8838,25 +9003,27 @@
         <w:p>
           <w:pPr>
             <w:pStyle w:val="TOC2"/>
+            <w:spacing w:after="0" w:line="360" w:lineRule="auto"/>
+            <w:ind w:left="0"/>
             <w:rPr>
               <w:rFonts w:eastAsiaTheme="minorEastAsia"/>
               <w:b w:val="0"/>
               <w:bCs w:val="0"/>
               <w:kern w:val="2"/>
-              <w:sz w:val="24"/>
-              <w:szCs w:val="24"/>
+              <w:sz w:val="26"/>
+              <w:szCs w:val="26"/>
               <w:lang w:eastAsia="zh-CN"/>
               <w14:ligatures w14:val="standardContextual"/>
             </w:rPr>
           </w:pPr>
-          <w:hyperlink w:anchor="_Toc228375932" w:history="1">
+          <w:hyperlink w:anchor="_Toc229230376" w:history="1">
             <w:r>
               <w:rPr>
                 <w:rStyle w:val="Hyperlink"/>
                 <w:b w:val="0"/>
                 <w:bCs w:val="0"/>
-                <w:sz w:val="24"/>
-                <w:szCs w:val="24"/>
+                <w:sz w:val="26"/>
+                <w:szCs w:val="26"/>
               </w:rPr>
               <w:t>5.36.</w:t>
             </w:r>
@@ -8866,8 +9033,8 @@
                 <w:b w:val="0"/>
                 <w:bCs w:val="0"/>
                 <w:kern w:val="2"/>
-                <w:sz w:val="24"/>
-                <w:szCs w:val="24"/>
+                <w:sz w:val="26"/>
+                <w:szCs w:val="26"/>
                 <w:lang w:eastAsia="zh-CN"/>
                 <w14:ligatures w14:val="standardContextual"/>
               </w:rPr>
@@ -8878,8 +9045,8 @@
                 <w:rStyle w:val="Hyperlink"/>
                 <w:b w:val="0"/>
                 <w:bCs w:val="0"/>
-                <w:sz w:val="24"/>
-                <w:szCs w:val="24"/>
+                <w:sz w:val="26"/>
+                <w:szCs w:val="26"/>
               </w:rPr>
               <w:t>User Story 36: Xem tổng quan tình hình học tập</w:t>
             </w:r>
@@ -8888,8 +9055,8 @@
                 <w:b w:val="0"/>
                 <w:bCs w:val="0"/>
                 <w:webHidden/>
-                <w:sz w:val="24"/>
-                <w:szCs w:val="24"/>
+                <w:sz w:val="26"/>
+                <w:szCs w:val="26"/>
               </w:rPr>
               <w:tab/>
             </w:r>
@@ -8898,8 +9065,8 @@
                 <w:b w:val="0"/>
                 <w:bCs w:val="0"/>
                 <w:webHidden/>
-                <w:sz w:val="24"/>
-                <w:szCs w:val="24"/>
+                <w:sz w:val="26"/>
+                <w:szCs w:val="26"/>
               </w:rPr>
               <w:fldChar w:fldCharType="begin"/>
             </w:r>
@@ -8908,18 +9075,18 @@
                 <w:b w:val="0"/>
                 <w:bCs w:val="0"/>
                 <w:webHidden/>
-                <w:sz w:val="24"/>
-                <w:szCs w:val="24"/>
-              </w:rPr>
-              <w:instrText xml:space="preserve"> PAGEREF _Toc228375932 \h </w:instrText>
+                <w:sz w:val="26"/>
+                <w:szCs w:val="26"/>
+              </w:rPr>
+              <w:instrText xml:space="preserve"> PAGEREF _Toc229230376 \h </w:instrText>
             </w:r>
             <w:r>
               <w:rPr>
                 <w:b w:val="0"/>
                 <w:bCs w:val="0"/>
                 <w:webHidden/>
-                <w:sz w:val="24"/>
-                <w:szCs w:val="24"/>
+                <w:sz w:val="26"/>
+                <w:szCs w:val="26"/>
               </w:rPr>
             </w:r>
             <w:r>
@@ -8927,8 +9094,8 @@
                 <w:b w:val="0"/>
                 <w:bCs w:val="0"/>
                 <w:webHidden/>
-                <w:sz w:val="24"/>
-                <w:szCs w:val="24"/>
+                <w:sz w:val="26"/>
+                <w:szCs w:val="26"/>
               </w:rPr>
               <w:fldChar w:fldCharType="separate"/>
             </w:r>
@@ -8937,18 +9104,18 @@
                 <w:b w:val="0"/>
                 <w:bCs w:val="0"/>
                 <w:webHidden/>
-                <w:sz w:val="24"/>
-                <w:szCs w:val="24"/>
-              </w:rPr>
-              <w:t>18</w:t>
+                <w:sz w:val="26"/>
+                <w:szCs w:val="26"/>
+              </w:rPr>
+              <w:t>17</w:t>
             </w:r>
             <w:r>
               <w:rPr>
                 <w:b w:val="0"/>
                 <w:bCs w:val="0"/>
                 <w:webHidden/>
-                <w:sz w:val="24"/>
-                <w:szCs w:val="24"/>
+                <w:sz w:val="26"/>
+                <w:szCs w:val="26"/>
               </w:rPr>
               <w:fldChar w:fldCharType="end"/>
             </w:r>
@@ -8957,25 +9124,27 @@
         <w:p>
           <w:pPr>
             <w:pStyle w:val="TOC2"/>
+            <w:spacing w:after="0" w:line="360" w:lineRule="auto"/>
+            <w:ind w:left="0"/>
             <w:rPr>
               <w:rFonts w:eastAsiaTheme="minorEastAsia"/>
               <w:b w:val="0"/>
               <w:bCs w:val="0"/>
               <w:kern w:val="2"/>
-              <w:sz w:val="24"/>
-              <w:szCs w:val="24"/>
+              <w:sz w:val="26"/>
+              <w:szCs w:val="26"/>
               <w:lang w:eastAsia="zh-CN"/>
               <w14:ligatures w14:val="standardContextual"/>
             </w:rPr>
           </w:pPr>
-          <w:hyperlink w:anchor="_Toc228375933" w:history="1">
+          <w:hyperlink w:anchor="_Toc229230377" w:history="1">
             <w:r>
               <w:rPr>
                 <w:rStyle w:val="Hyperlink"/>
                 <w:b w:val="0"/>
                 <w:bCs w:val="0"/>
-                <w:sz w:val="24"/>
-                <w:szCs w:val="24"/>
+                <w:sz w:val="26"/>
+                <w:szCs w:val="26"/>
               </w:rPr>
               <w:t>5.37.</w:t>
             </w:r>
@@ -8985,8 +9154,8 @@
                 <w:b w:val="0"/>
                 <w:bCs w:val="0"/>
                 <w:kern w:val="2"/>
-                <w:sz w:val="24"/>
-                <w:szCs w:val="24"/>
+                <w:sz w:val="26"/>
+                <w:szCs w:val="26"/>
                 <w:lang w:eastAsia="zh-CN"/>
                 <w14:ligatures w14:val="standardContextual"/>
               </w:rPr>
@@ -8997,8 +9166,8 @@
                 <w:rStyle w:val="Hyperlink"/>
                 <w:b w:val="0"/>
                 <w:bCs w:val="0"/>
-                <w:sz w:val="24"/>
-                <w:szCs w:val="24"/>
+                <w:sz w:val="26"/>
+                <w:szCs w:val="26"/>
               </w:rPr>
               <w:t>User Story 37: Xem thông tin học sinh liên kết</w:t>
             </w:r>
@@ -9007,8 +9176,8 @@
                 <w:b w:val="0"/>
                 <w:bCs w:val="0"/>
                 <w:webHidden/>
-                <w:sz w:val="24"/>
-                <w:szCs w:val="24"/>
+                <w:sz w:val="26"/>
+                <w:szCs w:val="26"/>
               </w:rPr>
               <w:tab/>
             </w:r>
@@ -9017,8 +9186,8 @@
                 <w:b w:val="0"/>
                 <w:bCs w:val="0"/>
                 <w:webHidden/>
-                <w:sz w:val="24"/>
-                <w:szCs w:val="24"/>
+                <w:sz w:val="26"/>
+                <w:szCs w:val="26"/>
               </w:rPr>
               <w:fldChar w:fldCharType="begin"/>
             </w:r>
@@ -9027,18 +9196,18 @@
                 <w:b w:val="0"/>
                 <w:bCs w:val="0"/>
                 <w:webHidden/>
-                <w:sz w:val="24"/>
-                <w:szCs w:val="24"/>
-              </w:rPr>
-              <w:instrText xml:space="preserve"> PAGEREF _Toc228375933 \h </w:instrText>
+                <w:sz w:val="26"/>
+                <w:szCs w:val="26"/>
+              </w:rPr>
+              <w:instrText xml:space="preserve"> PAGEREF _Toc229230377 \h </w:instrText>
             </w:r>
             <w:r>
               <w:rPr>
                 <w:b w:val="0"/>
                 <w:bCs w:val="0"/>
                 <w:webHidden/>
-                <w:sz w:val="24"/>
-                <w:szCs w:val="24"/>
+                <w:sz w:val="26"/>
+                <w:szCs w:val="26"/>
               </w:rPr>
             </w:r>
             <w:r>
@@ -9046,8 +9215,8 @@
                 <w:b w:val="0"/>
                 <w:bCs w:val="0"/>
                 <w:webHidden/>
-                <w:sz w:val="24"/>
-                <w:szCs w:val="24"/>
+                <w:sz w:val="26"/>
+                <w:szCs w:val="26"/>
               </w:rPr>
               <w:fldChar w:fldCharType="separate"/>
             </w:r>
@@ -9056,18 +9225,18 @@
                 <w:b w:val="0"/>
                 <w:bCs w:val="0"/>
                 <w:webHidden/>
-                <w:sz w:val="24"/>
-                <w:szCs w:val="24"/>
-              </w:rPr>
-              <w:t>19</w:t>
+                <w:sz w:val="26"/>
+                <w:szCs w:val="26"/>
+              </w:rPr>
+              <w:t>18</w:t>
             </w:r>
             <w:r>
               <w:rPr>
                 <w:b w:val="0"/>
                 <w:bCs w:val="0"/>
                 <w:webHidden/>
-                <w:sz w:val="24"/>
-                <w:szCs w:val="24"/>
+                <w:sz w:val="26"/>
+                <w:szCs w:val="26"/>
               </w:rPr>
               <w:fldChar w:fldCharType="end"/>
             </w:r>
@@ -9076,25 +9245,27 @@
         <w:p>
           <w:pPr>
             <w:pStyle w:val="TOC2"/>
+            <w:spacing w:after="0" w:line="360" w:lineRule="auto"/>
+            <w:ind w:left="0"/>
             <w:rPr>
               <w:rFonts w:eastAsiaTheme="minorEastAsia"/>
               <w:b w:val="0"/>
               <w:bCs w:val="0"/>
               <w:kern w:val="2"/>
-              <w:sz w:val="24"/>
-              <w:szCs w:val="24"/>
+              <w:sz w:val="26"/>
+              <w:szCs w:val="26"/>
               <w:lang w:eastAsia="zh-CN"/>
               <w14:ligatures w14:val="standardContextual"/>
             </w:rPr>
           </w:pPr>
-          <w:hyperlink w:anchor="_Toc228375934" w:history="1">
+          <w:hyperlink w:anchor="_Toc229230378" w:history="1">
             <w:r>
               <w:rPr>
                 <w:rStyle w:val="Hyperlink"/>
                 <w:b w:val="0"/>
                 <w:bCs w:val="0"/>
-                <w:sz w:val="24"/>
-                <w:szCs w:val="24"/>
+                <w:sz w:val="26"/>
+                <w:szCs w:val="26"/>
               </w:rPr>
               <w:t>5.38.</w:t>
             </w:r>
@@ -9104,8 +9275,8 @@
                 <w:b w:val="0"/>
                 <w:bCs w:val="0"/>
                 <w:kern w:val="2"/>
-                <w:sz w:val="24"/>
-                <w:szCs w:val="24"/>
+                <w:sz w:val="26"/>
+                <w:szCs w:val="26"/>
                 <w:lang w:eastAsia="zh-CN"/>
                 <w14:ligatures w14:val="standardContextual"/>
               </w:rPr>
@@ -9116,8 +9287,8 @@
                 <w:rStyle w:val="Hyperlink"/>
                 <w:b w:val="0"/>
                 <w:bCs w:val="0"/>
-                <w:sz w:val="24"/>
-                <w:szCs w:val="24"/>
+                <w:sz w:val="26"/>
+                <w:szCs w:val="26"/>
               </w:rPr>
               <w:t>User Story 38: Xem điểm của học sinh</w:t>
             </w:r>
@@ -9126,8 +9297,8 @@
                 <w:b w:val="0"/>
                 <w:bCs w:val="0"/>
                 <w:webHidden/>
-                <w:sz w:val="24"/>
-                <w:szCs w:val="24"/>
+                <w:sz w:val="26"/>
+                <w:szCs w:val="26"/>
               </w:rPr>
               <w:tab/>
             </w:r>
@@ -9136,8 +9307,8 @@
                 <w:b w:val="0"/>
                 <w:bCs w:val="0"/>
                 <w:webHidden/>
-                <w:sz w:val="24"/>
-                <w:szCs w:val="24"/>
+                <w:sz w:val="26"/>
+                <w:szCs w:val="26"/>
               </w:rPr>
               <w:fldChar w:fldCharType="begin"/>
             </w:r>
@@ -9146,18 +9317,18 @@
                 <w:b w:val="0"/>
                 <w:bCs w:val="0"/>
                 <w:webHidden/>
-                <w:sz w:val="24"/>
-                <w:szCs w:val="24"/>
-              </w:rPr>
-              <w:instrText xml:space="preserve"> PAGEREF _Toc228375934 \h </w:instrText>
+                <w:sz w:val="26"/>
+                <w:szCs w:val="26"/>
+              </w:rPr>
+              <w:instrText xml:space="preserve"> PAGEREF _Toc229230378 \h </w:instrText>
             </w:r>
             <w:r>
               <w:rPr>
                 <w:b w:val="0"/>
                 <w:bCs w:val="0"/>
                 <w:webHidden/>
-                <w:sz w:val="24"/>
-                <w:szCs w:val="24"/>
+                <w:sz w:val="26"/>
+                <w:szCs w:val="26"/>
               </w:rPr>
             </w:r>
             <w:r>
@@ -9165,8 +9336,8 @@
                 <w:b w:val="0"/>
                 <w:bCs w:val="0"/>
                 <w:webHidden/>
-                <w:sz w:val="24"/>
-                <w:szCs w:val="24"/>
+                <w:sz w:val="26"/>
+                <w:szCs w:val="26"/>
               </w:rPr>
               <w:fldChar w:fldCharType="separate"/>
             </w:r>
@@ -9175,18 +9346,18 @@
                 <w:b w:val="0"/>
                 <w:bCs w:val="0"/>
                 <w:webHidden/>
-                <w:sz w:val="24"/>
-                <w:szCs w:val="24"/>
-              </w:rPr>
-              <w:t>19</w:t>
+                <w:sz w:val="26"/>
+                <w:szCs w:val="26"/>
+              </w:rPr>
+              <w:t>18</w:t>
             </w:r>
             <w:r>
               <w:rPr>
                 <w:b w:val="0"/>
                 <w:bCs w:val="0"/>
                 <w:webHidden/>
-                <w:sz w:val="24"/>
-                <w:szCs w:val="24"/>
+                <w:sz w:val="26"/>
+                <w:szCs w:val="26"/>
               </w:rPr>
               <w:fldChar w:fldCharType="end"/>
             </w:r>
@@ -9195,25 +9366,27 @@
         <w:p>
           <w:pPr>
             <w:pStyle w:val="TOC2"/>
+            <w:spacing w:after="0" w:line="360" w:lineRule="auto"/>
+            <w:ind w:left="0"/>
             <w:rPr>
               <w:rFonts w:eastAsiaTheme="minorEastAsia"/>
               <w:b w:val="0"/>
               <w:bCs w:val="0"/>
               <w:kern w:val="2"/>
-              <w:sz w:val="24"/>
-              <w:szCs w:val="24"/>
+              <w:sz w:val="26"/>
+              <w:szCs w:val="26"/>
               <w:lang w:eastAsia="zh-CN"/>
               <w14:ligatures w14:val="standardContextual"/>
             </w:rPr>
           </w:pPr>
-          <w:hyperlink w:anchor="_Toc228375935" w:history="1">
+          <w:hyperlink w:anchor="_Toc229230379" w:history="1">
             <w:r>
               <w:rPr>
                 <w:rStyle w:val="Hyperlink"/>
                 <w:b w:val="0"/>
                 <w:bCs w:val="0"/>
-                <w:sz w:val="24"/>
-                <w:szCs w:val="24"/>
+                <w:sz w:val="26"/>
+                <w:szCs w:val="26"/>
               </w:rPr>
               <w:t>5.39.</w:t>
             </w:r>
@@ -9223,8 +9396,8 @@
                 <w:b w:val="0"/>
                 <w:bCs w:val="0"/>
                 <w:kern w:val="2"/>
-                <w:sz w:val="24"/>
-                <w:szCs w:val="24"/>
+                <w:sz w:val="26"/>
+                <w:szCs w:val="26"/>
                 <w:lang w:eastAsia="zh-CN"/>
                 <w14:ligatures w14:val="standardContextual"/>
               </w:rPr>
@@ -9235,8 +9408,8 @@
                 <w:rStyle w:val="Hyperlink"/>
                 <w:b w:val="0"/>
                 <w:bCs w:val="0"/>
-                <w:sz w:val="24"/>
-                <w:szCs w:val="24"/>
+                <w:sz w:val="26"/>
+                <w:szCs w:val="26"/>
               </w:rPr>
               <w:t>User Story 39: Xem dữ liệu chuyên cần</w:t>
             </w:r>
@@ -9245,8 +9418,8 @@
                 <w:rStyle w:val="Hyperlink"/>
                 <w:b w:val="0"/>
                 <w:bCs w:val="0"/>
-                <w:sz w:val="24"/>
-                <w:szCs w:val="24"/>
+                <w:sz w:val="26"/>
+                <w:szCs w:val="26"/>
                 <w:lang w:val="vi-VN"/>
               </w:rPr>
               <w:t xml:space="preserve"> của học sinh</w:t>
@@ -9256,8 +9429,8 @@
                 <w:b w:val="0"/>
                 <w:bCs w:val="0"/>
                 <w:webHidden/>
-                <w:sz w:val="24"/>
-                <w:szCs w:val="24"/>
+                <w:sz w:val="26"/>
+                <w:szCs w:val="26"/>
               </w:rPr>
               <w:tab/>
             </w:r>
@@ -9266,8 +9439,8 @@
                 <w:b w:val="0"/>
                 <w:bCs w:val="0"/>
                 <w:webHidden/>
-                <w:sz w:val="24"/>
-                <w:szCs w:val="24"/>
+                <w:sz w:val="26"/>
+                <w:szCs w:val="26"/>
               </w:rPr>
               <w:fldChar w:fldCharType="begin"/>
             </w:r>
@@ -9276,18 +9449,18 @@
                 <w:b w:val="0"/>
                 <w:bCs w:val="0"/>
                 <w:webHidden/>
-                <w:sz w:val="24"/>
-                <w:szCs w:val="24"/>
-              </w:rPr>
-              <w:instrText xml:space="preserve"> PAGEREF _Toc228375935 \h </w:instrText>
+                <w:sz w:val="26"/>
+                <w:szCs w:val="26"/>
+              </w:rPr>
+              <w:instrText xml:space="preserve"> PAGEREF _Toc229230379 \h </w:instrText>
             </w:r>
             <w:r>
               <w:rPr>
                 <w:b w:val="0"/>
                 <w:bCs w:val="0"/>
                 <w:webHidden/>
-                <w:sz w:val="24"/>
-                <w:szCs w:val="24"/>
+                <w:sz w:val="26"/>
+                <w:szCs w:val="26"/>
               </w:rPr>
             </w:r>
             <w:r>
@@ -9295,8 +9468,8 @@
                 <w:b w:val="0"/>
                 <w:bCs w:val="0"/>
                 <w:webHidden/>
-                <w:sz w:val="24"/>
-                <w:szCs w:val="24"/>
+                <w:sz w:val="26"/>
+                <w:szCs w:val="26"/>
               </w:rPr>
               <w:fldChar w:fldCharType="separate"/>
             </w:r>
@@ -9305,18 +9478,18 @@
                 <w:b w:val="0"/>
                 <w:bCs w:val="0"/>
                 <w:webHidden/>
-                <w:sz w:val="24"/>
-                <w:szCs w:val="24"/>
-              </w:rPr>
-              <w:t>19</w:t>
+                <w:sz w:val="26"/>
+                <w:szCs w:val="26"/>
+              </w:rPr>
+              <w:t>18</w:t>
             </w:r>
             <w:r>
               <w:rPr>
                 <w:b w:val="0"/>
                 <w:bCs w:val="0"/>
                 <w:webHidden/>
-                <w:sz w:val="24"/>
-                <w:szCs w:val="24"/>
+                <w:sz w:val="26"/>
+                <w:szCs w:val="26"/>
               </w:rPr>
               <w:fldChar w:fldCharType="end"/>
             </w:r>
@@ -9325,25 +9498,27 @@
         <w:p>
           <w:pPr>
             <w:pStyle w:val="TOC2"/>
+            <w:spacing w:after="0" w:line="360" w:lineRule="auto"/>
+            <w:ind w:left="0"/>
             <w:rPr>
               <w:rFonts w:eastAsiaTheme="minorEastAsia"/>
               <w:b w:val="0"/>
               <w:bCs w:val="0"/>
               <w:kern w:val="2"/>
-              <w:sz w:val="24"/>
-              <w:szCs w:val="24"/>
+              <w:sz w:val="26"/>
+              <w:szCs w:val="26"/>
               <w:lang w:eastAsia="zh-CN"/>
               <w14:ligatures w14:val="standardContextual"/>
             </w:rPr>
           </w:pPr>
-          <w:hyperlink w:anchor="_Toc228375936" w:history="1">
+          <w:hyperlink w:anchor="_Toc229230380" w:history="1">
             <w:r>
               <w:rPr>
                 <w:rStyle w:val="Hyperlink"/>
                 <w:b w:val="0"/>
                 <w:bCs w:val="0"/>
-                <w:sz w:val="24"/>
-                <w:szCs w:val="24"/>
+                <w:sz w:val="26"/>
+                <w:szCs w:val="26"/>
               </w:rPr>
               <w:t>5.40.</w:t>
             </w:r>
@@ -9353,8 +9528,8 @@
                 <w:b w:val="0"/>
                 <w:bCs w:val="0"/>
                 <w:kern w:val="2"/>
-                <w:sz w:val="24"/>
-                <w:szCs w:val="24"/>
+                <w:sz w:val="26"/>
+                <w:szCs w:val="26"/>
                 <w:lang w:eastAsia="zh-CN"/>
                 <w14:ligatures w14:val="standardContextual"/>
               </w:rPr>
@@ -9365,8 +9540,8 @@
                 <w:rStyle w:val="Hyperlink"/>
                 <w:b w:val="0"/>
                 <w:bCs w:val="0"/>
-                <w:sz w:val="24"/>
-                <w:szCs w:val="24"/>
+                <w:sz w:val="26"/>
+                <w:szCs w:val="26"/>
               </w:rPr>
               <w:t>User Story 40: Xem thời khóa biểu của học sinh</w:t>
             </w:r>
@@ -9375,8 +9550,8 @@
                 <w:b w:val="0"/>
                 <w:bCs w:val="0"/>
                 <w:webHidden/>
-                <w:sz w:val="24"/>
-                <w:szCs w:val="24"/>
+                <w:sz w:val="26"/>
+                <w:szCs w:val="26"/>
               </w:rPr>
               <w:tab/>
             </w:r>
@@ -9385,8 +9560,8 @@
                 <w:b w:val="0"/>
                 <w:bCs w:val="0"/>
                 <w:webHidden/>
-                <w:sz w:val="24"/>
-                <w:szCs w:val="24"/>
+                <w:sz w:val="26"/>
+                <w:szCs w:val="26"/>
               </w:rPr>
               <w:fldChar w:fldCharType="begin"/>
             </w:r>
@@ -9395,18 +9570,18 @@
                 <w:b w:val="0"/>
                 <w:bCs w:val="0"/>
                 <w:webHidden/>
-                <w:sz w:val="24"/>
-                <w:szCs w:val="24"/>
-              </w:rPr>
-              <w:instrText xml:space="preserve"> PAGEREF _Toc228375936 \h </w:instrText>
+                <w:sz w:val="26"/>
+                <w:szCs w:val="26"/>
+              </w:rPr>
+              <w:instrText xml:space="preserve"> PAGEREF _Toc229230380 \h </w:instrText>
             </w:r>
             <w:r>
               <w:rPr>
                 <w:b w:val="0"/>
                 <w:bCs w:val="0"/>
                 <w:webHidden/>
-                <w:sz w:val="24"/>
-                <w:szCs w:val="24"/>
+                <w:sz w:val="26"/>
+                <w:szCs w:val="26"/>
               </w:rPr>
             </w:r>
             <w:r>
@@ -9414,8 +9589,8 @@
                 <w:b w:val="0"/>
                 <w:bCs w:val="0"/>
                 <w:webHidden/>
-                <w:sz w:val="24"/>
-                <w:szCs w:val="24"/>
+                <w:sz w:val="26"/>
+                <w:szCs w:val="26"/>
               </w:rPr>
               <w:fldChar w:fldCharType="separate"/>
             </w:r>
@@ -9424,18 +9599,18 @@
                 <w:b w:val="0"/>
                 <w:bCs w:val="0"/>
                 <w:webHidden/>
-                <w:sz w:val="24"/>
-                <w:szCs w:val="24"/>
-              </w:rPr>
-              <w:t>20</w:t>
+                <w:sz w:val="26"/>
+                <w:szCs w:val="26"/>
+              </w:rPr>
+              <w:t>19</w:t>
             </w:r>
             <w:r>
               <w:rPr>
                 <w:b w:val="0"/>
                 <w:bCs w:val="0"/>
                 <w:webHidden/>
-                <w:sz w:val="24"/>
-                <w:szCs w:val="24"/>
+                <w:sz w:val="26"/>
+                <w:szCs w:val="26"/>
               </w:rPr>
               <w:fldChar w:fldCharType="end"/>
             </w:r>
@@ -9444,25 +9619,27 @@
         <w:p>
           <w:pPr>
             <w:pStyle w:val="TOC2"/>
+            <w:spacing w:after="0" w:line="360" w:lineRule="auto"/>
+            <w:ind w:left="0"/>
             <w:rPr>
               <w:rFonts w:eastAsiaTheme="minorEastAsia"/>
               <w:b w:val="0"/>
               <w:bCs w:val="0"/>
               <w:kern w:val="2"/>
-              <w:sz w:val="24"/>
-              <w:szCs w:val="24"/>
+              <w:sz w:val="26"/>
+              <w:szCs w:val="26"/>
               <w:lang w:eastAsia="zh-CN"/>
               <w14:ligatures w14:val="standardContextual"/>
             </w:rPr>
           </w:pPr>
-          <w:hyperlink w:anchor="_Toc228375937" w:history="1">
+          <w:hyperlink w:anchor="_Toc229230381" w:history="1">
             <w:r>
               <w:rPr>
                 <w:rStyle w:val="Hyperlink"/>
                 <w:b w:val="0"/>
                 <w:bCs w:val="0"/>
-                <w:sz w:val="24"/>
-                <w:szCs w:val="24"/>
+                <w:sz w:val="26"/>
+                <w:szCs w:val="26"/>
               </w:rPr>
               <w:t>5.41.</w:t>
             </w:r>
@@ -9472,8 +9649,8 @@
                 <w:b w:val="0"/>
                 <w:bCs w:val="0"/>
                 <w:kern w:val="2"/>
-                <w:sz w:val="24"/>
-                <w:szCs w:val="24"/>
+                <w:sz w:val="26"/>
+                <w:szCs w:val="26"/>
                 <w:lang w:eastAsia="zh-CN"/>
                 <w14:ligatures w14:val="standardContextual"/>
               </w:rPr>
@@ -9484,8 +9661,8 @@
                 <w:rStyle w:val="Hyperlink"/>
                 <w:b w:val="0"/>
                 <w:bCs w:val="0"/>
-                <w:sz w:val="24"/>
-                <w:szCs w:val="24"/>
+                <w:sz w:val="26"/>
+                <w:szCs w:val="26"/>
               </w:rPr>
               <w:t>User Story 41: Xem thông báo liên quan</w:t>
             </w:r>
@@ -9494,8 +9671,8 @@
                 <w:b w:val="0"/>
                 <w:bCs w:val="0"/>
                 <w:webHidden/>
-                <w:sz w:val="24"/>
-                <w:szCs w:val="24"/>
+                <w:sz w:val="26"/>
+                <w:szCs w:val="26"/>
               </w:rPr>
               <w:tab/>
             </w:r>
@@ -9504,8 +9681,8 @@
                 <w:b w:val="0"/>
                 <w:bCs w:val="0"/>
                 <w:webHidden/>
-                <w:sz w:val="24"/>
-                <w:szCs w:val="24"/>
+                <w:sz w:val="26"/>
+                <w:szCs w:val="26"/>
               </w:rPr>
               <w:fldChar w:fldCharType="begin"/>
             </w:r>
@@ -9514,18 +9691,18 @@
                 <w:b w:val="0"/>
                 <w:bCs w:val="0"/>
                 <w:webHidden/>
-                <w:sz w:val="24"/>
-                <w:szCs w:val="24"/>
-              </w:rPr>
-              <w:instrText xml:space="preserve"> PAGEREF _Toc228375937 \h </w:instrText>
+                <w:sz w:val="26"/>
+                <w:szCs w:val="26"/>
+              </w:rPr>
+              <w:instrText xml:space="preserve"> PAGEREF _Toc229230381 \h </w:instrText>
             </w:r>
             <w:r>
               <w:rPr>
                 <w:b w:val="0"/>
                 <w:bCs w:val="0"/>
                 <w:webHidden/>
-                <w:sz w:val="24"/>
-                <w:szCs w:val="24"/>
+                <w:sz w:val="26"/>
+                <w:szCs w:val="26"/>
               </w:rPr>
             </w:r>
             <w:r>
@@ -9533,8 +9710,8 @@
                 <w:b w:val="0"/>
                 <w:bCs w:val="0"/>
                 <w:webHidden/>
-                <w:sz w:val="24"/>
-                <w:szCs w:val="24"/>
+                <w:sz w:val="26"/>
+                <w:szCs w:val="26"/>
               </w:rPr>
               <w:fldChar w:fldCharType="separate"/>
             </w:r>
@@ -9543,18 +9720,18 @@
                 <w:b w:val="0"/>
                 <w:bCs w:val="0"/>
                 <w:webHidden/>
-                <w:sz w:val="24"/>
-                <w:szCs w:val="24"/>
-              </w:rPr>
-              <w:t>20</w:t>
+                <w:sz w:val="26"/>
+                <w:szCs w:val="26"/>
+              </w:rPr>
+              <w:t>19</w:t>
             </w:r>
             <w:r>
               <w:rPr>
                 <w:b w:val="0"/>
                 <w:bCs w:val="0"/>
                 <w:webHidden/>
-                <w:sz w:val="24"/>
-                <w:szCs w:val="24"/>
+                <w:sz w:val="26"/>
+                <w:szCs w:val="26"/>
               </w:rPr>
               <w:fldChar w:fldCharType="end"/>
             </w:r>
@@ -9563,25 +9740,27 @@
         <w:p>
           <w:pPr>
             <w:pStyle w:val="TOC2"/>
+            <w:spacing w:after="0" w:line="360" w:lineRule="auto"/>
+            <w:ind w:left="0"/>
             <w:rPr>
               <w:rFonts w:eastAsiaTheme="minorEastAsia"/>
               <w:b w:val="0"/>
               <w:bCs w:val="0"/>
               <w:kern w:val="2"/>
-              <w:sz w:val="24"/>
-              <w:szCs w:val="24"/>
+              <w:sz w:val="26"/>
+              <w:szCs w:val="26"/>
               <w:lang w:eastAsia="zh-CN"/>
               <w14:ligatures w14:val="standardContextual"/>
             </w:rPr>
           </w:pPr>
-          <w:hyperlink w:anchor="_Toc228375938" w:history="1">
+          <w:hyperlink w:anchor="_Toc229230382" w:history="1">
             <w:r>
               <w:rPr>
                 <w:rStyle w:val="Hyperlink"/>
                 <w:b w:val="0"/>
                 <w:bCs w:val="0"/>
-                <w:sz w:val="24"/>
-                <w:szCs w:val="24"/>
+                <w:sz w:val="26"/>
+                <w:szCs w:val="26"/>
               </w:rPr>
               <w:t>5.42.</w:t>
             </w:r>
@@ -9591,8 +9770,8 @@
                 <w:b w:val="0"/>
                 <w:bCs w:val="0"/>
                 <w:kern w:val="2"/>
-                <w:sz w:val="24"/>
-                <w:szCs w:val="24"/>
+                <w:sz w:val="26"/>
+                <w:szCs w:val="26"/>
                 <w:lang w:eastAsia="zh-CN"/>
                 <w14:ligatures w14:val="standardContextual"/>
               </w:rPr>
@@ -9603,8 +9782,8 @@
                 <w:rStyle w:val="Hyperlink"/>
                 <w:b w:val="0"/>
                 <w:bCs w:val="0"/>
-                <w:sz w:val="24"/>
-                <w:szCs w:val="24"/>
+                <w:sz w:val="26"/>
+                <w:szCs w:val="26"/>
               </w:rPr>
               <w:t>User Story 42</w:t>
             </w:r>
@@ -9613,8 +9792,8 @@
                 <w:rStyle w:val="Hyperlink"/>
                 <w:b w:val="0"/>
                 <w:bCs w:val="0"/>
-                <w:sz w:val="24"/>
-                <w:szCs w:val="24"/>
+                <w:sz w:val="26"/>
+                <w:szCs w:val="26"/>
                 <w:lang w:val="vi-VN"/>
               </w:rPr>
               <w:t xml:space="preserve">: </w:t>
@@ -9624,8 +9803,8 @@
                 <w:rStyle w:val="Hyperlink"/>
                 <w:b w:val="0"/>
                 <w:bCs w:val="0"/>
-                <w:sz w:val="24"/>
-                <w:szCs w:val="24"/>
+                <w:sz w:val="26"/>
+                <w:szCs w:val="26"/>
               </w:rPr>
               <w:t>Xem tổng quan tình hình học tập của học sinh</w:t>
             </w:r>
@@ -9634,8 +9813,8 @@
                 <w:b w:val="0"/>
                 <w:bCs w:val="0"/>
                 <w:webHidden/>
-                <w:sz w:val="24"/>
-                <w:szCs w:val="24"/>
+                <w:sz w:val="26"/>
+                <w:szCs w:val="26"/>
               </w:rPr>
               <w:tab/>
             </w:r>
@@ -9644,8 +9823,8 @@
                 <w:b w:val="0"/>
                 <w:bCs w:val="0"/>
                 <w:webHidden/>
-                <w:sz w:val="24"/>
-                <w:szCs w:val="24"/>
+                <w:sz w:val="26"/>
+                <w:szCs w:val="26"/>
               </w:rPr>
               <w:fldChar w:fldCharType="begin"/>
             </w:r>
@@ -9654,18 +9833,18 @@
                 <w:b w:val="0"/>
                 <w:bCs w:val="0"/>
                 <w:webHidden/>
-                <w:sz w:val="24"/>
-                <w:szCs w:val="24"/>
-              </w:rPr>
-              <w:instrText xml:space="preserve"> PAGEREF _Toc228375938 \h </w:instrText>
+                <w:sz w:val="26"/>
+                <w:szCs w:val="26"/>
+              </w:rPr>
+              <w:instrText xml:space="preserve"> PAGEREF _Toc229230382 \h </w:instrText>
             </w:r>
             <w:r>
               <w:rPr>
                 <w:b w:val="0"/>
                 <w:bCs w:val="0"/>
                 <w:webHidden/>
-                <w:sz w:val="24"/>
-                <w:szCs w:val="24"/>
+                <w:sz w:val="26"/>
+                <w:szCs w:val="26"/>
               </w:rPr>
             </w:r>
             <w:r>
@@ -9673,8 +9852,8 @@
                 <w:b w:val="0"/>
                 <w:bCs w:val="0"/>
                 <w:webHidden/>
-                <w:sz w:val="24"/>
-                <w:szCs w:val="24"/>
+                <w:sz w:val="26"/>
+                <w:szCs w:val="26"/>
               </w:rPr>
               <w:fldChar w:fldCharType="separate"/>
             </w:r>
@@ -9683,18 +9862,18 @@
                 <w:b w:val="0"/>
                 <w:bCs w:val="0"/>
                 <w:webHidden/>
-                <w:sz w:val="24"/>
-                <w:szCs w:val="24"/>
-              </w:rPr>
-              <w:t>21</w:t>
+                <w:sz w:val="26"/>
+                <w:szCs w:val="26"/>
+              </w:rPr>
+              <w:t>20</w:t>
             </w:r>
             <w:r>
               <w:rPr>
                 <w:b w:val="0"/>
                 <w:bCs w:val="0"/>
                 <w:webHidden/>
-                <w:sz w:val="24"/>
-                <w:szCs w:val="24"/>
+                <w:sz w:val="26"/>
+                <w:szCs w:val="26"/>
               </w:rPr>
               <w:fldChar w:fldCharType="end"/>
             </w:r>
@@ -9702,6 +9881,7 @@
         </w:p>
         <w:p>
           <w:pPr>
+            <w:spacing w:after="0" w:line="360" w:lineRule="auto"/>
             <w:rPr>
               <w:rFonts w:ascii="Times New Roman" w:hAnsi="Times New Roman" w:cs="Times New Roman"/>
             </w:rPr>
@@ -9710,6 +9890,8 @@
             <w:rPr>
               <w:rFonts w:ascii="Times New Roman" w:hAnsi="Times New Roman" w:cs="Times New Roman"/>
               <w:noProof/>
+              <w:sz w:val="26"/>
+              <w:szCs w:val="26"/>
             </w:rPr>
             <w:fldChar w:fldCharType="end"/>
           </w:r>
@@ -9750,91 +9932,15 @@
           <w:sz w:val="26"/>
           <w:szCs w:val="26"/>
         </w:rPr>
-      </w:pPr>
-      <w:bookmarkStart w:id="0" w:name="_Toc228375892"/>
-      <w:r>
-        <w:rPr>
-          <w:rFonts w:ascii="Times New Roman" w:hAnsi="Times New Roman" w:cs="Times New Roman"/>
-          <w:b/>
-          <w:sz w:val="26"/>
-          <w:szCs w:val="26"/>
-        </w:rPr>
-        <w:lastRenderedPageBreak/>
-        <w:t>MỤC ĐÍCH TÀI LIÊU</w:t>
-      </w:r>
-      <w:bookmarkEnd w:id="0"/>
-    </w:p>
-    <w:p>
-      <w:pPr>
-        <w:pStyle w:val="ListParagraph"/>
-        <w:numPr>
-          <w:ilvl w:val="0"/>
-          <w:numId w:val="3"/>
-        </w:numPr>
-        <w:spacing w:after="0" w:line="360" w:lineRule="auto"/>
-        <w:jc w:val="both"/>
-        <w:rPr>
-          <w:rFonts w:ascii="Times New Roman" w:hAnsi="Times New Roman" w:cs="Times New Roman"/>
-          <w:sz w:val="26"/>
-          <w:szCs w:val="26"/>
-        </w:rPr>
-      </w:pPr>
-      <w:r>
-        <w:rPr>
-          <w:rFonts w:ascii="Times New Roman" w:hAnsi="Times New Roman" w:cs="Times New Roman"/>
-          <w:sz w:val="26"/>
-          <w:szCs w:val="26"/>
-        </w:rPr>
-        <w:t>Tài liệu này sẽ chỉ định các đặc tính của “Xây dựng hệ thống cổng kết nối trường học, phụ huynh và học sinh tích hợp AI hỗ trợ các công việc quản lý và tra cứu thông tin” sẽ được phát triển. Khách hàng và các bên liên quan sẽ sử dụng tài liệu này để đảm bảo tính đầy đủ và chính xác của các yêu cầu hệ thống, bao gồm yêu cầu chức năng và các yêu cầu về chất lượng.</w:t>
-      </w:r>
-    </w:p>
-    <w:p>
-      <w:pPr>
-        <w:pStyle w:val="ListParagraph"/>
-        <w:numPr>
-          <w:ilvl w:val="0"/>
-          <w:numId w:val="3"/>
-        </w:numPr>
-        <w:spacing w:after="0" w:line="360" w:lineRule="auto"/>
-        <w:jc w:val="both"/>
-        <w:rPr>
-          <w:rFonts w:ascii="Times New Roman" w:hAnsi="Times New Roman" w:cs="Times New Roman"/>
-          <w:sz w:val="26"/>
-          <w:szCs w:val="26"/>
-        </w:rPr>
-      </w:pPr>
-      <w:r>
-        <w:rPr>
-          <w:rFonts w:ascii="Times New Roman" w:hAnsi="Times New Roman" w:cs="Times New Roman"/>
-          <w:sz w:val="26"/>
-          <w:szCs w:val="26"/>
-        </w:rPr>
-        <w:t>Tài liệu này thảo luận về hướng phát triển của hệ thống, đồng thời hỗ trợ việc điều chỉnh các yêu cầu sử dụng sao cho phù hợp với nhu cầu thực tế.</w:t>
-      </w:r>
-    </w:p>
-    <w:p>
-      <w:pPr>
-        <w:pStyle w:val="ListParagraph"/>
-        <w:numPr>
-          <w:ilvl w:val="0"/>
-          <w:numId w:val="3"/>
-        </w:numPr>
-        <w:spacing w:after="0" w:line="360" w:lineRule="auto"/>
-        <w:jc w:val="both"/>
-        <w:rPr>
-          <w:rFonts w:ascii="Times New Roman" w:hAnsi="Times New Roman" w:cs="Times New Roman"/>
-          <w:sz w:val="26"/>
-          <w:szCs w:val="26"/>
-        </w:rPr>
-      </w:pPr>
-      <w:r>
-        <w:rPr>
-          <w:rFonts w:ascii="Times New Roman" w:hAnsi="Times New Roman" w:cs="Times New Roman"/>
-          <w:sz w:val="26"/>
-          <w:szCs w:val="26"/>
-        </w:rPr>
-        <w:t>Đối tượng sử dụng của tài liệu này bao gồm khách hàng (nhà trường), giảng viên hướng dẫn và bất kỳ nhóm phát triển phần mềm nào trong tương lai có nhu cầu mở rộng hệ thống.</w:t>
-      </w:r>
+        <w:sectPr>
+          <w:footerReference w:type="default" r:id="rId11"/>
+          <w:pgSz w:w="11907" w:h="16839" w:code="9"/>
+          <w:pgMar w:top="1134" w:right="851" w:bottom="1134" w:left="1701" w:header="720" w:footer="680" w:gutter="0"/>
+          <w:pgNumType w:start="1"/>
+          <w:cols w:space="720"/>
+          <w:docGrid w:linePitch="360"/>
+        </w:sectPr>
+      </w:pPr>
     </w:p>
     <w:p>
       <w:pPr>
@@ -9853,7 +9959,109 @@
           <w:szCs w:val="26"/>
         </w:rPr>
       </w:pPr>
-      <w:bookmarkStart w:id="1" w:name="_Toc228375893"/>
+      <w:bookmarkStart w:id="0" w:name="_Toc229230336"/>
+      <w:r>
+        <w:rPr>
+          <w:rFonts w:ascii="Times New Roman" w:hAnsi="Times New Roman" w:cs="Times New Roman"/>
+          <w:b/>
+          <w:sz w:val="26"/>
+          <w:szCs w:val="26"/>
+        </w:rPr>
+        <w:lastRenderedPageBreak/>
+        <w:t>MỤC ĐÍCH TÀI LIÊU</w:t>
+      </w:r>
+      <w:bookmarkEnd w:id="0"/>
+    </w:p>
+    <w:p>
+      <w:pPr>
+        <w:pStyle w:val="ListParagraph"/>
+        <w:numPr>
+          <w:ilvl w:val="0"/>
+          <w:numId w:val="3"/>
+        </w:numPr>
+        <w:spacing w:after="0" w:line="360" w:lineRule="auto"/>
+        <w:jc w:val="both"/>
+        <w:rPr>
+          <w:rFonts w:ascii="Times New Roman" w:hAnsi="Times New Roman" w:cs="Times New Roman"/>
+          <w:sz w:val="26"/>
+          <w:szCs w:val="26"/>
+        </w:rPr>
+      </w:pPr>
+      <w:r>
+        <w:rPr>
+          <w:rFonts w:ascii="Times New Roman" w:hAnsi="Times New Roman" w:cs="Times New Roman"/>
+          <w:sz w:val="26"/>
+          <w:szCs w:val="26"/>
+        </w:rPr>
+        <w:t>Tài liệu này sẽ chỉ định các đặc tính của “Xây dựng hệ thống cổng kết nối trường học, phụ huynh và học sinh tích hợp AI hỗ trợ các công việc quản lý và tra cứu thông tin” sẽ được phát triển. Khách hàng và các bên liên quan sẽ sử dụng tài liệu này để đảm bảo tính đầy đủ và chính xác của các yêu cầu hệ thống, bao gồm yêu cầu chức năng và các yêu cầu về chất lượng.</w:t>
+      </w:r>
+    </w:p>
+    <w:p>
+      <w:pPr>
+        <w:pStyle w:val="ListParagraph"/>
+        <w:numPr>
+          <w:ilvl w:val="0"/>
+          <w:numId w:val="3"/>
+        </w:numPr>
+        <w:spacing w:after="0" w:line="360" w:lineRule="auto"/>
+        <w:jc w:val="both"/>
+        <w:rPr>
+          <w:rFonts w:ascii="Times New Roman" w:hAnsi="Times New Roman" w:cs="Times New Roman"/>
+          <w:sz w:val="26"/>
+          <w:szCs w:val="26"/>
+        </w:rPr>
+      </w:pPr>
+      <w:r>
+        <w:rPr>
+          <w:rFonts w:ascii="Times New Roman" w:hAnsi="Times New Roman" w:cs="Times New Roman"/>
+          <w:sz w:val="26"/>
+          <w:szCs w:val="26"/>
+        </w:rPr>
+        <w:t>Tài liệu này thảo luận về hướng phát triển của hệ thống, đồng thời hỗ trợ việc điều chỉnh các yêu cầu sử dụng sao cho phù hợp với nhu cầu thực tế.</w:t>
+      </w:r>
+    </w:p>
+    <w:p>
+      <w:pPr>
+        <w:pStyle w:val="ListParagraph"/>
+        <w:numPr>
+          <w:ilvl w:val="0"/>
+          <w:numId w:val="3"/>
+        </w:numPr>
+        <w:spacing w:after="0" w:line="360" w:lineRule="auto"/>
+        <w:jc w:val="both"/>
+        <w:rPr>
+          <w:rFonts w:ascii="Times New Roman" w:hAnsi="Times New Roman" w:cs="Times New Roman"/>
+          <w:sz w:val="26"/>
+          <w:szCs w:val="26"/>
+        </w:rPr>
+      </w:pPr>
+      <w:r>
+        <w:rPr>
+          <w:rFonts w:ascii="Times New Roman" w:hAnsi="Times New Roman" w:cs="Times New Roman"/>
+          <w:sz w:val="26"/>
+          <w:szCs w:val="26"/>
+        </w:rPr>
+        <w:t>Đối tượng sử dụng của tài liệu này bao gồm khách hàng (nhà trường), giảng viên hướng dẫn và bất kỳ nhóm phát triển phần mềm nào trong tương lai có nhu cầu mở rộng hệ thống.</w:t>
+      </w:r>
+    </w:p>
+    <w:p>
+      <w:pPr>
+        <w:pStyle w:val="ListParagraph"/>
+        <w:numPr>
+          <w:ilvl w:val="0"/>
+          <w:numId w:val="1"/>
+        </w:numPr>
+        <w:spacing w:after="0" w:line="360" w:lineRule="auto"/>
+        <w:jc w:val="both"/>
+        <w:outlineLvl w:val="0"/>
+        <w:rPr>
+          <w:rFonts w:ascii="Times New Roman" w:hAnsi="Times New Roman" w:cs="Times New Roman"/>
+          <w:b/>
+          <w:sz w:val="26"/>
+          <w:szCs w:val="26"/>
+        </w:rPr>
+      </w:pPr>
+      <w:bookmarkStart w:id="1" w:name="_Toc229230337"/>
       <w:r>
         <w:rPr>
           <w:rFonts w:ascii="Times New Roman" w:hAnsi="Times New Roman" w:cs="Times New Roman"/>
@@ -9996,7 +10204,7 @@
           <w:szCs w:val="26"/>
         </w:rPr>
       </w:pPr>
-      <w:bookmarkStart w:id="2" w:name="_Toc228375894"/>
+      <w:bookmarkStart w:id="2" w:name="_Toc229230338"/>
       <w:r>
         <w:rPr>
           <w:rFonts w:ascii="Times New Roman" w:hAnsi="Times New Roman" w:cs="Times New Roman"/>
@@ -10163,7 +10371,7 @@
           <w:szCs w:val="26"/>
         </w:rPr>
       </w:pPr>
-      <w:bookmarkStart w:id="3" w:name="_Toc228375895"/>
+      <w:bookmarkStart w:id="3" w:name="_Toc229230339"/>
       <w:r>
         <w:rPr>
           <w:rFonts w:ascii="Times New Roman" w:hAnsi="Times New Roman" w:cs="Times New Roman"/>
@@ -10282,8 +10490,8 @@
           <w:szCs w:val="26"/>
         </w:rPr>
       </w:pPr>
-      <w:bookmarkStart w:id="4" w:name="_Toc228375896"/>
-      <w:bookmarkStart w:id="5" w:name="_Hlk178772877"/>
+      <w:bookmarkStart w:id="4" w:name="_Hlk178772877"/>
+      <w:bookmarkStart w:id="5" w:name="_Toc229230340"/>
       <w:r>
         <w:rPr>
           <w:rFonts w:ascii="Times New Roman" w:hAnsi="Times New Roman" w:cs="Times New Roman"/>
@@ -10294,7 +10502,7 @@
         <w:lastRenderedPageBreak/>
         <w:t>USER STORY TRONG HỆ THỐNG</w:t>
       </w:r>
-      <w:bookmarkEnd w:id="4"/>
+      <w:bookmarkEnd w:id="5"/>
     </w:p>
     <w:p>
       <w:pPr>
@@ -10313,7 +10521,7 @@
           <w:szCs w:val="26"/>
         </w:rPr>
       </w:pPr>
-      <w:bookmarkStart w:id="6" w:name="_Toc228375897"/>
+      <w:bookmarkStart w:id="6" w:name="_Toc229230341"/>
       <w:r>
         <w:rPr>
           <w:rFonts w:ascii="Times New Roman" w:eastAsia="Calibri" w:hAnsi="Times New Roman" w:cs="Times New Roman"/>
@@ -10728,7 +10936,7 @@
           <w:szCs w:val="26"/>
         </w:rPr>
       </w:pPr>
-      <w:bookmarkStart w:id="7" w:name="_Toc228375898"/>
+      <w:bookmarkStart w:id="7" w:name="_Toc229230342"/>
       <w:r>
         <w:rPr>
           <w:rFonts w:ascii="Times New Roman" w:eastAsia="Calibri" w:hAnsi="Times New Roman" w:cs="Times New Roman"/>
@@ -11086,7 +11294,7 @@
           <w:lang w:val="vi-VN"/>
         </w:rPr>
       </w:pPr>
-      <w:bookmarkStart w:id="8" w:name="_Toc228375899"/>
+      <w:bookmarkStart w:id="8" w:name="_Toc229230343"/>
       <w:r>
         <w:rPr>
           <w:rFonts w:ascii="Times New Roman" w:eastAsia="Calibri" w:hAnsi="Times New Roman" w:cs="Times New Roman"/>
@@ -11491,7 +11699,7 @@
           <w:szCs w:val="26"/>
         </w:rPr>
       </w:pPr>
-      <w:bookmarkStart w:id="9" w:name="_Toc228375900"/>
+      <w:bookmarkStart w:id="9" w:name="_Toc229230344"/>
       <w:r>
         <w:rPr>
           <w:rFonts w:ascii="Times New Roman" w:eastAsia="Calibri" w:hAnsi="Times New Roman" w:cs="Times New Roman"/>
@@ -11870,7 +12078,7 @@
           <w:szCs w:val="26"/>
         </w:rPr>
       </w:pPr>
-      <w:bookmarkStart w:id="10" w:name="_Toc228375901"/>
+      <w:bookmarkStart w:id="10" w:name="_Toc229230345"/>
       <w:r>
         <w:rPr>
           <w:rFonts w:ascii="Times New Roman" w:eastAsia="Calibri" w:hAnsi="Times New Roman" w:cs="Times New Roman"/>
@@ -12354,7 +12562,7 @@
           <w:szCs w:val="26"/>
         </w:rPr>
       </w:pPr>
-      <w:bookmarkStart w:id="11" w:name="_Toc228375902"/>
+      <w:bookmarkStart w:id="11" w:name="_Toc229230346"/>
       <w:r>
         <w:rPr>
           <w:rFonts w:ascii="Times New Roman" w:eastAsia="Calibri" w:hAnsi="Times New Roman" w:cs="Times New Roman"/>
@@ -12843,7 +13051,7 @@
           <w:szCs w:val="26"/>
         </w:rPr>
       </w:pPr>
-      <w:bookmarkStart w:id="12" w:name="_Toc228375903"/>
+      <w:bookmarkStart w:id="12" w:name="_Toc229230347"/>
       <w:r>
         <w:rPr>
           <w:rFonts w:ascii="Times New Roman" w:eastAsia="Calibri" w:hAnsi="Times New Roman" w:cs="Times New Roman"/>
@@ -13214,7 +13422,7 @@
           <w:szCs w:val="26"/>
         </w:rPr>
       </w:pPr>
-      <w:bookmarkStart w:id="14" w:name="_Toc228375904"/>
+      <w:bookmarkStart w:id="14" w:name="_Toc229230348"/>
       <w:r>
         <w:rPr>
           <w:rFonts w:ascii="Times New Roman" w:eastAsia="Calibri" w:hAnsi="Times New Roman" w:cs="Times New Roman"/>
@@ -13651,7 +13859,7 @@
           <w:szCs w:val="26"/>
         </w:rPr>
       </w:pPr>
-      <w:bookmarkStart w:id="15" w:name="_Toc228375905"/>
+      <w:bookmarkStart w:id="15" w:name="_Toc229230349"/>
       <w:r>
         <w:rPr>
           <w:rFonts w:ascii="Times New Roman" w:eastAsia="Calibri" w:hAnsi="Times New Roman" w:cs="Times New Roman"/>
@@ -14122,7 +14330,7 @@
           <w:szCs w:val="26"/>
         </w:rPr>
       </w:pPr>
-      <w:bookmarkStart w:id="16" w:name="_Toc228375906"/>
+      <w:bookmarkStart w:id="16" w:name="_Toc229230350"/>
       <w:r>
         <w:rPr>
           <w:rFonts w:ascii="Times New Roman" w:eastAsia="Calibri" w:hAnsi="Times New Roman" w:cs="Times New Roman"/>
@@ -14587,7 +14795,7 @@
           <w:szCs w:val="26"/>
         </w:rPr>
       </w:pPr>
-      <w:bookmarkStart w:id="17" w:name="_Toc228375907"/>
+      <w:bookmarkStart w:id="17" w:name="_Toc229230351"/>
       <w:r>
         <w:rPr>
           <w:rFonts w:ascii="Times New Roman" w:eastAsia="Calibri" w:hAnsi="Times New Roman" w:cs="Times New Roman"/>
@@ -15169,8 +15377,8 @@
           <w:szCs w:val="26"/>
         </w:rPr>
       </w:pPr>
-      <w:bookmarkStart w:id="18" w:name="_Toc228375908"/>
-      <w:bookmarkStart w:id="19" w:name="_Hlk183638458"/>
+      <w:bookmarkStart w:id="18" w:name="_Hlk183638458"/>
+      <w:bookmarkStart w:id="19" w:name="_Toc229230352"/>
       <w:r>
         <w:rPr>
           <w:rFonts w:ascii="Times New Roman" w:eastAsia="Calibri" w:hAnsi="Times New Roman" w:cs="Times New Roman"/>
@@ -15207,7 +15415,7 @@
         </w:rPr>
         <w:t>Quản lý danh mục môn học</w:t>
       </w:r>
-      <w:bookmarkEnd w:id="18"/>
+      <w:bookmarkEnd w:id="19"/>
     </w:p>
     <w:tbl>
       <w:tblPr>
@@ -15607,7 +15815,7 @@
           </w:p>
         </w:tc>
       </w:tr>
-      <w:bookmarkEnd w:id="19"/>
+      <w:bookmarkEnd w:id="18"/>
     </w:tbl>
     <w:p>
       <w:pPr>
@@ -15637,8 +15845,8 @@
           <w:szCs w:val="26"/>
         </w:rPr>
       </w:pPr>
-      <w:bookmarkStart w:id="20" w:name="_Toc228375909"/>
-      <w:bookmarkEnd w:id="5"/>
+      <w:bookmarkStart w:id="20" w:name="_Toc229230353"/>
+      <w:bookmarkEnd w:id="4"/>
       <w:r>
         <w:rPr>
           <w:rFonts w:ascii="Times New Roman" w:eastAsia="Calibri" w:hAnsi="Times New Roman" w:cs="Times New Roman"/>
@@ -16113,7 +16321,7 @@
           <w:szCs w:val="26"/>
         </w:rPr>
       </w:pPr>
-      <w:bookmarkStart w:id="21" w:name="_Toc228375910"/>
+      <w:bookmarkStart w:id="21" w:name="_Toc229230354"/>
       <w:r>
         <w:rPr>
           <w:rFonts w:ascii="Times New Roman" w:eastAsia="Calibri" w:hAnsi="Times New Roman" w:cs="Times New Roman"/>
@@ -16540,7 +16748,7 @@
           <w:szCs w:val="26"/>
         </w:rPr>
       </w:pPr>
-      <w:bookmarkStart w:id="22" w:name="_Toc228375911"/>
+      <w:bookmarkStart w:id="22" w:name="_Toc229230355"/>
       <w:r>
         <w:rPr>
           <w:rFonts w:ascii="Times New Roman" w:eastAsia="Calibri" w:hAnsi="Times New Roman" w:cs="Times New Roman"/>
@@ -16977,7 +17185,7 @@
           <w:szCs w:val="26"/>
         </w:rPr>
       </w:pPr>
-      <w:bookmarkStart w:id="23" w:name="_Toc228375912"/>
+      <w:bookmarkStart w:id="23" w:name="_Toc229230356"/>
       <w:r>
         <w:rPr>
           <w:rFonts w:ascii="Times New Roman" w:eastAsia="Calibri" w:hAnsi="Times New Roman" w:cs="Times New Roman"/>
@@ -17441,7 +17649,7 @@
           <w:szCs w:val="26"/>
         </w:rPr>
       </w:pPr>
-      <w:bookmarkStart w:id="24" w:name="_Toc228375913"/>
+      <w:bookmarkStart w:id="24" w:name="_Toc229230357"/>
       <w:r>
         <w:rPr>
           <w:rFonts w:ascii="Times New Roman" w:eastAsia="Calibri" w:hAnsi="Times New Roman" w:cs="Times New Roman"/>
@@ -17812,8 +18020,8 @@
           <w:szCs w:val="26"/>
         </w:rPr>
       </w:pPr>
-      <w:bookmarkStart w:id="25" w:name="_Toc228375914"/>
-      <w:bookmarkStart w:id="26" w:name="_Hlk179233457"/>
+      <w:bookmarkStart w:id="25" w:name="_Hlk179233457"/>
+      <w:bookmarkStart w:id="26" w:name="_Toc229230358"/>
       <w:r>
         <w:rPr>
           <w:rFonts w:ascii="Times New Roman" w:hAnsi="Times New Roman" w:cs="Times New Roman"/>
@@ -17859,7 +18067,7 @@
         </w:rPr>
         <w:t>Xem danh sách lớp giảng dạy</w:t>
       </w:r>
-      <w:bookmarkEnd w:id="25"/>
+      <w:bookmarkEnd w:id="26"/>
     </w:p>
     <w:tbl>
       <w:tblPr>
@@ -18297,7 +18505,7 @@
         </w:rPr>
       </w:pPr>
       <w:bookmarkStart w:id="28" w:name="_Hlk179373801"/>
-      <w:bookmarkEnd w:id="26"/>
+      <w:bookmarkEnd w:id="25"/>
       <w:bookmarkEnd w:id="27"/>
     </w:p>
     <w:p>
@@ -18317,7 +18525,7 @@
           <w:szCs w:val="26"/>
         </w:rPr>
       </w:pPr>
-      <w:bookmarkStart w:id="29" w:name="_Toc228375915"/>
+      <w:bookmarkStart w:id="29" w:name="_Toc229230359"/>
       <w:r>
         <w:rPr>
           <w:rFonts w:ascii="Times New Roman" w:hAnsi="Times New Roman" w:cs="Times New Roman"/>
@@ -18834,7 +19042,7 @@
           <w:szCs w:val="26"/>
         </w:rPr>
       </w:pPr>
-      <w:bookmarkStart w:id="30" w:name="_Toc228375916"/>
+      <w:bookmarkStart w:id="30" w:name="_Toc229230360"/>
       <w:r>
         <w:rPr>
           <w:rFonts w:ascii="Times New Roman" w:hAnsi="Times New Roman" w:cs="Times New Roman"/>
@@ -19354,7 +19562,7 @@
           <w:szCs w:val="26"/>
         </w:rPr>
       </w:pPr>
-      <w:bookmarkStart w:id="32" w:name="_Toc228375917"/>
+      <w:bookmarkStart w:id="32" w:name="_Toc229230361"/>
       <w:r>
         <w:rPr>
           <w:rFonts w:ascii="Times New Roman" w:hAnsi="Times New Roman" w:cs="Times New Roman"/>
@@ -19858,7 +20066,7 @@
           <w:szCs w:val="26"/>
         </w:rPr>
       </w:pPr>
-      <w:bookmarkStart w:id="33" w:name="_Toc228375918"/>
+      <w:bookmarkStart w:id="33" w:name="_Toc229230362"/>
       <w:r>
         <w:rPr>
           <w:rFonts w:ascii="Times New Roman" w:hAnsi="Times New Roman" w:cs="Times New Roman"/>
@@ -20355,7 +20563,7 @@
           <w:szCs w:val="26"/>
         </w:rPr>
       </w:pPr>
-      <w:bookmarkStart w:id="35" w:name="_Toc228375919"/>
+      <w:bookmarkStart w:id="35" w:name="_Toc229230363"/>
       <w:r>
         <w:rPr>
           <w:rFonts w:ascii="Times New Roman" w:hAnsi="Times New Roman" w:cs="Times New Roman"/>
@@ -20854,7 +21062,7 @@
           <w:szCs w:val="26"/>
         </w:rPr>
       </w:pPr>
-      <w:bookmarkStart w:id="36" w:name="_Toc228375920"/>
+      <w:bookmarkStart w:id="36" w:name="_Toc229230364"/>
       <w:r>
         <w:rPr>
           <w:rFonts w:ascii="Times New Roman" w:hAnsi="Times New Roman" w:cs="Times New Roman"/>
@@ -21274,7 +21482,7 @@
           <w:szCs w:val="26"/>
         </w:rPr>
       </w:pPr>
-      <w:bookmarkStart w:id="37" w:name="_Toc228375921"/>
+      <w:bookmarkStart w:id="37" w:name="_Toc229230365"/>
       <w:r>
         <w:rPr>
           <w:rFonts w:ascii="Times New Roman" w:hAnsi="Times New Roman" w:cs="Times New Roman"/>
@@ -21772,7 +21980,7 @@
           <w:szCs w:val="26"/>
         </w:rPr>
       </w:pPr>
-      <w:bookmarkStart w:id="38" w:name="_Toc228375922"/>
+      <w:bookmarkStart w:id="38" w:name="_Toc229230366"/>
       <w:r>
         <w:rPr>
           <w:rFonts w:ascii="Times New Roman" w:hAnsi="Times New Roman" w:cs="Times New Roman"/>
@@ -22230,7 +22438,7 @@
           <w:szCs w:val="26"/>
         </w:rPr>
       </w:pPr>
-      <w:bookmarkStart w:id="39" w:name="_Toc228375923"/>
+      <w:bookmarkStart w:id="39" w:name="_Toc229230367"/>
       <w:r>
         <w:rPr>
           <w:rFonts w:ascii="Times New Roman" w:hAnsi="Times New Roman" w:cs="Times New Roman"/>
@@ -22694,7 +22902,7 @@
           <w:lang w:val="vi-VN"/>
         </w:rPr>
       </w:pPr>
-      <w:bookmarkStart w:id="40" w:name="_Toc228375924"/>
+      <w:bookmarkStart w:id="40" w:name="_Toc229230368"/>
       <w:r>
         <w:rPr>
           <w:rFonts w:ascii="Times New Roman" w:hAnsi="Times New Roman" w:cs="Times New Roman"/>
@@ -23139,7 +23347,7 @@
           <w:szCs w:val="26"/>
         </w:rPr>
       </w:pPr>
-      <w:bookmarkStart w:id="41" w:name="_Toc228375925"/>
+      <w:bookmarkStart w:id="41" w:name="_Toc229230369"/>
       <w:r>
         <w:rPr>
           <w:rFonts w:ascii="Times New Roman" w:hAnsi="Times New Roman" w:cs="Times New Roman"/>
@@ -23552,7 +23760,7 @@
           <w:szCs w:val="26"/>
         </w:rPr>
       </w:pPr>
-      <w:bookmarkStart w:id="42" w:name="_Toc228375926"/>
+      <w:bookmarkStart w:id="42" w:name="_Toc229230370"/>
       <w:r>
         <w:rPr>
           <w:rFonts w:ascii="Times New Roman" w:hAnsi="Times New Roman" w:cs="Times New Roman"/>
@@ -23988,7 +24196,7 @@
           <w:szCs w:val="26"/>
         </w:rPr>
       </w:pPr>
-      <w:bookmarkStart w:id="43" w:name="_Toc228375927"/>
+      <w:bookmarkStart w:id="43" w:name="_Toc229230371"/>
       <w:r>
         <w:rPr>
           <w:rFonts w:ascii="Times New Roman" w:hAnsi="Times New Roman" w:cs="Times New Roman"/>
@@ -24378,7 +24586,7 @@
           <w:szCs w:val="26"/>
         </w:rPr>
       </w:pPr>
-      <w:bookmarkStart w:id="44" w:name="_Toc228375928"/>
+      <w:bookmarkStart w:id="44" w:name="_Toc229230372"/>
       <w:r>
         <w:rPr>
           <w:rFonts w:ascii="Times New Roman" w:hAnsi="Times New Roman" w:cs="Times New Roman"/>
@@ -24799,7 +25007,7 @@
           <w:szCs w:val="26"/>
         </w:rPr>
       </w:pPr>
-      <w:bookmarkStart w:id="45" w:name="_Toc228375929"/>
+      <w:bookmarkStart w:id="45" w:name="_Toc229230373"/>
       <w:r>
         <w:rPr>
           <w:rFonts w:ascii="Times New Roman" w:hAnsi="Times New Roman" w:cs="Times New Roman"/>
@@ -25195,7 +25403,7 @@
           <w:szCs w:val="26"/>
         </w:rPr>
       </w:pPr>
-      <w:bookmarkStart w:id="46" w:name="_Toc228375930"/>
+      <w:bookmarkStart w:id="46" w:name="_Toc229230374"/>
       <w:r>
         <w:rPr>
           <w:rFonts w:ascii="Times New Roman" w:hAnsi="Times New Roman" w:cs="Times New Roman"/>
@@ -25630,7 +25838,7 @@
           <w:szCs w:val="26"/>
         </w:rPr>
       </w:pPr>
-      <w:bookmarkStart w:id="47" w:name="_Toc228375931"/>
+      <w:bookmarkStart w:id="47" w:name="_Toc229230375"/>
       <w:r>
         <w:rPr>
           <w:rFonts w:ascii="Times New Roman" w:hAnsi="Times New Roman" w:cs="Times New Roman"/>
@@ -26059,7 +26267,7 @@
           <w:szCs w:val="26"/>
         </w:rPr>
       </w:pPr>
-      <w:bookmarkStart w:id="48" w:name="_Toc228375932"/>
+      <w:bookmarkStart w:id="48" w:name="_Toc229230376"/>
       <w:r>
         <w:rPr>
           <w:rFonts w:ascii="Times New Roman" w:hAnsi="Times New Roman" w:cs="Times New Roman"/>
@@ -26426,7 +26634,7 @@
           <w:szCs w:val="26"/>
         </w:rPr>
       </w:pPr>
-      <w:bookmarkStart w:id="49" w:name="_Toc228375933"/>
+      <w:bookmarkStart w:id="49" w:name="_Toc229230377"/>
       <w:r>
         <w:rPr>
           <w:rFonts w:ascii="Times New Roman" w:hAnsi="Times New Roman" w:cs="Times New Roman"/>
@@ -26836,7 +27044,7 @@
           <w:szCs w:val="26"/>
         </w:rPr>
       </w:pPr>
-      <w:bookmarkStart w:id="50" w:name="_Toc228375934"/>
+      <w:bookmarkStart w:id="50" w:name="_Toc229230378"/>
       <w:r>
         <w:rPr>
           <w:rFonts w:ascii="Times New Roman" w:hAnsi="Times New Roman" w:cs="Times New Roman"/>
@@ -27242,7 +27450,7 @@
           <w:szCs w:val="26"/>
         </w:rPr>
       </w:pPr>
-      <w:bookmarkStart w:id="51" w:name="_Toc228375935"/>
+      <w:bookmarkStart w:id="51" w:name="_Toc229230379"/>
       <w:r>
         <w:rPr>
           <w:rFonts w:ascii="Times New Roman" w:hAnsi="Times New Roman" w:cs="Times New Roman"/>
@@ -27618,7 +27826,7 @@
           <w:szCs w:val="26"/>
         </w:rPr>
       </w:pPr>
-      <w:bookmarkStart w:id="52" w:name="_Toc228375936"/>
+      <w:bookmarkStart w:id="52" w:name="_Toc229230380"/>
       <w:r>
         <w:rPr>
           <w:rFonts w:ascii="Times New Roman" w:hAnsi="Times New Roman" w:cs="Times New Roman"/>
@@ -28022,7 +28230,7 @@
           <w:szCs w:val="26"/>
         </w:rPr>
       </w:pPr>
-      <w:bookmarkStart w:id="53" w:name="_Toc228375937"/>
+      <w:bookmarkStart w:id="53" w:name="_Toc229230381"/>
       <w:r>
         <w:rPr>
           <w:rFonts w:ascii="Times New Roman" w:hAnsi="Times New Roman" w:cs="Times New Roman"/>
@@ -28433,7 +28641,7 @@
           <w:szCs w:val="26"/>
         </w:rPr>
       </w:pPr>
-      <w:bookmarkStart w:id="54" w:name="_Toc228375938"/>
+      <w:bookmarkStart w:id="54" w:name="_Toc229230382"/>
       <w:r>
         <w:rPr>
           <w:rFonts w:ascii="Times New Roman" w:hAnsi="Times New Roman" w:cs="Times New Roman"/>
@@ -28851,6 +29059,12 @@
   <w:p>
     <w:pPr>
       <w:pStyle w:val="Footer"/>
+      <w:jc w:val="right"/>
+    </w:pPr>
+  </w:p>
+  <w:p>
+    <w:pPr>
+      <w:pStyle w:val="Footer"/>
       <w:pBdr>
         <w:top w:val="thinThickSmallGap" w:sz="24" w:space="1" w:color="622423" w:themeColor="accent2" w:themeShade="7F"/>
       </w:pBdr>
@@ -28858,6 +29072,7 @@
         <w:rFonts w:ascii="Times New Roman" w:eastAsiaTheme="majorEastAsia" w:hAnsi="Times New Roman" w:cs="Times New Roman"/>
         <w:sz w:val="26"/>
         <w:szCs w:val="26"/>
+        <w:lang w:val="vi-VN"/>
       </w:rPr>
     </w:pPr>
     <w:r>
@@ -28875,11 +29090,24 @@
         <w:szCs w:val="26"/>
       </w:rPr>
       <w:ptab w:relativeTo="margin" w:alignment="right" w:leader="none"/>
+    </w:r>
+    <w:r>
+      <w:rPr>
+        <w:rFonts w:ascii="Times New Roman" w:eastAsiaTheme="majorEastAsia" w:hAnsi="Times New Roman" w:cs="Times New Roman"/>
+        <w:sz w:val="26"/>
+        <w:szCs w:val="26"/>
+      </w:rPr>
+      <w:t xml:space="preserve"> </w:t>
     </w:r>
   </w:p>
   <w:p>
     <w:pPr>
       <w:pStyle w:val="Footer"/>
+      <w:tabs>
+        <w:tab w:val="clear" w:pos="4680"/>
+        <w:tab w:val="clear" w:pos="9360"/>
+        <w:tab w:val="left" w:pos="2863"/>
+      </w:tabs>
     </w:pPr>
   </w:p>
 </w:ftr>
@@ -28921,14 +29149,6 @@
         <w:szCs w:val="26"/>
       </w:rPr>
       <w:ptab w:relativeTo="margin" w:alignment="right" w:leader="none"/>
-    </w:r>
-    <w:r>
-      <w:rPr>
-        <w:rFonts w:ascii="Times New Roman" w:eastAsiaTheme="majorEastAsia" w:hAnsi="Times New Roman" w:cs="Times New Roman"/>
-        <w:sz w:val="26"/>
-        <w:szCs w:val="26"/>
-      </w:rPr>
-      <w:t xml:space="preserve"> </w:t>
     </w:r>
   </w:p>
   <w:p>
@@ -28979,14 +29199,6 @@
         <w:szCs w:val="26"/>
       </w:rPr>
       <w:ptab w:relativeTo="margin" w:alignment="right" w:leader="none"/>
-    </w:r>
-    <w:r>
-      <w:rPr>
-        <w:rFonts w:ascii="Times New Roman" w:eastAsiaTheme="majorEastAsia" w:hAnsi="Times New Roman" w:cs="Times New Roman"/>
-        <w:sz w:val="26"/>
-        <w:szCs w:val="26"/>
-      </w:rPr>
-      <w:t xml:space="preserve"> </w:t>
     </w:r>
     <w:r>
       <w:rPr>
